--- a/ProjectReport/Installation_and_User_Guide.docx
+++ b/ProjectReport/Installation_and_User_Guide.docx
@@ -131,13 +131,11 @@
           <w:r>
             <w:fldChar w:fldCharType="separate"/>
           </w:r>
-          <w:hyperlink w:anchor="_Toc228548638" w:history="1">
+          <w:hyperlink w:anchor="_Toc228625812" w:history="1">
             <w:r>
               <w:rPr>
                 <w:rStyle w:val="Hyperlink"/>
                 <w:rFonts w:ascii="Times New Roman" w:hAnsi="Times New Roman" w:cs="Times New Roman"/>
-                <w:b/>
-                <w:bCs/>
                 <w:noProof/>
               </w:rPr>
               <w:t>1. System Overview</w:t>
@@ -161,7 +159,7 @@
                 <w:noProof/>
                 <w:webHidden/>
               </w:rPr>
-              <w:instrText xml:space="preserve"> PAGEREF _Toc228548638 \h </w:instrText>
+              <w:instrText xml:space="preserve"> PAGEREF _Toc228625812 \h </w:instrText>
             </w:r>
             <w:r>
               <w:rPr>
@@ -201,13 +199,11 @@
               <w:szCs w:val="24"/>
             </w:rPr>
           </w:pPr>
-          <w:hyperlink w:anchor="_Toc228548639" w:history="1">
+          <w:hyperlink w:anchor="_Toc228625813" w:history="1">
             <w:r>
               <w:rPr>
                 <w:rStyle w:val="Hyperlink"/>
                 <w:rFonts w:ascii="Times New Roman" w:hAnsi="Times New Roman" w:cs="Times New Roman"/>
-                <w:b/>
-                <w:bCs/>
                 <w:noProof/>
               </w:rPr>
               <w:t>2. Prerequisites</w:t>
@@ -231,7 +227,7 @@
                 <w:noProof/>
                 <w:webHidden/>
               </w:rPr>
-              <w:instrText xml:space="preserve"> PAGEREF _Toc228548639 \h </w:instrText>
+              <w:instrText xml:space="preserve"> PAGEREF _Toc228625813 \h </w:instrText>
             </w:r>
             <w:r>
               <w:rPr>
@@ -271,13 +267,11 @@
               <w:szCs w:val="24"/>
             </w:rPr>
           </w:pPr>
-          <w:hyperlink w:anchor="_Toc228548640" w:history="1">
+          <w:hyperlink w:anchor="_Toc228625814" w:history="1">
             <w:r>
               <w:rPr>
                 <w:rStyle w:val="Hyperlink"/>
                 <w:rFonts w:ascii="Times New Roman" w:hAnsi="Times New Roman" w:cs="Times New Roman"/>
-                <w:b/>
-                <w:bCs/>
                 <w:noProof/>
               </w:rPr>
               <w:t>3. Installation</w:t>
@@ -301,7 +295,7 @@
                 <w:noProof/>
                 <w:webHidden/>
               </w:rPr>
-              <w:instrText xml:space="preserve"> PAGEREF _Toc228548640 \h </w:instrText>
+              <w:instrText xml:space="preserve"> PAGEREF _Toc228625814 \h </w:instrText>
             </w:r>
             <w:r>
               <w:rPr>
@@ -341,7 +335,7 @@
               <w:szCs w:val="24"/>
             </w:rPr>
           </w:pPr>
-          <w:hyperlink w:anchor="_Toc228548641" w:history="1">
+          <w:hyperlink w:anchor="_Toc228625815" w:history="1">
             <w:r>
               <w:rPr>
                 <w:rStyle w:val="Hyperlink"/>
@@ -369,7 +363,7 @@
                 <w:noProof/>
                 <w:webHidden/>
               </w:rPr>
-              <w:instrText xml:space="preserve"> PAGEREF _Toc228548641 \h </w:instrText>
+              <w:instrText xml:space="preserve"> PAGEREF _Toc228625815 \h </w:instrText>
             </w:r>
             <w:r>
               <w:rPr>
@@ -409,7 +403,7 @@
               <w:szCs w:val="24"/>
             </w:rPr>
           </w:pPr>
-          <w:hyperlink w:anchor="_Toc228548642" w:history="1">
+          <w:hyperlink w:anchor="_Toc228625816" w:history="1">
             <w:r>
               <w:rPr>
                 <w:rStyle w:val="Hyperlink"/>
@@ -437,7 +431,7 @@
                 <w:noProof/>
                 <w:webHidden/>
               </w:rPr>
-              <w:instrText xml:space="preserve"> PAGEREF _Toc228548642 \h </w:instrText>
+              <w:instrText xml:space="preserve"> PAGEREF _Toc228625816 \h </w:instrText>
             </w:r>
             <w:r>
               <w:rPr>
@@ -477,7 +471,7 @@
               <w:szCs w:val="24"/>
             </w:rPr>
           </w:pPr>
-          <w:hyperlink w:anchor="_Toc228548643" w:history="1">
+          <w:hyperlink w:anchor="_Toc228625817" w:history="1">
             <w:r>
               <w:rPr>
                 <w:rStyle w:val="Hyperlink"/>
@@ -505,7 +499,7 @@
                 <w:noProof/>
                 <w:webHidden/>
               </w:rPr>
-              <w:instrText xml:space="preserve"> PAGEREF _Toc228548643 \h </w:instrText>
+              <w:instrText xml:space="preserve"> PAGEREF _Toc228625817 \h </w:instrText>
             </w:r>
             <w:r>
               <w:rPr>
@@ -545,7 +539,7 @@
               <w:szCs w:val="24"/>
             </w:rPr>
           </w:pPr>
-          <w:hyperlink w:anchor="_Toc228548644" w:history="1">
+          <w:hyperlink w:anchor="_Toc228625818" w:history="1">
             <w:r>
               <w:rPr>
                 <w:rStyle w:val="Hyperlink"/>
@@ -573,7 +567,7 @@
                 <w:noProof/>
                 <w:webHidden/>
               </w:rPr>
-              <w:instrText xml:space="preserve"> PAGEREF _Toc228548644 \h </w:instrText>
+              <w:instrText xml:space="preserve"> PAGEREF _Toc228625818 \h </w:instrText>
             </w:r>
             <w:r>
               <w:rPr>
@@ -593,7 +587,7 @@
                 <w:noProof/>
                 <w:webHidden/>
               </w:rPr>
-              <w:t>7</w:t>
+              <w:t>8</w:t>
             </w:r>
             <w:r>
               <w:rPr>
@@ -613,7 +607,7 @@
               <w:szCs w:val="24"/>
             </w:rPr>
           </w:pPr>
-          <w:hyperlink w:anchor="_Toc228548645" w:history="1">
+          <w:hyperlink w:anchor="_Toc228625819" w:history="1">
             <w:r>
               <w:rPr>
                 <w:rStyle w:val="Hyperlink"/>
@@ -641,7 +635,7 @@
                 <w:noProof/>
                 <w:webHidden/>
               </w:rPr>
-              <w:instrText xml:space="preserve"> PAGEREF _Toc228548645 \h </w:instrText>
+              <w:instrText xml:space="preserve"> PAGEREF _Toc228625819 \h </w:instrText>
             </w:r>
             <w:r>
               <w:rPr>
@@ -661,7 +655,7 @@
                 <w:noProof/>
                 <w:webHidden/>
               </w:rPr>
-              <w:t>8</w:t>
+              <w:t>9</w:t>
             </w:r>
             <w:r>
               <w:rPr>
@@ -681,7 +675,7 @@
               <w:szCs w:val="24"/>
             </w:rPr>
           </w:pPr>
-          <w:hyperlink w:anchor="_Toc228548646" w:history="1">
+          <w:hyperlink w:anchor="_Toc228625820" w:history="1">
             <w:r>
               <w:rPr>
                 <w:rStyle w:val="Hyperlink"/>
@@ -709,7 +703,7 @@
                 <w:noProof/>
                 <w:webHidden/>
               </w:rPr>
-              <w:instrText xml:space="preserve"> PAGEREF _Toc228548646 \h </w:instrText>
+              <w:instrText xml:space="preserve"> PAGEREF _Toc228625820 \h </w:instrText>
             </w:r>
             <w:r>
               <w:rPr>
@@ -729,7 +723,7 @@
                 <w:noProof/>
                 <w:webHidden/>
               </w:rPr>
-              <w:t>8</w:t>
+              <w:t>9</w:t>
             </w:r>
             <w:r>
               <w:rPr>
@@ -749,7 +743,7 @@
               <w:szCs w:val="24"/>
             </w:rPr>
           </w:pPr>
-          <w:hyperlink w:anchor="_Toc228548647" w:history="1">
+          <w:hyperlink w:anchor="_Toc228625821" w:history="1">
             <w:r>
               <w:rPr>
                 <w:rStyle w:val="Hyperlink"/>
@@ -777,7 +771,7 @@
                 <w:noProof/>
                 <w:webHidden/>
               </w:rPr>
-              <w:instrText xml:space="preserve"> PAGEREF _Toc228548647 \h </w:instrText>
+              <w:instrText xml:space="preserve"> PAGEREF _Toc228625821 \h </w:instrText>
             </w:r>
             <w:r>
               <w:rPr>
@@ -797,7 +791,7 @@
                 <w:noProof/>
                 <w:webHidden/>
               </w:rPr>
-              <w:t>8</w:t>
+              <w:t>9</w:t>
             </w:r>
             <w:r>
               <w:rPr>
@@ -817,7 +811,7 @@
               <w:szCs w:val="24"/>
             </w:rPr>
           </w:pPr>
-          <w:hyperlink w:anchor="_Toc228548648" w:history="1">
+          <w:hyperlink w:anchor="_Toc228625822" w:history="1">
             <w:r>
               <w:rPr>
                 <w:rStyle w:val="Hyperlink"/>
@@ -845,7 +839,7 @@
                 <w:noProof/>
                 <w:webHidden/>
               </w:rPr>
-              <w:instrText xml:space="preserve"> PAGEREF _Toc228548648 \h </w:instrText>
+              <w:instrText xml:space="preserve"> PAGEREF _Toc228625822 \h </w:instrText>
             </w:r>
             <w:r>
               <w:rPr>
@@ -865,7 +859,7 @@
                 <w:noProof/>
                 <w:webHidden/>
               </w:rPr>
-              <w:t>8</w:t>
+              <w:t>9</w:t>
             </w:r>
             <w:r>
               <w:rPr>
@@ -885,13 +879,11 @@
               <w:szCs w:val="24"/>
             </w:rPr>
           </w:pPr>
-          <w:hyperlink w:anchor="_Toc228548649" w:history="1">
+          <w:hyperlink w:anchor="_Toc228625823" w:history="1">
             <w:r>
               <w:rPr>
                 <w:rStyle w:val="Hyperlink"/>
                 <w:rFonts w:ascii="Times New Roman" w:hAnsi="Times New Roman" w:cs="Times New Roman"/>
-                <w:b/>
-                <w:bCs/>
                 <w:noProof/>
               </w:rPr>
               <w:t>5. User Guide</w:t>
@@ -915,7 +907,7 @@
                 <w:noProof/>
                 <w:webHidden/>
               </w:rPr>
-              <w:instrText xml:space="preserve"> PAGEREF _Toc228548649 \h </w:instrText>
+              <w:instrText xml:space="preserve"> PAGEREF _Toc228625823 \h </w:instrText>
             </w:r>
             <w:r>
               <w:rPr>
@@ -935,7 +927,7 @@
                 <w:noProof/>
                 <w:webHidden/>
               </w:rPr>
-              <w:t>9</w:t>
+              <w:t>10</w:t>
             </w:r>
             <w:r>
               <w:rPr>
@@ -955,7 +947,7 @@
               <w:szCs w:val="24"/>
             </w:rPr>
           </w:pPr>
-          <w:hyperlink w:anchor="_Toc228548650" w:history="1">
+          <w:hyperlink w:anchor="_Toc228625824" w:history="1">
             <w:r>
               <w:rPr>
                 <w:rStyle w:val="Hyperlink"/>
@@ -983,7 +975,7 @@
                 <w:noProof/>
                 <w:webHidden/>
               </w:rPr>
-              <w:instrText xml:space="preserve"> PAGEREF _Toc228548650 \h </w:instrText>
+              <w:instrText xml:space="preserve"> PAGEREF _Toc228625824 \h </w:instrText>
             </w:r>
             <w:r>
               <w:rPr>
@@ -1003,7 +995,7 @@
                 <w:noProof/>
                 <w:webHidden/>
               </w:rPr>
-              <w:t>9</w:t>
+              <w:t>10</w:t>
             </w:r>
             <w:r>
               <w:rPr>
@@ -1023,7 +1015,7 @@
               <w:szCs w:val="24"/>
             </w:rPr>
           </w:pPr>
-          <w:hyperlink w:anchor="_Toc228548651" w:history="1">
+          <w:hyperlink w:anchor="_Toc228625825" w:history="1">
             <w:r>
               <w:rPr>
                 <w:rStyle w:val="Hyperlink"/>
@@ -1051,7 +1043,7 @@
                 <w:noProof/>
                 <w:webHidden/>
               </w:rPr>
-              <w:instrText xml:space="preserve"> PAGEREF _Toc228548651 \h </w:instrText>
+              <w:instrText xml:space="preserve"> PAGEREF _Toc228625825 \h </w:instrText>
             </w:r>
             <w:r>
               <w:rPr>
@@ -1071,7 +1063,7 @@
                 <w:noProof/>
                 <w:webHidden/>
               </w:rPr>
-              <w:t>9</w:t>
+              <w:t>10</w:t>
             </w:r>
             <w:r>
               <w:rPr>
@@ -1091,7 +1083,7 @@
               <w:szCs w:val="24"/>
             </w:rPr>
           </w:pPr>
-          <w:hyperlink w:anchor="_Toc228548652" w:history="1">
+          <w:hyperlink w:anchor="_Toc228625826" w:history="1">
             <w:r>
               <w:rPr>
                 <w:rStyle w:val="Hyperlink"/>
@@ -1119,7 +1111,7 @@
                 <w:noProof/>
                 <w:webHidden/>
               </w:rPr>
-              <w:instrText xml:space="preserve"> PAGEREF _Toc228548652 \h </w:instrText>
+              <w:instrText xml:space="preserve"> PAGEREF _Toc228625826 \h </w:instrText>
             </w:r>
             <w:r>
               <w:rPr>
@@ -1139,7 +1131,7 @@
                 <w:noProof/>
                 <w:webHidden/>
               </w:rPr>
-              <w:t>10</w:t>
+              <w:t>11</w:t>
             </w:r>
             <w:r>
               <w:rPr>
@@ -1159,7 +1151,7 @@
               <w:szCs w:val="24"/>
             </w:rPr>
           </w:pPr>
-          <w:hyperlink w:anchor="_Toc228548653" w:history="1">
+          <w:hyperlink w:anchor="_Toc228625827" w:history="1">
             <w:r>
               <w:rPr>
                 <w:rStyle w:val="Hyperlink"/>
@@ -1187,7 +1179,7 @@
                 <w:noProof/>
                 <w:webHidden/>
               </w:rPr>
-              <w:instrText xml:space="preserve"> PAGEREF _Toc228548653 \h </w:instrText>
+              <w:instrText xml:space="preserve"> PAGEREF _Toc228625827 \h </w:instrText>
             </w:r>
             <w:r>
               <w:rPr>
@@ -1207,7 +1199,7 @@
                 <w:noProof/>
                 <w:webHidden/>
               </w:rPr>
-              <w:t>11</w:t>
+              <w:t>12</w:t>
             </w:r>
             <w:r>
               <w:rPr>
@@ -1227,7 +1219,7 @@
               <w:szCs w:val="24"/>
             </w:rPr>
           </w:pPr>
-          <w:hyperlink w:anchor="_Toc228548654" w:history="1">
+          <w:hyperlink w:anchor="_Toc228625828" w:history="1">
             <w:r>
               <w:rPr>
                 <w:rStyle w:val="Hyperlink"/>
@@ -1255,7 +1247,7 @@
                 <w:noProof/>
                 <w:webHidden/>
               </w:rPr>
-              <w:instrText xml:space="preserve"> PAGEREF _Toc228548654 \h </w:instrText>
+              <w:instrText xml:space="preserve"> PAGEREF _Toc228625828 \h </w:instrText>
             </w:r>
             <w:r>
               <w:rPr>
@@ -1275,7 +1267,7 @@
                 <w:noProof/>
                 <w:webHidden/>
               </w:rPr>
-              <w:t>12</w:t>
+              <w:t>13</w:t>
             </w:r>
             <w:r>
               <w:rPr>
@@ -1295,7 +1287,7 @@
               <w:szCs w:val="24"/>
             </w:rPr>
           </w:pPr>
-          <w:hyperlink w:anchor="_Toc228548655" w:history="1">
+          <w:hyperlink w:anchor="_Toc228625829" w:history="1">
             <w:r>
               <w:rPr>
                 <w:rStyle w:val="Hyperlink"/>
@@ -1323,7 +1315,7 @@
                 <w:noProof/>
                 <w:webHidden/>
               </w:rPr>
-              <w:instrText xml:space="preserve"> PAGEREF _Toc228548655 \h </w:instrText>
+              <w:instrText xml:space="preserve"> PAGEREF _Toc228625829 \h </w:instrText>
             </w:r>
             <w:r>
               <w:rPr>
@@ -1343,7 +1335,7 @@
                 <w:noProof/>
                 <w:webHidden/>
               </w:rPr>
-              <w:t>13</w:t>
+              <w:t>14</w:t>
             </w:r>
             <w:r>
               <w:rPr>
@@ -1363,7 +1355,7 @@
               <w:szCs w:val="24"/>
             </w:rPr>
           </w:pPr>
-          <w:hyperlink w:anchor="_Toc228548656" w:history="1">
+          <w:hyperlink w:anchor="_Toc228625830" w:history="1">
             <w:r>
               <w:rPr>
                 <w:rStyle w:val="Hyperlink"/>
@@ -1391,7 +1383,7 @@
                 <w:noProof/>
                 <w:webHidden/>
               </w:rPr>
-              <w:instrText xml:space="preserve"> PAGEREF _Toc228548656 \h </w:instrText>
+              <w:instrText xml:space="preserve"> PAGEREF _Toc228625830 \h </w:instrText>
             </w:r>
             <w:r>
               <w:rPr>
@@ -1411,7 +1403,7 @@
                 <w:noProof/>
                 <w:webHidden/>
               </w:rPr>
-              <w:t>14</w:t>
+              <w:t>15</w:t>
             </w:r>
             <w:r>
               <w:rPr>
@@ -1431,7 +1423,7 @@
               <w:szCs w:val="24"/>
             </w:rPr>
           </w:pPr>
-          <w:hyperlink w:anchor="_Toc228548657" w:history="1">
+          <w:hyperlink w:anchor="_Toc228625831" w:history="1">
             <w:r>
               <w:rPr>
                 <w:rStyle w:val="Hyperlink"/>
@@ -1459,7 +1451,7 @@
                 <w:noProof/>
                 <w:webHidden/>
               </w:rPr>
-              <w:instrText xml:space="preserve"> PAGEREF _Toc228548657 \h </w:instrText>
+              <w:instrText xml:space="preserve"> PAGEREF _Toc228625831 \h </w:instrText>
             </w:r>
             <w:r>
               <w:rPr>
@@ -1479,7 +1471,7 @@
                 <w:noProof/>
                 <w:webHidden/>
               </w:rPr>
-              <w:t>15</w:t>
+              <w:t>16</w:t>
             </w:r>
             <w:r>
               <w:rPr>
@@ -1499,7 +1491,7 @@
               <w:szCs w:val="24"/>
             </w:rPr>
           </w:pPr>
-          <w:hyperlink w:anchor="_Toc228548658" w:history="1">
+          <w:hyperlink w:anchor="_Toc228625832" w:history="1">
             <w:r>
               <w:rPr>
                 <w:rStyle w:val="Hyperlink"/>
@@ -1527,7 +1519,7 @@
                 <w:noProof/>
                 <w:webHidden/>
               </w:rPr>
-              <w:instrText xml:space="preserve"> PAGEREF _Toc228548658 \h </w:instrText>
+              <w:instrText xml:space="preserve"> PAGEREF _Toc228625832 \h </w:instrText>
             </w:r>
             <w:r>
               <w:rPr>
@@ -1547,7 +1539,7 @@
                 <w:noProof/>
                 <w:webHidden/>
               </w:rPr>
-              <w:t>16</w:t>
+              <w:t>17</w:t>
             </w:r>
             <w:r>
               <w:rPr>
@@ -1567,7 +1559,7 @@
               <w:szCs w:val="24"/>
             </w:rPr>
           </w:pPr>
-          <w:hyperlink w:anchor="_Toc228548659" w:history="1">
+          <w:hyperlink w:anchor="_Toc228625833" w:history="1">
             <w:r>
               <w:rPr>
                 <w:rStyle w:val="Hyperlink"/>
@@ -1595,7 +1587,7 @@
                 <w:noProof/>
                 <w:webHidden/>
               </w:rPr>
-              <w:instrText xml:space="preserve"> PAGEREF _Toc228548659 \h </w:instrText>
+              <w:instrText xml:space="preserve"> PAGEREF _Toc228625833 \h </w:instrText>
             </w:r>
             <w:r>
               <w:rPr>
@@ -1615,7 +1607,7 @@
                 <w:noProof/>
                 <w:webHidden/>
               </w:rPr>
-              <w:t>16</w:t>
+              <w:t>17</w:t>
             </w:r>
             <w:r>
               <w:rPr>
@@ -1635,7 +1627,7 @@
               <w:szCs w:val="24"/>
             </w:rPr>
           </w:pPr>
-          <w:hyperlink w:anchor="_Toc228548660" w:history="1">
+          <w:hyperlink w:anchor="_Toc228625834" w:history="1">
             <w:r>
               <w:rPr>
                 <w:rStyle w:val="Hyperlink"/>
@@ -1663,7 +1655,7 @@
                 <w:noProof/>
                 <w:webHidden/>
               </w:rPr>
-              <w:instrText xml:space="preserve"> PAGEREF _Toc228548660 \h </w:instrText>
+              <w:instrText xml:space="preserve"> PAGEREF _Toc228625834 \h </w:instrText>
             </w:r>
             <w:r>
               <w:rPr>
@@ -1683,7 +1675,7 @@
                 <w:noProof/>
                 <w:webHidden/>
               </w:rPr>
-              <w:t>16</w:t>
+              <w:t>17</w:t>
             </w:r>
             <w:r>
               <w:rPr>
@@ -1703,7 +1695,7 @@
               <w:szCs w:val="24"/>
             </w:rPr>
           </w:pPr>
-          <w:hyperlink w:anchor="_Toc228548661" w:history="1">
+          <w:hyperlink w:anchor="_Toc228625835" w:history="1">
             <w:r>
               <w:rPr>
                 <w:rStyle w:val="Hyperlink"/>
@@ -1731,7 +1723,7 @@
                 <w:noProof/>
                 <w:webHidden/>
               </w:rPr>
-              <w:instrText xml:space="preserve"> PAGEREF _Toc228548661 \h </w:instrText>
+              <w:instrText xml:space="preserve"> PAGEREF _Toc228625835 \h </w:instrText>
             </w:r>
             <w:r>
               <w:rPr>
@@ -1751,7 +1743,7 @@
                 <w:noProof/>
                 <w:webHidden/>
               </w:rPr>
-              <w:t>16</w:t>
+              <w:t>17</w:t>
             </w:r>
             <w:r>
               <w:rPr>
@@ -1771,7 +1763,7 @@
               <w:szCs w:val="24"/>
             </w:rPr>
           </w:pPr>
-          <w:hyperlink w:anchor="_Toc228548662" w:history="1">
+          <w:hyperlink w:anchor="_Toc228625836" w:history="1">
             <w:r>
               <w:rPr>
                 <w:rStyle w:val="Hyperlink"/>
@@ -1799,7 +1791,7 @@
                 <w:noProof/>
                 <w:webHidden/>
               </w:rPr>
-              <w:instrText xml:space="preserve"> PAGEREF _Toc228548662 \h </w:instrText>
+              <w:instrText xml:space="preserve"> PAGEREF _Toc228625836 \h </w:instrText>
             </w:r>
             <w:r>
               <w:rPr>
@@ -1819,7 +1811,7 @@
                 <w:noProof/>
                 <w:webHidden/>
               </w:rPr>
-              <w:t>16</w:t>
+              <w:t>17</w:t>
             </w:r>
             <w:r>
               <w:rPr>
@@ -1839,7 +1831,7 @@
               <w:szCs w:val="24"/>
             </w:rPr>
           </w:pPr>
-          <w:hyperlink w:anchor="_Toc228548663" w:history="1">
+          <w:hyperlink w:anchor="_Toc228625837" w:history="1">
             <w:r>
               <w:rPr>
                 <w:rStyle w:val="Hyperlink"/>
@@ -1867,7 +1859,7 @@
                 <w:noProof/>
                 <w:webHidden/>
               </w:rPr>
-              <w:instrText xml:space="preserve"> PAGEREF _Toc228548663 \h </w:instrText>
+              <w:instrText xml:space="preserve"> PAGEREF _Toc228625837 \h </w:instrText>
             </w:r>
             <w:r>
               <w:rPr>
@@ -1887,7 +1879,7 @@
                 <w:noProof/>
                 <w:webHidden/>
               </w:rPr>
-              <w:t>16</w:t>
+              <w:t>17</w:t>
             </w:r>
             <w:r>
               <w:rPr>
@@ -1907,7 +1899,7 @@
               <w:szCs w:val="24"/>
             </w:rPr>
           </w:pPr>
-          <w:hyperlink w:anchor="_Toc228548664" w:history="1">
+          <w:hyperlink w:anchor="_Toc228625838" w:history="1">
             <w:r>
               <w:rPr>
                 <w:rStyle w:val="Hyperlink"/>
@@ -1935,7 +1927,7 @@
                 <w:noProof/>
                 <w:webHidden/>
               </w:rPr>
-              <w:instrText xml:space="preserve"> PAGEREF _Toc228548664 \h </w:instrText>
+              <w:instrText xml:space="preserve"> PAGEREF _Toc228625838 \h </w:instrText>
             </w:r>
             <w:r>
               <w:rPr>
@@ -1955,7 +1947,7 @@
                 <w:noProof/>
                 <w:webHidden/>
               </w:rPr>
-              <w:t>16</w:t>
+              <w:t>17</w:t>
             </w:r>
             <w:r>
               <w:rPr>
@@ -1975,7 +1967,7 @@
               <w:szCs w:val="24"/>
             </w:rPr>
           </w:pPr>
-          <w:hyperlink w:anchor="_Toc228548665" w:history="1">
+          <w:hyperlink w:anchor="_Toc228625839" w:history="1">
             <w:r>
               <w:rPr>
                 <w:rStyle w:val="Hyperlink"/>
@@ -2003,7 +1995,7 @@
                 <w:noProof/>
                 <w:webHidden/>
               </w:rPr>
-              <w:instrText xml:space="preserve"> PAGEREF _Toc228548665 \h </w:instrText>
+              <w:instrText xml:space="preserve"> PAGEREF _Toc228625839 \h </w:instrText>
             </w:r>
             <w:r>
               <w:rPr>
@@ -2023,7 +2015,7 @@
                 <w:noProof/>
                 <w:webHidden/>
               </w:rPr>
-              <w:t>16</w:t>
+              <w:t>17</w:t>
             </w:r>
             <w:r>
               <w:rPr>
@@ -2072,16 +2064,12 @@
         <w:spacing w:line="360" w:lineRule="auto"/>
         <w:rPr>
           <w:rFonts w:ascii="Times New Roman" w:hAnsi="Times New Roman" w:cs="Times New Roman"/>
-          <w:b/>
-          <w:bCs/>
-        </w:rPr>
-      </w:pPr>
-      <w:bookmarkStart w:id="0" w:name="_Toc228548638"/>
-      <w:r>
-        <w:rPr>
-          <w:rFonts w:ascii="Times New Roman" w:hAnsi="Times New Roman" w:cs="Times New Roman"/>
-          <w:b/>
-          <w:bCs/>
+        </w:rPr>
+      </w:pPr>
+      <w:bookmarkStart w:id="0" w:name="_Toc228625812"/>
+      <w:r>
+        <w:rPr>
+          <w:rFonts w:ascii="Times New Roman" w:hAnsi="Times New Roman" w:cs="Times New Roman"/>
         </w:rPr>
         <w:lastRenderedPageBreak/>
         <w:t>1. System Overview</w:t>
@@ -2156,26 +2144,25 @@
           <w:sz w:val="20"/>
           <w:szCs w:val="20"/>
         </w:rPr>
-        <w:t xml:space="preserve">→ [1] NLU Extraction          (OpenAI GPT-4o-mini)   </w:t>
-      </w:r>
-    </w:p>
-    <w:p>
-      <w:pPr>
-        <w:shd w:val="clear" w:color="auto" w:fill="F5F5F5"/>
-        <w:spacing w:before="120" w:after="120" w:line="360" w:lineRule="auto"/>
+        <w:t xml:space="preserve">→ [1] NLU Extraction       </w:t>
+      </w:r>
+      <w:proofErr w:type="gramStart"/>
+      <w:r>
         <w:rPr>
           <w:rFonts w:ascii="Times New Roman" w:eastAsia="Courier New" w:hAnsi="Times New Roman" w:cs="Times New Roman"/>
           <w:sz w:val="20"/>
           <w:szCs w:val="20"/>
         </w:rPr>
-      </w:pPr>
+        <w:t xml:space="preserve">   (</w:t>
+      </w:r>
+      <w:proofErr w:type="gramEnd"/>
       <w:r>
         <w:rPr>
           <w:rFonts w:ascii="Times New Roman" w:eastAsia="Courier New" w:hAnsi="Times New Roman" w:cs="Times New Roman"/>
           <w:sz w:val="20"/>
           <w:szCs w:val="20"/>
         </w:rPr>
-        <w:t xml:space="preserve">→ [2] Dialog Merge            (Slot filling into ConversationState)   </w:t>
+        <w:t xml:space="preserve">OpenAI GPT-4o-mini)   </w:t>
       </w:r>
     </w:p>
     <w:p>
@@ -2194,45 +2181,43 @@
           <w:sz w:val="20"/>
           <w:szCs w:val="20"/>
         </w:rPr>
-        <w:t xml:space="preserve">→ [3] CLARIFY Check           (Missing slots trigger question loop)   </w:t>
-      </w:r>
-    </w:p>
-    <w:p>
-      <w:pPr>
-        <w:shd w:val="clear" w:color="auto" w:fill="F5F5F5"/>
-        <w:spacing w:before="120" w:after="120" w:line="360" w:lineRule="auto"/>
+        <w:t xml:space="preserve">→ [2] Dialog Merge         </w:t>
+      </w:r>
+      <w:proofErr w:type="gramStart"/>
+      <w:r>
         <w:rPr>
           <w:rFonts w:ascii="Times New Roman" w:eastAsia="Courier New" w:hAnsi="Times New Roman" w:cs="Times New Roman"/>
           <w:sz w:val="20"/>
           <w:szCs w:val="20"/>
         </w:rPr>
-      </w:pPr>
+        <w:t xml:space="preserve">   (</w:t>
+      </w:r>
+      <w:proofErr w:type="gramEnd"/>
       <w:r>
         <w:rPr>
           <w:rFonts w:ascii="Times New Roman" w:eastAsia="Courier New" w:hAnsi="Times New Roman" w:cs="Times New Roman"/>
           <w:sz w:val="20"/>
           <w:szCs w:val="20"/>
         </w:rPr>
-        <w:t xml:space="preserve">→ [4] User State Inference    (Derives phase_id, risk_flags)   </w:t>
-      </w:r>
-    </w:p>
-    <w:p>
-      <w:pPr>
-        <w:shd w:val="clear" w:color="auto" w:fill="F5F5F5"/>
-        <w:spacing w:before="120" w:after="120" w:line="360" w:lineRule="auto"/>
+        <w:t xml:space="preserve">Slot filling into </w:t>
+      </w:r>
+      <w:proofErr w:type="spellStart"/>
+      <w:r>
         <w:rPr>
           <w:rFonts w:ascii="Times New Roman" w:eastAsia="Courier New" w:hAnsi="Times New Roman" w:cs="Times New Roman"/>
           <w:sz w:val="20"/>
           <w:szCs w:val="20"/>
         </w:rPr>
-      </w:pPr>
+        <w:t>ConversationState</w:t>
+      </w:r>
+      <w:proofErr w:type="spellEnd"/>
       <w:r>
         <w:rPr>
           <w:rFonts w:ascii="Times New Roman" w:eastAsia="Courier New" w:hAnsi="Times New Roman" w:cs="Times New Roman"/>
           <w:sz w:val="20"/>
           <w:szCs w:val="20"/>
         </w:rPr>
-        <w:t xml:space="preserve">→ [5] Rule Engine             (RECOMMEND / CLARIFY / FORBID / ESCALATE)   </w:t>
+        <w:t xml:space="preserve">)   </w:t>
       </w:r>
     </w:p>
     <w:p>
@@ -2251,26 +2236,25 @@
           <w:sz w:val="20"/>
           <w:szCs w:val="20"/>
         </w:rPr>
-        <w:t xml:space="preserve">→ [6] Intervention Planner    (Exercise selection — RECOMMEND path only)   </w:t>
-      </w:r>
-    </w:p>
-    <w:p>
-      <w:pPr>
-        <w:shd w:val="clear" w:color="auto" w:fill="F5F5F5"/>
-        <w:spacing w:before="120" w:after="120" w:line="360" w:lineRule="auto"/>
+        <w:t xml:space="preserve">→ [3] CLARIFY Check        </w:t>
+      </w:r>
+      <w:proofErr w:type="gramStart"/>
+      <w:r>
         <w:rPr>
           <w:rFonts w:ascii="Times New Roman" w:eastAsia="Courier New" w:hAnsi="Times New Roman" w:cs="Times New Roman"/>
           <w:sz w:val="20"/>
           <w:szCs w:val="20"/>
         </w:rPr>
-      </w:pPr>
+        <w:t xml:space="preserve">   (</w:t>
+      </w:r>
+      <w:proofErr w:type="gramEnd"/>
       <w:r>
         <w:rPr>
           <w:rFonts w:ascii="Times New Roman" w:eastAsia="Courier New" w:hAnsi="Times New Roman" w:cs="Times New Roman"/>
           <w:sz w:val="20"/>
           <w:szCs w:val="20"/>
         </w:rPr>
-        <w:t xml:space="preserve">→ [7] RAG Retrieval           (BM25 evidence chunk lookup)   </w:t>
+        <w:t xml:space="preserve">Missing slots trigger question loop)   </w:t>
       </w:r>
     </w:p>
     <w:p>
@@ -2289,24 +2273,226 @@
           <w:sz w:val="20"/>
           <w:szCs w:val="20"/>
         </w:rPr>
-        <w:t xml:space="preserve">→ [8] LLM Response Generation (Patient-facing validated output)   </w:t>
-      </w:r>
-    </w:p>
-    <w:p>
-      <w:pPr>
-        <w:shd w:val="clear" w:color="auto" w:fill="F5F5F5"/>
-        <w:spacing w:before="120" w:after="120" w:line="360" w:lineRule="auto"/>
-        <w:rPr>
-          <w:rFonts w:ascii="Times New Roman" w:hAnsi="Times New Roman" w:cs="Times New Roman"/>
-        </w:rPr>
-      </w:pPr>
+        <w:t xml:space="preserve">→ [4] User State Inference </w:t>
+      </w:r>
+      <w:proofErr w:type="gramStart"/>
       <w:r>
         <w:rPr>
           <w:rFonts w:ascii="Times New Roman" w:eastAsia="Courier New" w:hAnsi="Times New Roman" w:cs="Times New Roman"/>
           <w:sz w:val="20"/>
           <w:szCs w:val="20"/>
         </w:rPr>
-        <w:t>→ User Output (Streamlit chat UI)</w:t>
+        <w:t xml:space="preserve">   (</w:t>
+      </w:r>
+      <w:proofErr w:type="gramEnd"/>
+      <w:r>
+        <w:rPr>
+          <w:rFonts w:ascii="Times New Roman" w:eastAsia="Courier New" w:hAnsi="Times New Roman" w:cs="Times New Roman"/>
+          <w:sz w:val="20"/>
+          <w:szCs w:val="20"/>
+        </w:rPr>
+        <w:t xml:space="preserve">Derives </w:t>
+      </w:r>
+      <w:proofErr w:type="spellStart"/>
+      <w:r>
+        <w:rPr>
+          <w:rFonts w:ascii="Times New Roman" w:eastAsia="Courier New" w:hAnsi="Times New Roman" w:cs="Times New Roman"/>
+          <w:sz w:val="20"/>
+          <w:szCs w:val="20"/>
+        </w:rPr>
+        <w:t>phase_id</w:t>
+      </w:r>
+      <w:proofErr w:type="spellEnd"/>
+      <w:r>
+        <w:rPr>
+          <w:rFonts w:ascii="Times New Roman" w:eastAsia="Courier New" w:hAnsi="Times New Roman" w:cs="Times New Roman"/>
+          <w:sz w:val="20"/>
+          <w:szCs w:val="20"/>
+        </w:rPr>
+        <w:t xml:space="preserve">, </w:t>
+      </w:r>
+      <w:proofErr w:type="spellStart"/>
+      <w:r>
+        <w:rPr>
+          <w:rFonts w:ascii="Times New Roman" w:eastAsia="Courier New" w:hAnsi="Times New Roman" w:cs="Times New Roman"/>
+          <w:sz w:val="20"/>
+          <w:szCs w:val="20"/>
+        </w:rPr>
+        <w:t>risk_flags</w:t>
+      </w:r>
+      <w:proofErr w:type="spellEnd"/>
+      <w:r>
+        <w:rPr>
+          <w:rFonts w:ascii="Times New Roman" w:eastAsia="Courier New" w:hAnsi="Times New Roman" w:cs="Times New Roman"/>
+          <w:sz w:val="20"/>
+          <w:szCs w:val="20"/>
+        </w:rPr>
+        <w:t xml:space="preserve">)   </w:t>
+      </w:r>
+    </w:p>
+    <w:p>
+      <w:pPr>
+        <w:shd w:val="clear" w:color="auto" w:fill="F5F5F5"/>
+        <w:spacing w:before="120" w:after="120" w:line="360" w:lineRule="auto"/>
+        <w:rPr>
+          <w:rFonts w:ascii="Times New Roman" w:eastAsia="Courier New" w:hAnsi="Times New Roman" w:cs="Times New Roman"/>
+          <w:sz w:val="20"/>
+          <w:szCs w:val="20"/>
+        </w:rPr>
+      </w:pPr>
+      <w:r>
+        <w:rPr>
+          <w:rFonts w:ascii="Times New Roman" w:eastAsia="Courier New" w:hAnsi="Times New Roman" w:cs="Times New Roman"/>
+          <w:sz w:val="20"/>
+          <w:szCs w:val="20"/>
+        </w:rPr>
+        <w:t xml:space="preserve">→ [5] Rule Engine          </w:t>
+      </w:r>
+      <w:proofErr w:type="gramStart"/>
+      <w:r>
+        <w:rPr>
+          <w:rFonts w:ascii="Times New Roman" w:eastAsia="Courier New" w:hAnsi="Times New Roman" w:cs="Times New Roman"/>
+          <w:sz w:val="20"/>
+          <w:szCs w:val="20"/>
+        </w:rPr>
+        <w:t xml:space="preserve">   (</w:t>
+      </w:r>
+      <w:proofErr w:type="gramEnd"/>
+      <w:r>
+        <w:rPr>
+          <w:rFonts w:ascii="Times New Roman" w:eastAsia="Courier New" w:hAnsi="Times New Roman" w:cs="Times New Roman"/>
+          <w:sz w:val="20"/>
+          <w:szCs w:val="20"/>
+        </w:rPr>
+        <w:t xml:space="preserve">RECOMMEND / CLARIFY / FORBID / ESCALATE)   </w:t>
+      </w:r>
+    </w:p>
+    <w:p>
+      <w:pPr>
+        <w:shd w:val="clear" w:color="auto" w:fill="F5F5F5"/>
+        <w:spacing w:before="120" w:after="120" w:line="360" w:lineRule="auto"/>
+        <w:rPr>
+          <w:rFonts w:ascii="Times New Roman" w:eastAsia="Courier New" w:hAnsi="Times New Roman" w:cs="Times New Roman"/>
+          <w:sz w:val="20"/>
+          <w:szCs w:val="20"/>
+        </w:rPr>
+      </w:pPr>
+      <w:r>
+        <w:rPr>
+          <w:rFonts w:ascii="Times New Roman" w:eastAsia="Courier New" w:hAnsi="Times New Roman" w:cs="Times New Roman"/>
+          <w:sz w:val="20"/>
+          <w:szCs w:val="20"/>
+        </w:rPr>
+        <w:t xml:space="preserve">→ [6] Intervention Planner </w:t>
+      </w:r>
+      <w:proofErr w:type="gramStart"/>
+      <w:r>
+        <w:rPr>
+          <w:rFonts w:ascii="Times New Roman" w:eastAsia="Courier New" w:hAnsi="Times New Roman" w:cs="Times New Roman"/>
+          <w:sz w:val="20"/>
+          <w:szCs w:val="20"/>
+        </w:rPr>
+        <w:t xml:space="preserve">   (</w:t>
+      </w:r>
+      <w:proofErr w:type="gramEnd"/>
+      <w:r>
+        <w:rPr>
+          <w:rFonts w:ascii="Times New Roman" w:eastAsia="Courier New" w:hAnsi="Times New Roman" w:cs="Times New Roman"/>
+          <w:sz w:val="20"/>
+          <w:szCs w:val="20"/>
+        </w:rPr>
+        <w:t xml:space="preserve">Exercise selection — RECOMMEND path only)   </w:t>
+      </w:r>
+    </w:p>
+    <w:p>
+      <w:pPr>
+        <w:shd w:val="clear" w:color="auto" w:fill="F5F5F5"/>
+        <w:spacing w:before="120" w:after="120" w:line="360" w:lineRule="auto"/>
+        <w:rPr>
+          <w:rFonts w:ascii="Times New Roman" w:eastAsia="Courier New" w:hAnsi="Times New Roman" w:cs="Times New Roman"/>
+          <w:sz w:val="20"/>
+          <w:szCs w:val="20"/>
+        </w:rPr>
+      </w:pPr>
+      <w:r>
+        <w:rPr>
+          <w:rFonts w:ascii="Times New Roman" w:eastAsia="Courier New" w:hAnsi="Times New Roman" w:cs="Times New Roman"/>
+          <w:sz w:val="20"/>
+          <w:szCs w:val="20"/>
+        </w:rPr>
+        <w:t xml:space="preserve">→ [7] RAG Retrieval        </w:t>
+      </w:r>
+      <w:proofErr w:type="gramStart"/>
+      <w:r>
+        <w:rPr>
+          <w:rFonts w:ascii="Times New Roman" w:eastAsia="Courier New" w:hAnsi="Times New Roman" w:cs="Times New Roman"/>
+          <w:sz w:val="20"/>
+          <w:szCs w:val="20"/>
+        </w:rPr>
+        <w:t xml:space="preserve">   (</w:t>
+      </w:r>
+      <w:proofErr w:type="gramEnd"/>
+      <w:r>
+        <w:rPr>
+          <w:rFonts w:ascii="Times New Roman" w:eastAsia="Courier New" w:hAnsi="Times New Roman" w:cs="Times New Roman"/>
+          <w:sz w:val="20"/>
+          <w:szCs w:val="20"/>
+        </w:rPr>
+        <w:t xml:space="preserve">BM25 evidence chunk lookup)   </w:t>
+      </w:r>
+    </w:p>
+    <w:p>
+      <w:pPr>
+        <w:shd w:val="clear" w:color="auto" w:fill="F5F5F5"/>
+        <w:spacing w:before="120" w:after="120" w:line="360" w:lineRule="auto"/>
+        <w:rPr>
+          <w:rFonts w:ascii="Times New Roman" w:eastAsia="Courier New" w:hAnsi="Times New Roman" w:cs="Times New Roman"/>
+          <w:sz w:val="20"/>
+          <w:szCs w:val="20"/>
+        </w:rPr>
+      </w:pPr>
+      <w:r>
+        <w:rPr>
+          <w:rFonts w:ascii="Times New Roman" w:eastAsia="Courier New" w:hAnsi="Times New Roman" w:cs="Times New Roman"/>
+          <w:sz w:val="20"/>
+          <w:szCs w:val="20"/>
+        </w:rPr>
+        <w:t xml:space="preserve">→ [8] LLM Response Generation (Patient-facing validated output)   </w:t>
+      </w:r>
+    </w:p>
+    <w:p>
+      <w:pPr>
+        <w:shd w:val="clear" w:color="auto" w:fill="F5F5F5"/>
+        <w:spacing w:before="120" w:after="120" w:line="360" w:lineRule="auto"/>
+        <w:rPr>
+          <w:rFonts w:ascii="Times New Roman" w:hAnsi="Times New Roman" w:cs="Times New Roman"/>
+        </w:rPr>
+      </w:pPr>
+      <w:r>
+        <w:rPr>
+          <w:rFonts w:ascii="Times New Roman" w:eastAsia="Courier New" w:hAnsi="Times New Roman" w:cs="Times New Roman"/>
+          <w:sz w:val="20"/>
+          <w:szCs w:val="20"/>
+        </w:rPr>
+        <w:t>→ User Output (</w:t>
+      </w:r>
+      <w:proofErr w:type="spellStart"/>
+      <w:r>
+        <w:rPr>
+          <w:rFonts w:ascii="Times New Roman" w:eastAsia="Courier New" w:hAnsi="Times New Roman" w:cs="Times New Roman"/>
+          <w:sz w:val="20"/>
+          <w:szCs w:val="20"/>
+        </w:rPr>
+        <w:t>Streamlit</w:t>
+      </w:r>
+      <w:proofErr w:type="spellEnd"/>
+      <w:r>
+        <w:rPr>
+          <w:rFonts w:ascii="Times New Roman" w:eastAsia="Courier New" w:hAnsi="Times New Roman" w:cs="Times New Roman"/>
+          <w:sz w:val="20"/>
+          <w:szCs w:val="20"/>
+        </w:rPr>
+        <w:t xml:space="preserve"> chat UI)</w:t>
       </w:r>
     </w:p>
     <w:p>
@@ -2329,16 +2515,12 @@
         <w:spacing w:line="360" w:lineRule="auto"/>
         <w:rPr>
           <w:rFonts w:ascii="Times New Roman" w:hAnsi="Times New Roman" w:cs="Times New Roman"/>
-          <w:b/>
-          <w:bCs/>
-        </w:rPr>
-      </w:pPr>
-      <w:bookmarkStart w:id="1" w:name="_Toc228548639"/>
-      <w:r>
-        <w:rPr>
-          <w:rFonts w:ascii="Times New Roman" w:hAnsi="Times New Roman" w:cs="Times New Roman"/>
-          <w:b/>
-          <w:bCs/>
+        </w:rPr>
+      </w:pPr>
+      <w:bookmarkStart w:id="1" w:name="_Toc228625813"/>
+      <w:r>
+        <w:rPr>
+          <w:rFonts w:ascii="Times New Roman" w:hAnsi="Times New Roman" w:cs="Times New Roman"/>
         </w:rPr>
         <w:lastRenderedPageBreak/>
         <w:t>2. Prerequisites</w:t>
@@ -2921,16 +3103,12 @@
         <w:spacing w:line="360" w:lineRule="auto"/>
         <w:rPr>
           <w:rFonts w:ascii="Times New Roman" w:hAnsi="Times New Roman" w:cs="Times New Roman"/>
-          <w:b/>
-          <w:bCs/>
-        </w:rPr>
-      </w:pPr>
-      <w:bookmarkStart w:id="2" w:name="_Toc228548640"/>
-      <w:r>
-        <w:rPr>
-          <w:rFonts w:ascii="Times New Roman" w:hAnsi="Times New Roman" w:cs="Times New Roman"/>
-          <w:b/>
-          <w:bCs/>
+        </w:rPr>
+      </w:pPr>
+      <w:bookmarkStart w:id="2" w:name="_Toc228625814"/>
+      <w:r>
+        <w:rPr>
+          <w:rFonts w:ascii="Times New Roman" w:hAnsi="Times New Roman" w:cs="Times New Roman"/>
         </w:rPr>
         <w:lastRenderedPageBreak/>
         <w:t>3. Installation</w:t>
@@ -2945,7 +3123,7 @@
           <w:rFonts w:ascii="Times New Roman" w:hAnsi="Times New Roman" w:cs="Times New Roman"/>
         </w:rPr>
       </w:pPr>
-      <w:bookmarkStart w:id="3" w:name="_Toc228548641"/>
+      <w:bookmarkStart w:id="3" w:name="_Toc228625815"/>
       <w:r>
         <w:rPr>
           <w:rFonts w:ascii="Times New Roman" w:hAnsi="Times New Roman" w:cs="Times New Roman"/>
@@ -2985,13 +3163,6 @@
     <w:p>
       <w:pPr>
         <w:spacing w:before="240" w:after="240" w:line="360" w:lineRule="auto"/>
-        <w:rPr>
-          <w:rFonts w:ascii="Times New Roman" w:eastAsia="Courier New" w:hAnsi="Times New Roman" w:cs="Times New Roman"/>
-          <w:sz w:val="20"/>
-          <w:szCs w:val="20"/>
-        </w:rPr>
-      </w:pPr>
-      <w:r>
         <w:rPr>
           <w:rFonts w:ascii="Times New Roman" w:eastAsia="Courier New" w:hAnsi="Times New Roman" w:cs="Times New Roman"/>
           <w:b/>
@@ -2999,53 +3170,6 @@
           <w:sz w:val="20"/>
           <w:szCs w:val="20"/>
         </w:rPr>
-        <w:t>WellnessBot_v2/</w:t>
-      </w:r>
-    </w:p>
-    <w:p>
-      <w:pPr>
-        <w:spacing w:before="240" w:after="240" w:line="360" w:lineRule="auto"/>
-        <w:rPr>
-          <w:rFonts w:ascii="Times New Roman" w:eastAsia="Courier New" w:hAnsi="Times New Roman" w:cs="Times New Roman"/>
-          <w:sz w:val="20"/>
-          <w:szCs w:val="20"/>
-        </w:rPr>
-      </w:pPr>
-      <w:r>
-        <w:rPr>
-          <w:rFonts w:ascii="Times New Roman" w:eastAsia="Courier New" w:hAnsi="Times New Roman" w:cs="Times New Roman"/>
-          <w:sz w:val="20"/>
-          <w:szCs w:val="20"/>
-        </w:rPr>
-        <w:t>  ├── ProjectReport/</w:t>
-      </w:r>
-    </w:p>
-    <w:p>
-      <w:pPr>
-        <w:spacing w:before="240" w:after="240" w:line="360" w:lineRule="auto"/>
-        <w:rPr>
-          <w:rFonts w:ascii="Times New Roman" w:eastAsia="Courier New" w:hAnsi="Times New Roman" w:cs="Times New Roman"/>
-          <w:sz w:val="20"/>
-          <w:szCs w:val="20"/>
-        </w:rPr>
-      </w:pPr>
-      <w:r>
-        <w:rPr>
-          <w:rFonts w:ascii="Times New Roman" w:eastAsia="Courier New" w:hAnsi="Times New Roman" w:cs="Times New Roman"/>
-          <w:sz w:val="20"/>
-          <w:szCs w:val="20"/>
-        </w:rPr>
-        <w:t>  │     └── Installation_and_User_Guide   ← this document</w:t>
-      </w:r>
-    </w:p>
-    <w:p>
-      <w:pPr>
-        <w:spacing w:before="240" w:after="240" w:line="360" w:lineRule="auto"/>
-        <w:rPr>
-          <w:rFonts w:ascii="Times New Roman" w:eastAsia="Courier New" w:hAnsi="Times New Roman" w:cs="Times New Roman"/>
-          <w:sz w:val="20"/>
-          <w:szCs w:val="20"/>
-        </w:rPr>
       </w:pPr>
       <w:r>
         <w:rPr>
@@ -3055,235 +3179,195 @@
           <w:sz w:val="20"/>
           <w:szCs w:val="20"/>
         </w:rPr>
-        <w:t>  └── SystemCode/</w:t>
-      </w:r>
-      <w:r>
+        <w:t>IRS-PM-2026-01-24-GRP7-WellnessBot</w:t>
+      </w:r>
+      <w:r>
+        <w:rPr>
+          <w:rFonts w:ascii="Times New Roman" w:eastAsia="Courier New" w:hAnsi="Times New Roman" w:cs="Times New Roman"/>
+          <w:b/>
+          <w:bCs/>
+          <w:sz w:val="20"/>
+          <w:szCs w:val="20"/>
+        </w:rPr>
+        <w:t>/</w:t>
+      </w:r>
+    </w:p>
+    <w:p>
+      <w:pPr>
+        <w:spacing w:before="240" w:after="240" w:line="360" w:lineRule="auto"/>
         <w:rPr>
           <w:rFonts w:ascii="Times New Roman" w:eastAsia="Courier New" w:hAnsi="Times New Roman" w:cs="Times New Roman"/>
           <w:sz w:val="20"/>
           <w:szCs w:val="20"/>
         </w:rPr>
-        <w:t xml:space="preserve">   ← all runnable code lives here</w:t>
-      </w:r>
-    </w:p>
-    <w:p>
-      <w:pPr>
-        <w:spacing w:before="240" w:after="240" w:line="360" w:lineRule="auto"/>
+      </w:pPr>
+      <w:r>
         <w:rPr>
           <w:rFonts w:ascii="Times New Roman" w:eastAsia="Courier New" w:hAnsi="Times New Roman" w:cs="Times New Roman"/>
           <w:sz w:val="20"/>
           <w:szCs w:val="20"/>
         </w:rPr>
-      </w:pPr>
+        <w:t xml:space="preserve">  ├── </w:t>
+      </w:r>
+      <w:proofErr w:type="spellStart"/>
       <w:r>
         <w:rPr>
           <w:rFonts w:ascii="Times New Roman" w:eastAsia="Courier New" w:hAnsi="Times New Roman" w:cs="Times New Roman"/>
           <w:sz w:val="20"/>
           <w:szCs w:val="20"/>
         </w:rPr>
-        <w:t>        ├── .env.example</w:t>
-      </w:r>
-    </w:p>
-    <w:p>
-      <w:pPr>
-        <w:spacing w:before="240" w:after="240" w:line="360" w:lineRule="auto"/>
+        <w:t>ProjectReport</w:t>
+      </w:r>
+      <w:proofErr w:type="spellEnd"/>
+      <w:r>
         <w:rPr>
           <w:rFonts w:ascii="Times New Roman" w:eastAsia="Courier New" w:hAnsi="Times New Roman" w:cs="Times New Roman"/>
           <w:sz w:val="20"/>
           <w:szCs w:val="20"/>
         </w:rPr>
-      </w:pPr>
-      <w:r>
+        <w:t>/</w:t>
+      </w:r>
+    </w:p>
+    <w:p>
+      <w:pPr>
+        <w:spacing w:before="240" w:after="240" w:line="360" w:lineRule="auto"/>
         <w:rPr>
           <w:rFonts w:ascii="Times New Roman" w:eastAsia="Courier New" w:hAnsi="Times New Roman" w:cs="Times New Roman"/>
           <w:sz w:val="20"/>
           <w:szCs w:val="20"/>
         </w:rPr>
-        <w:t>        ├── requirements.txt</w:t>
-      </w:r>
-    </w:p>
-    <w:p>
-      <w:pPr>
-        <w:spacing w:before="240" w:after="240" w:line="360" w:lineRule="auto"/>
+      </w:pPr>
+      <w:r>
         <w:rPr>
           <w:rFonts w:ascii="Times New Roman" w:eastAsia="Courier New" w:hAnsi="Times New Roman" w:cs="Times New Roman"/>
           <w:sz w:val="20"/>
           <w:szCs w:val="20"/>
         </w:rPr>
-      </w:pPr>
+        <w:t xml:space="preserve">  │     └── </w:t>
+      </w:r>
+      <w:proofErr w:type="spellStart"/>
       <w:r>
         <w:rPr>
           <w:rFonts w:ascii="Times New Roman" w:eastAsia="Courier New" w:hAnsi="Times New Roman" w:cs="Times New Roman"/>
           <w:sz w:val="20"/>
           <w:szCs w:val="20"/>
         </w:rPr>
-        <w:t>        ├── run_streamlit.ps1</w:t>
-      </w:r>
-    </w:p>
-    <w:p>
-      <w:pPr>
-        <w:spacing w:before="240" w:after="240" w:line="360" w:lineRule="auto"/>
+        <w:t>Installation_and_User_Guide</w:t>
+      </w:r>
+      <w:proofErr w:type="spellEnd"/>
+      <w:r>
         <w:rPr>
           <w:rFonts w:ascii="Times New Roman" w:eastAsia="Courier New" w:hAnsi="Times New Roman" w:cs="Times New Roman"/>
           <w:sz w:val="20"/>
           <w:szCs w:val="20"/>
         </w:rPr>
-      </w:pPr>
-      <w:r>
+        <w:t xml:space="preserve">   ← this document</w:t>
+      </w:r>
+    </w:p>
+    <w:p>
+      <w:pPr>
+        <w:spacing w:before="240" w:after="240" w:line="360" w:lineRule="auto"/>
         <w:rPr>
           <w:rFonts w:ascii="Times New Roman" w:eastAsia="Courier New" w:hAnsi="Times New Roman" w:cs="Times New Roman"/>
           <w:sz w:val="20"/>
           <w:szCs w:val="20"/>
         </w:rPr>
-        <w:t>        ├── run_tests.ps1</w:t>
-      </w:r>
-    </w:p>
-    <w:p>
-      <w:pPr>
-        <w:spacing w:before="240" w:after="240" w:line="360" w:lineRule="auto"/>
+      </w:pPr>
+      <w:r>
+        <w:rPr>
+          <w:rFonts w:ascii="Times New Roman" w:eastAsia="Courier New" w:hAnsi="Times New Roman" w:cs="Times New Roman"/>
+          <w:b/>
+          <w:bCs/>
+          <w:sz w:val="20"/>
+          <w:szCs w:val="20"/>
+        </w:rPr>
+        <w:t xml:space="preserve">  └── </w:t>
+      </w:r>
+      <w:proofErr w:type="spellStart"/>
+      <w:r>
+        <w:rPr>
+          <w:rFonts w:ascii="Times New Roman" w:eastAsia="Courier New" w:hAnsi="Times New Roman" w:cs="Times New Roman"/>
+          <w:b/>
+          <w:bCs/>
+          <w:sz w:val="20"/>
+          <w:szCs w:val="20"/>
+        </w:rPr>
+        <w:t>SystemCode</w:t>
+      </w:r>
+      <w:proofErr w:type="spellEnd"/>
+      <w:r>
+        <w:rPr>
+          <w:rFonts w:ascii="Times New Roman" w:eastAsia="Courier New" w:hAnsi="Times New Roman" w:cs="Times New Roman"/>
+          <w:b/>
+          <w:bCs/>
+          <w:sz w:val="20"/>
+          <w:szCs w:val="20"/>
+        </w:rPr>
+        <w:t>/</w:t>
+      </w:r>
+      <w:r>
         <w:rPr>
           <w:rFonts w:ascii="Times New Roman" w:eastAsia="Courier New" w:hAnsi="Times New Roman" w:cs="Times New Roman"/>
           <w:sz w:val="20"/>
           <w:szCs w:val="20"/>
         </w:rPr>
-      </w:pPr>
-      <w:r>
+        <w:t xml:space="preserve">   ← all runnable code lives here</w:t>
+      </w:r>
+    </w:p>
+    <w:p>
+      <w:pPr>
+        <w:spacing w:before="240" w:after="240" w:line="360" w:lineRule="auto"/>
         <w:rPr>
           <w:rFonts w:ascii="Times New Roman" w:eastAsia="Courier New" w:hAnsi="Times New Roman" w:cs="Times New Roman"/>
           <w:sz w:val="20"/>
           <w:szCs w:val="20"/>
         </w:rPr>
-        <w:t>        ├── data/</w:t>
-      </w:r>
-    </w:p>
-    <w:p>
-      <w:pPr>
-        <w:spacing w:before="240" w:after="240" w:line="360" w:lineRule="auto"/>
+      </w:pPr>
+      <w:r>
         <w:rPr>
           <w:rFonts w:ascii="Times New Roman" w:eastAsia="Courier New" w:hAnsi="Times New Roman" w:cs="Times New Roman"/>
           <w:sz w:val="20"/>
           <w:szCs w:val="20"/>
         </w:rPr>
-      </w:pPr>
+        <w:t>        ├─</w:t>
+      </w:r>
+      <w:proofErr w:type="gramStart"/>
       <w:r>
         <w:rPr>
           <w:rFonts w:ascii="Times New Roman" w:eastAsia="Courier New" w:hAnsi="Times New Roman" w:cs="Times New Roman"/>
           <w:sz w:val="20"/>
           <w:szCs w:val="20"/>
         </w:rPr>
-        <w:t>        ├── logs/</w:t>
-      </w:r>
-    </w:p>
-    <w:p>
-      <w:pPr>
-        <w:spacing w:before="240" w:after="240" w:line="360" w:lineRule="auto"/>
+        <w:t>─ .</w:t>
+      </w:r>
+      <w:proofErr w:type="spellStart"/>
+      <w:r>
         <w:rPr>
           <w:rFonts w:ascii="Times New Roman" w:eastAsia="Courier New" w:hAnsi="Times New Roman" w:cs="Times New Roman"/>
           <w:sz w:val="20"/>
           <w:szCs w:val="20"/>
         </w:rPr>
-      </w:pPr>
+        <w:t>env</w:t>
+      </w:r>
+      <w:proofErr w:type="gramEnd"/>
       <w:r>
         <w:rPr>
           <w:rFonts w:ascii="Times New Roman" w:eastAsia="Courier New" w:hAnsi="Times New Roman" w:cs="Times New Roman"/>
           <w:sz w:val="20"/>
           <w:szCs w:val="20"/>
         </w:rPr>
-        <w:t>        └── wellnessbot/</w:t>
-      </w:r>
+        <w:t>.example</w:t>
+      </w:r>
+      <w:proofErr w:type="spellEnd"/>
     </w:p>
     <w:p>
       <w:pPr>
         <w:spacing w:before="240" w:after="240" w:line="360" w:lineRule="auto"/>
-        <w:rPr>
-          <w:rFonts w:ascii="Times New Roman" w:hAnsi="Times New Roman" w:cs="Times New Roman"/>
-        </w:rPr>
-      </w:pPr>
-      <w:r>
-        <w:rPr>
-          <w:rFonts w:ascii="Times New Roman" w:hAnsi="Times New Roman" w:cs="Times New Roman"/>
-          <w:b/>
-          <w:bCs/>
-        </w:rPr>
-        <w:t xml:space="preserve">Important: </w:t>
-      </w:r>
-      <w:r>
-        <w:rPr>
-          <w:rFonts w:ascii="Times New Roman" w:hAnsi="Times New Roman" w:cs="Times New Roman"/>
-        </w:rPr>
-        <w:t>All terminal commands in this guide must be run from inside the SystemCode/ folder unless otherwise stated.</w:t>
-      </w:r>
-    </w:p>
-    <w:p>
-      <w:pPr>
-        <w:spacing w:after="120" w:line="360" w:lineRule="auto"/>
-        <w:rPr>
-          <w:rFonts w:ascii="Times New Roman" w:hAnsi="Times New Roman" w:cs="Times New Roman"/>
-        </w:rPr>
-      </w:pPr>
-      <w:r>
-        <w:rPr>
-          <w:rFonts w:ascii="Times New Roman" w:hAnsi="Times New Roman" w:cs="Times New Roman"/>
-        </w:rPr>
-        <w:t>Open a terminal (PowerShell on Windows, or Terminal on macOS/Linux) and navigate there:</w:t>
-      </w:r>
-    </w:p>
-    <w:p>
-      <w:pPr>
-        <w:spacing w:line="360" w:lineRule="auto"/>
-        <w:rPr>
-          <w:rFonts w:ascii="Times New Roman" w:hAnsi="Times New Roman" w:cs="Times New Roman"/>
-        </w:rPr>
-      </w:pPr>
-      <w:r>
-        <w:rPr>
-          <w:rFonts w:ascii="Times New Roman" w:hAnsi="Times New Roman" w:cs="Times New Roman"/>
-          <w:b/>
-          <w:bCs/>
-        </w:rPr>
-        <w:t>Windows (PowerShell):</w:t>
-      </w:r>
-    </w:p>
-    <w:p>
-      <w:pPr>
-        <w:shd w:val="clear" w:color="auto" w:fill="F5F5F5"/>
-        <w:spacing w:before="120" w:after="120" w:line="360" w:lineRule="auto"/>
-        <w:rPr>
-          <w:rFonts w:ascii="Times New Roman" w:hAnsi="Times New Roman" w:cs="Times New Roman"/>
-        </w:rPr>
-      </w:pPr>
-      <w:r>
         <w:rPr>
           <w:rFonts w:ascii="Times New Roman" w:eastAsia="Courier New" w:hAnsi="Times New Roman" w:cs="Times New Roman"/>
           <w:sz w:val="20"/>
           <w:szCs w:val="20"/>
         </w:rPr>
-        <w:t>cd path\to\WellnessBot_v2\SystemCode</w:t>
-      </w:r>
-    </w:p>
-    <w:p>
-      <w:pPr>
-        <w:spacing w:before="240" w:line="360" w:lineRule="auto"/>
-        <w:rPr>
-          <w:rFonts w:ascii="Times New Roman" w:hAnsi="Times New Roman" w:cs="Times New Roman"/>
-        </w:rPr>
-      </w:pPr>
-      <w:r>
-        <w:rPr>
-          <w:rFonts w:ascii="Times New Roman" w:hAnsi="Times New Roman" w:cs="Times New Roman"/>
-          <w:b/>
-          <w:bCs/>
-        </w:rPr>
-        <w:t>macOS / Linux:</w:t>
-      </w:r>
-    </w:p>
-    <w:p>
-      <w:pPr>
-        <w:shd w:val="clear" w:color="auto" w:fill="F5F5F5"/>
-        <w:spacing w:before="120" w:after="120" w:line="360" w:lineRule="auto"/>
-        <w:rPr>
-          <w:rFonts w:ascii="Times New Roman" w:hAnsi="Times New Roman" w:cs="Times New Roman"/>
-        </w:rPr>
       </w:pPr>
       <w:r>
         <w:rPr>
@@ -3291,77 +3375,12 @@
           <w:sz w:val="20"/>
           <w:szCs w:val="20"/>
         </w:rPr>
-        <w:t>cd path/to/WellnessBot_v2/SystemCode</w:t>
-      </w:r>
-    </w:p>
-    <w:p>
-      <w:pPr>
-        <w:spacing w:after="120" w:line="360" w:lineRule="auto"/>
-        <w:rPr>
-          <w:rFonts w:ascii="Times New Roman" w:hAnsi="Times New Roman" w:cs="Times New Roman"/>
-        </w:rPr>
-      </w:pPr>
-    </w:p>
-    <w:p>
-      <w:pPr>
-        <w:spacing w:after="120" w:line="360" w:lineRule="auto"/>
-        <w:rPr>
-          <w:rFonts w:ascii="Times New Roman" w:hAnsi="Times New Roman" w:cs="Times New Roman"/>
-        </w:rPr>
-      </w:pPr>
-    </w:p>
-    <w:p>
-      <w:pPr>
-        <w:pStyle w:val="Heading2"/>
-        <w:spacing w:line="360" w:lineRule="auto"/>
-        <w:rPr>
-          <w:rFonts w:ascii="Times New Roman" w:hAnsi="Times New Roman" w:cs="Times New Roman"/>
-        </w:rPr>
-      </w:pPr>
-      <w:bookmarkStart w:id="4" w:name="_Toc228548642"/>
-      <w:r>
-        <w:rPr>
-          <w:rFonts w:ascii="Times New Roman" w:hAnsi="Times New Roman" w:cs="Times New Roman"/>
-        </w:rPr>
-        <w:lastRenderedPageBreak/>
-        <w:t>3.2 Create a Virtual Environment</w:t>
-      </w:r>
-      <w:bookmarkEnd w:id="4"/>
-    </w:p>
-    <w:p>
-      <w:pPr>
-        <w:spacing w:after="240" w:line="360" w:lineRule="auto"/>
-        <w:rPr>
-          <w:rFonts w:ascii="Times New Roman" w:hAnsi="Times New Roman" w:cs="Times New Roman"/>
-        </w:rPr>
-      </w:pPr>
-      <w:r>
-        <w:rPr>
-          <w:rFonts w:ascii="Times New Roman" w:hAnsi="Times New Roman" w:cs="Times New Roman"/>
-        </w:rPr>
-        <w:t>It is strongly recommended to use a virtual environment to isolate dependencies. Run the following from inside SystemCode/:</w:t>
-      </w:r>
-    </w:p>
-    <w:p>
-      <w:pPr>
-        <w:spacing w:line="360" w:lineRule="auto"/>
-        <w:rPr>
-          <w:rFonts w:ascii="Times New Roman" w:hAnsi="Times New Roman" w:cs="Times New Roman"/>
-        </w:rPr>
-      </w:pPr>
-      <w:r>
-        <w:rPr>
-          <w:rFonts w:ascii="Times New Roman" w:hAnsi="Times New Roman" w:cs="Times New Roman"/>
-          <w:b/>
-          <w:bCs/>
-        </w:rPr>
-        <w:t>Windows:</w:t>
-      </w:r>
-    </w:p>
-    <w:p>
-      <w:pPr>
-        <w:shd w:val="clear" w:color="auto" w:fill="F5F5F5"/>
-        <w:spacing w:before="120" w:after="120" w:line="360" w:lineRule="auto"/>
+        <w:t>        ├── requirements.txt</w:t>
+      </w:r>
+    </w:p>
+    <w:p>
+      <w:pPr>
+        <w:spacing w:before="240" w:after="240" w:line="360" w:lineRule="auto"/>
         <w:rPr>
           <w:rFonts w:ascii="Times New Roman" w:eastAsia="Courier New" w:hAnsi="Times New Roman" w:cs="Times New Roman"/>
           <w:sz w:val="20"/>
@@ -3374,68 +3393,35 @@
           <w:sz w:val="20"/>
           <w:szCs w:val="20"/>
         </w:rPr>
-        <w:t xml:space="preserve">python -m venv .venv </w:t>
-      </w:r>
-    </w:p>
-    <w:p>
-      <w:pPr>
-        <w:shd w:val="clear" w:color="auto" w:fill="F5F5F5"/>
-        <w:spacing w:before="120" w:after="120" w:line="360" w:lineRule="auto"/>
-        <w:rPr>
-          <w:rFonts w:ascii="Times New Roman" w:hAnsi="Times New Roman" w:cs="Times New Roman"/>
-        </w:rPr>
-      </w:pPr>
-      <w:r>
+        <w:t>        ├── run_streamlit.ps1</w:t>
+      </w:r>
+    </w:p>
+    <w:p>
+      <w:pPr>
+        <w:spacing w:before="240" w:after="240" w:line="360" w:lineRule="auto"/>
         <w:rPr>
           <w:rFonts w:ascii="Times New Roman" w:eastAsia="Courier New" w:hAnsi="Times New Roman" w:cs="Times New Roman"/>
           <w:sz w:val="20"/>
           <w:szCs w:val="20"/>
         </w:rPr>
-        <w:t>.venv\Scripts\activate</w:t>
-      </w:r>
-    </w:p>
-    <w:p>
-      <w:pPr>
-        <w:spacing w:before="240" w:line="360" w:lineRule="auto"/>
-        <w:rPr>
-          <w:rFonts w:ascii="Times New Roman" w:hAnsi="Times New Roman" w:cs="Times New Roman"/>
-        </w:rPr>
-      </w:pPr>
-      <w:r>
-        <w:rPr>
-          <w:rFonts w:ascii="Times New Roman" w:hAnsi="Times New Roman" w:cs="Times New Roman"/>
-          <w:b/>
-          <w:bCs/>
-        </w:rPr>
-        <w:t>macOS / Linux:</w:t>
-      </w:r>
-    </w:p>
-    <w:p>
-      <w:pPr>
-        <w:shd w:val="clear" w:color="auto" w:fill="F5F5F5"/>
-        <w:spacing w:before="120" w:after="120" w:line="360" w:lineRule="auto"/>
+      </w:pPr>
+      <w:r>
         <w:rPr>
           <w:rFonts w:ascii="Times New Roman" w:eastAsia="Courier New" w:hAnsi="Times New Roman" w:cs="Times New Roman"/>
           <w:sz w:val="20"/>
           <w:szCs w:val="20"/>
         </w:rPr>
-      </w:pPr>
-      <w:r>
+        <w:t>        ├── run_tests.ps1</w:t>
+      </w:r>
+    </w:p>
+    <w:p>
+      <w:pPr>
+        <w:spacing w:before="240" w:after="240" w:line="360" w:lineRule="auto"/>
         <w:rPr>
           <w:rFonts w:ascii="Times New Roman" w:eastAsia="Courier New" w:hAnsi="Times New Roman" w:cs="Times New Roman"/>
           <w:sz w:val="20"/>
           <w:szCs w:val="20"/>
         </w:rPr>
-        <w:t xml:space="preserve">python -m venv .venv </w:t>
-      </w:r>
-    </w:p>
-    <w:p>
-      <w:pPr>
-        <w:shd w:val="clear" w:color="auto" w:fill="F5F5F5"/>
-        <w:spacing w:before="120" w:after="120" w:line="360" w:lineRule="auto"/>
-        <w:rPr>
-          <w:rFonts w:ascii="Times New Roman" w:hAnsi="Times New Roman" w:cs="Times New Roman"/>
-        </w:rPr>
       </w:pPr>
       <w:r>
         <w:rPr>
@@ -3443,8 +3429,173 @@
           <w:sz w:val="20"/>
           <w:szCs w:val="20"/>
         </w:rPr>
-        <w:t>source .venv/bin/activate</w:t>
-      </w:r>
+        <w:t>        ├── data/</w:t>
+      </w:r>
+    </w:p>
+    <w:p>
+      <w:pPr>
+        <w:spacing w:before="240" w:after="240" w:line="360" w:lineRule="auto"/>
+        <w:rPr>
+          <w:rFonts w:ascii="Times New Roman" w:eastAsia="Courier New" w:hAnsi="Times New Roman" w:cs="Times New Roman"/>
+          <w:sz w:val="20"/>
+          <w:szCs w:val="20"/>
+        </w:rPr>
+      </w:pPr>
+      <w:r>
+        <w:rPr>
+          <w:rFonts w:ascii="Times New Roman" w:eastAsia="Courier New" w:hAnsi="Times New Roman" w:cs="Times New Roman"/>
+          <w:sz w:val="20"/>
+          <w:szCs w:val="20"/>
+        </w:rPr>
+        <w:t>        ├── logs/</w:t>
+      </w:r>
+    </w:p>
+    <w:p>
+      <w:pPr>
+        <w:spacing w:before="240" w:after="240" w:line="360" w:lineRule="auto"/>
+        <w:rPr>
+          <w:rFonts w:ascii="Times New Roman" w:eastAsia="Courier New" w:hAnsi="Times New Roman" w:cs="Times New Roman"/>
+          <w:sz w:val="20"/>
+          <w:szCs w:val="20"/>
+        </w:rPr>
+      </w:pPr>
+      <w:r>
+        <w:rPr>
+          <w:rFonts w:ascii="Times New Roman" w:eastAsia="Courier New" w:hAnsi="Times New Roman" w:cs="Times New Roman"/>
+          <w:sz w:val="20"/>
+          <w:szCs w:val="20"/>
+        </w:rPr>
+        <w:t xml:space="preserve">        └── </w:t>
+      </w:r>
+      <w:proofErr w:type="spellStart"/>
+      <w:r>
+        <w:rPr>
+          <w:rFonts w:ascii="Times New Roman" w:eastAsia="Courier New" w:hAnsi="Times New Roman" w:cs="Times New Roman"/>
+          <w:sz w:val="20"/>
+          <w:szCs w:val="20"/>
+        </w:rPr>
+        <w:t>wellnessbot</w:t>
+      </w:r>
+      <w:proofErr w:type="spellEnd"/>
+      <w:r>
+        <w:rPr>
+          <w:rFonts w:ascii="Times New Roman" w:eastAsia="Courier New" w:hAnsi="Times New Roman" w:cs="Times New Roman"/>
+          <w:sz w:val="20"/>
+          <w:szCs w:val="20"/>
+        </w:rPr>
+        <w:t>/</w:t>
+      </w:r>
+    </w:p>
+    <w:p>
+      <w:pPr>
+        <w:spacing w:before="240" w:after="240" w:line="360" w:lineRule="auto"/>
+        <w:rPr>
+          <w:rFonts w:ascii="Times New Roman" w:hAnsi="Times New Roman" w:cs="Times New Roman"/>
+        </w:rPr>
+      </w:pPr>
+      <w:r>
+        <w:rPr>
+          <w:rFonts w:ascii="Times New Roman" w:hAnsi="Times New Roman" w:cs="Times New Roman"/>
+          <w:b/>
+          <w:bCs/>
+        </w:rPr>
+        <w:t xml:space="preserve">Important: </w:t>
+      </w:r>
+      <w:r>
+        <w:rPr>
+          <w:rFonts w:ascii="Times New Roman" w:hAnsi="Times New Roman" w:cs="Times New Roman"/>
+        </w:rPr>
+        <w:t xml:space="preserve">All terminal commands in this guide must be run from inside the </w:t>
+      </w:r>
+      <w:proofErr w:type="spellStart"/>
+      <w:r>
+        <w:rPr>
+          <w:rFonts w:ascii="Times New Roman" w:hAnsi="Times New Roman" w:cs="Times New Roman"/>
+        </w:rPr>
+        <w:t>SystemCode</w:t>
+      </w:r>
+      <w:proofErr w:type="spellEnd"/>
+      <w:r>
+        <w:rPr>
+          <w:rFonts w:ascii="Times New Roman" w:hAnsi="Times New Roman" w:cs="Times New Roman"/>
+        </w:rPr>
+        <w:t>/ folder unless otherwise stated.</w:t>
+      </w:r>
+    </w:p>
+    <w:p>
+      <w:pPr>
+        <w:spacing w:after="120" w:line="360" w:lineRule="auto"/>
+        <w:rPr>
+          <w:rFonts w:ascii="Times New Roman" w:hAnsi="Times New Roman" w:cs="Times New Roman"/>
+        </w:rPr>
+      </w:pPr>
+      <w:r>
+        <w:rPr>
+          <w:rFonts w:ascii="Times New Roman" w:hAnsi="Times New Roman" w:cs="Times New Roman"/>
+        </w:rPr>
+        <w:t>Open a terminal (PowerShell on Windows, or Terminal on macOS/Linux) and navigate there:</w:t>
+      </w:r>
+    </w:p>
+    <w:p>
+      <w:pPr>
+        <w:spacing w:line="360" w:lineRule="auto"/>
+        <w:rPr>
+          <w:rFonts w:ascii="Times New Roman" w:hAnsi="Times New Roman" w:cs="Times New Roman"/>
+        </w:rPr>
+      </w:pPr>
+      <w:r>
+        <w:rPr>
+          <w:rFonts w:ascii="Times New Roman" w:hAnsi="Times New Roman" w:cs="Times New Roman"/>
+          <w:b/>
+          <w:bCs/>
+        </w:rPr>
+        <w:t>Windows (PowerShell):</w:t>
+      </w:r>
+    </w:p>
+    <w:p>
+      <w:pPr>
+        <w:shd w:val="clear" w:color="auto" w:fill="F5F5F5"/>
+        <w:spacing w:before="120" w:after="120" w:line="360" w:lineRule="auto"/>
+        <w:rPr>
+          <w:rFonts w:ascii="Times New Roman" w:eastAsia="Courier New" w:hAnsi="Times New Roman" w:cs="Times New Roman"/>
+          <w:sz w:val="20"/>
+          <w:szCs w:val="20"/>
+        </w:rPr>
+      </w:pPr>
+      <w:r>
+        <w:rPr>
+          <w:rFonts w:ascii="Times New Roman" w:eastAsia="Courier New" w:hAnsi="Times New Roman" w:cs="Times New Roman"/>
+          <w:sz w:val="20"/>
+          <w:szCs w:val="20"/>
+        </w:rPr>
+        <w:t>cd path\to\</w:t>
+      </w:r>
+      <w:r>
+        <w:rPr>
+          <w:rFonts w:ascii="Times New Roman" w:eastAsia="Courier New" w:hAnsi="Times New Roman" w:cs="Times New Roman"/>
+          <w:sz w:val="20"/>
+          <w:szCs w:val="20"/>
+        </w:rPr>
+        <w:t>IRS-PM-2026-01-24-GRP7-WellnessBot</w:t>
+      </w:r>
+      <w:r>
+        <w:rPr>
+          <w:rFonts w:ascii="Times New Roman" w:eastAsia="Courier New" w:hAnsi="Times New Roman" w:cs="Times New Roman"/>
+          <w:sz w:val="20"/>
+          <w:szCs w:val="20"/>
+        </w:rPr>
+        <w:t>\</w:t>
+      </w:r>
+      <w:proofErr w:type="spellStart"/>
+      <w:r>
+        <w:rPr>
+          <w:rFonts w:ascii="Times New Roman" w:eastAsia="Courier New" w:hAnsi="Times New Roman" w:cs="Times New Roman"/>
+          <w:sz w:val="20"/>
+          <w:szCs w:val="20"/>
+        </w:rPr>
+        <w:t>SystemCode</w:t>
+      </w:r>
+      <w:proofErr w:type="spellEnd"/>
     </w:p>
     <w:p>
       <w:pPr>
@@ -3456,9 +3607,72 @@
       <w:r>
         <w:rPr>
           <w:rFonts w:ascii="Times New Roman" w:hAnsi="Times New Roman" w:cs="Times New Roman"/>
-        </w:rPr>
-        <w:t>You should see (.venv) prepended to your terminal prompt once the environment is active.</w:t>
-      </w:r>
+          <w:b/>
+          <w:bCs/>
+        </w:rPr>
+        <w:t>macOS / Linux:</w:t>
+      </w:r>
+    </w:p>
+    <w:p>
+      <w:pPr>
+        <w:shd w:val="clear" w:color="auto" w:fill="F5F5F5"/>
+        <w:spacing w:before="120" w:after="120" w:line="360" w:lineRule="auto"/>
+        <w:rPr>
+          <w:rFonts w:ascii="Times New Roman" w:eastAsia="Courier New" w:hAnsi="Times New Roman" w:cs="Times New Roman"/>
+          <w:sz w:val="20"/>
+          <w:szCs w:val="20"/>
+        </w:rPr>
+      </w:pPr>
+      <w:r>
+        <w:rPr>
+          <w:rFonts w:ascii="Times New Roman" w:eastAsia="Courier New" w:hAnsi="Times New Roman" w:cs="Times New Roman"/>
+          <w:sz w:val="20"/>
+          <w:szCs w:val="20"/>
+        </w:rPr>
+        <w:t>cd path/to/</w:t>
+      </w:r>
+      <w:r>
+        <w:rPr>
+          <w:rFonts w:ascii="Times New Roman" w:eastAsia="Courier New" w:hAnsi="Times New Roman" w:cs="Times New Roman"/>
+          <w:sz w:val="20"/>
+          <w:szCs w:val="20"/>
+        </w:rPr>
+        <w:t>IRS-PM-2026-01-24-GRP7-WellnessBot</w:t>
+      </w:r>
+      <w:r>
+        <w:rPr>
+          <w:rFonts w:ascii="Times New Roman" w:eastAsia="Courier New" w:hAnsi="Times New Roman" w:cs="Times New Roman"/>
+          <w:sz w:val="20"/>
+          <w:szCs w:val="20"/>
+        </w:rPr>
+        <w:t>/</w:t>
+      </w:r>
+      <w:proofErr w:type="spellStart"/>
+      <w:r>
+        <w:rPr>
+          <w:rFonts w:ascii="Times New Roman" w:eastAsia="Courier New" w:hAnsi="Times New Roman" w:cs="Times New Roman"/>
+          <w:sz w:val="20"/>
+          <w:szCs w:val="20"/>
+        </w:rPr>
+        <w:t>SystemCode</w:t>
+      </w:r>
+      <w:proofErr w:type="spellEnd"/>
+    </w:p>
+    <w:p>
+      <w:pPr>
+        <w:spacing w:after="120" w:line="360" w:lineRule="auto"/>
+        <w:rPr>
+          <w:rFonts w:ascii="Times New Roman" w:hAnsi="Times New Roman" w:cs="Times New Roman"/>
+        </w:rPr>
+      </w:pPr>
+    </w:p>
+    <w:p>
+      <w:pPr>
+        <w:spacing w:after="120" w:line="360" w:lineRule="auto"/>
+        <w:rPr>
+          <w:rFonts w:ascii="Times New Roman" w:hAnsi="Times New Roman" w:cs="Times New Roman"/>
+        </w:rPr>
+      </w:pPr>
     </w:p>
     <w:p>
       <w:pPr>
@@ -3468,7 +3682,301 @@
           <w:rFonts w:ascii="Times New Roman" w:hAnsi="Times New Roman" w:cs="Times New Roman"/>
         </w:rPr>
       </w:pPr>
-      <w:bookmarkStart w:id="5" w:name="_Toc228548643"/>
+      <w:bookmarkStart w:id="4" w:name="_Toc228625816"/>
+      <w:r>
+        <w:rPr>
+          <w:rFonts w:ascii="Times New Roman" w:hAnsi="Times New Roman" w:cs="Times New Roman"/>
+        </w:rPr>
+        <w:lastRenderedPageBreak/>
+        <w:t>3.2 Create a Virtual Environment</w:t>
+      </w:r>
+      <w:bookmarkEnd w:id="4"/>
+    </w:p>
+    <w:p>
+      <w:pPr>
+        <w:spacing w:after="240" w:line="360" w:lineRule="auto"/>
+        <w:rPr>
+          <w:rFonts w:ascii="Times New Roman" w:hAnsi="Times New Roman" w:cs="Times New Roman"/>
+        </w:rPr>
+      </w:pPr>
+      <w:r>
+        <w:rPr>
+          <w:rFonts w:ascii="Times New Roman" w:hAnsi="Times New Roman" w:cs="Times New Roman"/>
+        </w:rPr>
+        <w:t xml:space="preserve">It is strongly recommended to use a virtual environment to isolate dependencies. Run the following from inside </w:t>
+      </w:r>
+      <w:proofErr w:type="spellStart"/>
+      <w:r>
+        <w:rPr>
+          <w:rFonts w:ascii="Times New Roman" w:hAnsi="Times New Roman" w:cs="Times New Roman"/>
+        </w:rPr>
+        <w:t>SystemCode</w:t>
+      </w:r>
+      <w:proofErr w:type="spellEnd"/>
+      <w:r>
+        <w:rPr>
+          <w:rFonts w:ascii="Times New Roman" w:hAnsi="Times New Roman" w:cs="Times New Roman"/>
+        </w:rPr>
+        <w:t>/:</w:t>
+      </w:r>
+    </w:p>
+    <w:p>
+      <w:pPr>
+        <w:spacing w:line="360" w:lineRule="auto"/>
+        <w:rPr>
+          <w:rFonts w:ascii="Times New Roman" w:hAnsi="Times New Roman" w:cs="Times New Roman"/>
+        </w:rPr>
+      </w:pPr>
+      <w:r>
+        <w:rPr>
+          <w:rFonts w:ascii="Times New Roman" w:hAnsi="Times New Roman" w:cs="Times New Roman"/>
+          <w:b/>
+          <w:bCs/>
+        </w:rPr>
+        <w:t>Windows:</w:t>
+      </w:r>
+    </w:p>
+    <w:p>
+      <w:pPr>
+        <w:shd w:val="clear" w:color="auto" w:fill="F5F5F5"/>
+        <w:spacing w:before="120" w:after="120" w:line="360" w:lineRule="auto"/>
+        <w:rPr>
+          <w:rFonts w:ascii="Times New Roman" w:eastAsia="Courier New" w:hAnsi="Times New Roman" w:cs="Times New Roman"/>
+          <w:sz w:val="20"/>
+          <w:szCs w:val="20"/>
+        </w:rPr>
+      </w:pPr>
+      <w:r>
+        <w:rPr>
+          <w:rFonts w:ascii="Times New Roman" w:eastAsia="Courier New" w:hAnsi="Times New Roman" w:cs="Times New Roman"/>
+          <w:sz w:val="20"/>
+          <w:szCs w:val="20"/>
+        </w:rPr>
+        <w:t xml:space="preserve">python -m </w:t>
+      </w:r>
+      <w:proofErr w:type="spellStart"/>
+      <w:proofErr w:type="gramStart"/>
+      <w:r>
+        <w:rPr>
+          <w:rFonts w:ascii="Times New Roman" w:eastAsia="Courier New" w:hAnsi="Times New Roman" w:cs="Times New Roman"/>
+          <w:sz w:val="20"/>
+          <w:szCs w:val="20"/>
+        </w:rPr>
+        <w:t>venv</w:t>
+      </w:r>
+      <w:proofErr w:type="spellEnd"/>
+      <w:r>
+        <w:rPr>
+          <w:rFonts w:ascii="Times New Roman" w:eastAsia="Courier New" w:hAnsi="Times New Roman" w:cs="Times New Roman"/>
+          <w:sz w:val="20"/>
+          <w:szCs w:val="20"/>
+        </w:rPr>
+        <w:t xml:space="preserve"> .</w:t>
+      </w:r>
+      <w:proofErr w:type="spellStart"/>
+      <w:r>
+        <w:rPr>
+          <w:rFonts w:ascii="Times New Roman" w:eastAsia="Courier New" w:hAnsi="Times New Roman" w:cs="Times New Roman"/>
+          <w:sz w:val="20"/>
+          <w:szCs w:val="20"/>
+        </w:rPr>
+        <w:t>venv</w:t>
+      </w:r>
+      <w:proofErr w:type="spellEnd"/>
+      <w:proofErr w:type="gramEnd"/>
+      <w:r>
+        <w:rPr>
+          <w:rFonts w:ascii="Times New Roman" w:eastAsia="Courier New" w:hAnsi="Times New Roman" w:cs="Times New Roman"/>
+          <w:sz w:val="20"/>
+          <w:szCs w:val="20"/>
+        </w:rPr>
+        <w:t xml:space="preserve"> </w:t>
+      </w:r>
+    </w:p>
+    <w:p>
+      <w:pPr>
+        <w:shd w:val="clear" w:color="auto" w:fill="F5F5F5"/>
+        <w:spacing w:before="120" w:after="120" w:line="360" w:lineRule="auto"/>
+        <w:rPr>
+          <w:rFonts w:ascii="Times New Roman" w:hAnsi="Times New Roman" w:cs="Times New Roman"/>
+        </w:rPr>
+      </w:pPr>
+      <w:proofErr w:type="gramStart"/>
+      <w:r>
+        <w:rPr>
+          <w:rFonts w:ascii="Times New Roman" w:eastAsia="Courier New" w:hAnsi="Times New Roman" w:cs="Times New Roman"/>
+          <w:sz w:val="20"/>
+          <w:szCs w:val="20"/>
+        </w:rPr>
+        <w:t>.</w:t>
+      </w:r>
+      <w:proofErr w:type="spellStart"/>
+      <w:r>
+        <w:rPr>
+          <w:rFonts w:ascii="Times New Roman" w:eastAsia="Courier New" w:hAnsi="Times New Roman" w:cs="Times New Roman"/>
+          <w:sz w:val="20"/>
+          <w:szCs w:val="20"/>
+        </w:rPr>
+        <w:t>venv</w:t>
+      </w:r>
+      <w:proofErr w:type="spellEnd"/>
+      <w:proofErr w:type="gramEnd"/>
+      <w:r>
+        <w:rPr>
+          <w:rFonts w:ascii="Times New Roman" w:eastAsia="Courier New" w:hAnsi="Times New Roman" w:cs="Times New Roman"/>
+          <w:sz w:val="20"/>
+          <w:szCs w:val="20"/>
+        </w:rPr>
+        <w:t>\Scripts\activate</w:t>
+      </w:r>
+    </w:p>
+    <w:p>
+      <w:pPr>
+        <w:spacing w:before="240" w:line="360" w:lineRule="auto"/>
+        <w:rPr>
+          <w:rFonts w:ascii="Times New Roman" w:hAnsi="Times New Roman" w:cs="Times New Roman"/>
+        </w:rPr>
+      </w:pPr>
+      <w:r>
+        <w:rPr>
+          <w:rFonts w:ascii="Times New Roman" w:hAnsi="Times New Roman" w:cs="Times New Roman"/>
+          <w:b/>
+          <w:bCs/>
+        </w:rPr>
+        <w:t>macOS / Linux:</w:t>
+      </w:r>
+    </w:p>
+    <w:p>
+      <w:pPr>
+        <w:shd w:val="clear" w:color="auto" w:fill="F5F5F5"/>
+        <w:spacing w:before="120" w:after="120" w:line="360" w:lineRule="auto"/>
+        <w:rPr>
+          <w:rFonts w:ascii="Times New Roman" w:eastAsia="Courier New" w:hAnsi="Times New Roman" w:cs="Times New Roman"/>
+          <w:sz w:val="20"/>
+          <w:szCs w:val="20"/>
+        </w:rPr>
+      </w:pPr>
+      <w:r>
+        <w:rPr>
+          <w:rFonts w:ascii="Times New Roman" w:eastAsia="Courier New" w:hAnsi="Times New Roman" w:cs="Times New Roman"/>
+          <w:sz w:val="20"/>
+          <w:szCs w:val="20"/>
+        </w:rPr>
+        <w:t xml:space="preserve">python -m </w:t>
+      </w:r>
+      <w:proofErr w:type="spellStart"/>
+      <w:proofErr w:type="gramStart"/>
+      <w:r>
+        <w:rPr>
+          <w:rFonts w:ascii="Times New Roman" w:eastAsia="Courier New" w:hAnsi="Times New Roman" w:cs="Times New Roman"/>
+          <w:sz w:val="20"/>
+          <w:szCs w:val="20"/>
+        </w:rPr>
+        <w:t>venv</w:t>
+      </w:r>
+      <w:proofErr w:type="spellEnd"/>
+      <w:r>
+        <w:rPr>
+          <w:rFonts w:ascii="Times New Roman" w:eastAsia="Courier New" w:hAnsi="Times New Roman" w:cs="Times New Roman"/>
+          <w:sz w:val="20"/>
+          <w:szCs w:val="20"/>
+        </w:rPr>
+        <w:t xml:space="preserve"> .</w:t>
+      </w:r>
+      <w:proofErr w:type="spellStart"/>
+      <w:r>
+        <w:rPr>
+          <w:rFonts w:ascii="Times New Roman" w:eastAsia="Courier New" w:hAnsi="Times New Roman" w:cs="Times New Roman"/>
+          <w:sz w:val="20"/>
+          <w:szCs w:val="20"/>
+        </w:rPr>
+        <w:t>venv</w:t>
+      </w:r>
+      <w:proofErr w:type="spellEnd"/>
+      <w:proofErr w:type="gramEnd"/>
+      <w:r>
+        <w:rPr>
+          <w:rFonts w:ascii="Times New Roman" w:eastAsia="Courier New" w:hAnsi="Times New Roman" w:cs="Times New Roman"/>
+          <w:sz w:val="20"/>
+          <w:szCs w:val="20"/>
+        </w:rPr>
+        <w:t xml:space="preserve"> </w:t>
+      </w:r>
+    </w:p>
+    <w:p>
+      <w:pPr>
+        <w:shd w:val="clear" w:color="auto" w:fill="F5F5F5"/>
+        <w:spacing w:before="120" w:after="120" w:line="360" w:lineRule="auto"/>
+        <w:rPr>
+          <w:rFonts w:ascii="Times New Roman" w:hAnsi="Times New Roman" w:cs="Times New Roman"/>
+        </w:rPr>
+      </w:pPr>
+      <w:proofErr w:type="gramStart"/>
+      <w:r>
+        <w:rPr>
+          <w:rFonts w:ascii="Times New Roman" w:eastAsia="Courier New" w:hAnsi="Times New Roman" w:cs="Times New Roman"/>
+          <w:sz w:val="20"/>
+          <w:szCs w:val="20"/>
+        </w:rPr>
+        <w:t>source .</w:t>
+      </w:r>
+      <w:proofErr w:type="spellStart"/>
+      <w:r>
+        <w:rPr>
+          <w:rFonts w:ascii="Times New Roman" w:eastAsia="Courier New" w:hAnsi="Times New Roman" w:cs="Times New Roman"/>
+          <w:sz w:val="20"/>
+          <w:szCs w:val="20"/>
+        </w:rPr>
+        <w:t>venv</w:t>
+      </w:r>
+      <w:proofErr w:type="spellEnd"/>
+      <w:proofErr w:type="gramEnd"/>
+      <w:r>
+        <w:rPr>
+          <w:rFonts w:ascii="Times New Roman" w:eastAsia="Courier New" w:hAnsi="Times New Roman" w:cs="Times New Roman"/>
+          <w:sz w:val="20"/>
+          <w:szCs w:val="20"/>
+        </w:rPr>
+        <w:t>/bin/activate</w:t>
+      </w:r>
+    </w:p>
+    <w:p>
+      <w:pPr>
+        <w:spacing w:before="240" w:line="360" w:lineRule="auto"/>
+        <w:rPr>
+          <w:rFonts w:ascii="Times New Roman" w:hAnsi="Times New Roman" w:cs="Times New Roman"/>
+        </w:rPr>
+      </w:pPr>
+      <w:r>
+        <w:rPr>
+          <w:rFonts w:ascii="Times New Roman" w:hAnsi="Times New Roman" w:cs="Times New Roman"/>
+        </w:rPr>
+        <w:t>You should see (.</w:t>
+      </w:r>
+      <w:proofErr w:type="spellStart"/>
+      <w:r>
+        <w:rPr>
+          <w:rFonts w:ascii="Times New Roman" w:hAnsi="Times New Roman" w:cs="Times New Roman"/>
+        </w:rPr>
+        <w:t>venv</w:t>
+      </w:r>
+      <w:proofErr w:type="spellEnd"/>
+      <w:r>
+        <w:rPr>
+          <w:rFonts w:ascii="Times New Roman" w:hAnsi="Times New Roman" w:cs="Times New Roman"/>
+        </w:rPr>
+        <w:t>) prepended to your terminal prompt once the environment is active.</w:t>
+      </w:r>
+    </w:p>
+    <w:p>
+      <w:pPr>
+        <w:pStyle w:val="Heading2"/>
+        <w:spacing w:line="360" w:lineRule="auto"/>
+        <w:rPr>
+          <w:rFonts w:ascii="Times New Roman" w:hAnsi="Times New Roman" w:cs="Times New Roman"/>
+        </w:rPr>
+      </w:pPr>
+      <w:bookmarkStart w:id="5" w:name="_Toc228625817"/>
       <w:r>
         <w:rPr>
           <w:rFonts w:ascii="Times New Roman" w:hAnsi="Times New Roman" w:cs="Times New Roman"/>
@@ -3675,6 +4183,7 @@
                 <w:rFonts w:ascii="Times New Roman" w:hAnsi="Times New Roman" w:cs="Times New Roman"/>
               </w:rPr>
             </w:pPr>
+            <w:proofErr w:type="spellStart"/>
             <w:r>
               <w:rPr>
                 <w:rFonts w:ascii="Times New Roman" w:hAnsi="Times New Roman" w:cs="Times New Roman"/>
@@ -3682,6 +4191,7 @@
               </w:rPr>
               <w:t>streamlit</w:t>
             </w:r>
+            <w:proofErr w:type="spellEnd"/>
           </w:p>
         </w:tc>
         <w:tc>
@@ -3773,6 +4283,7 @@
                 <w:rFonts w:ascii="Times New Roman" w:hAnsi="Times New Roman" w:cs="Times New Roman"/>
               </w:rPr>
             </w:pPr>
+            <w:proofErr w:type="spellStart"/>
             <w:r>
               <w:rPr>
                 <w:rFonts w:ascii="Times New Roman" w:hAnsi="Times New Roman" w:cs="Times New Roman"/>
@@ -3780,6 +4291,7 @@
               </w:rPr>
               <w:t>openai</w:t>
             </w:r>
+            <w:proofErr w:type="spellEnd"/>
           </w:p>
         </w:tc>
         <w:tc>
@@ -3871,6 +4383,7 @@
                 <w:rFonts w:ascii="Times New Roman" w:hAnsi="Times New Roman" w:cs="Times New Roman"/>
               </w:rPr>
             </w:pPr>
+            <w:proofErr w:type="spellStart"/>
             <w:r>
               <w:rPr>
                 <w:rFonts w:ascii="Times New Roman" w:hAnsi="Times New Roman" w:cs="Times New Roman"/>
@@ -3878,6 +4391,7 @@
               </w:rPr>
               <w:t>pydantic</w:t>
             </w:r>
+            <w:proofErr w:type="spellEnd"/>
           </w:p>
         </w:tc>
         <w:tc>
@@ -3974,8 +4488,17 @@
                 <w:rFonts w:ascii="Times New Roman" w:hAnsi="Times New Roman" w:cs="Times New Roman"/>
                 <w:color w:val="000000"/>
               </w:rPr>
-              <w:t>python-dotenv</w:t>
-            </w:r>
+              <w:t>python-</w:t>
+            </w:r>
+            <w:proofErr w:type="spellStart"/>
+            <w:r>
+              <w:rPr>
+                <w:rFonts w:ascii="Times New Roman" w:hAnsi="Times New Roman" w:cs="Times New Roman"/>
+                <w:color w:val="000000"/>
+              </w:rPr>
+              <w:t>dotenv</w:t>
+            </w:r>
+            <w:proofErr w:type="spellEnd"/>
           </w:p>
         </w:tc>
         <w:tc>
@@ -4038,8 +4561,17 @@
                 <w:rFonts w:ascii="Times New Roman" w:hAnsi="Times New Roman" w:cs="Times New Roman"/>
                 <w:color w:val="000000"/>
               </w:rPr>
-              <w:t>Environment variable loading from .env</w:t>
-            </w:r>
+              <w:t xml:space="preserve">Environment variable loading </w:t>
+            </w:r>
+            <w:proofErr w:type="gramStart"/>
+            <w:r>
+              <w:rPr>
+                <w:rFonts w:ascii="Times New Roman" w:hAnsi="Times New Roman" w:cs="Times New Roman"/>
+                <w:color w:val="000000"/>
+              </w:rPr>
+              <w:t>from .env</w:t>
+            </w:r>
+            <w:proofErr w:type="gramEnd"/>
           </w:p>
         </w:tc>
       </w:tr>
@@ -4067,6 +4599,7 @@
                 <w:rFonts w:ascii="Times New Roman" w:hAnsi="Times New Roman" w:cs="Times New Roman"/>
               </w:rPr>
             </w:pPr>
+            <w:proofErr w:type="spellStart"/>
             <w:r>
               <w:rPr>
                 <w:rFonts w:ascii="Times New Roman" w:hAnsi="Times New Roman" w:cs="Times New Roman"/>
@@ -4074,6 +4607,7 @@
               </w:rPr>
               <w:t>pyyaml</w:t>
             </w:r>
+            <w:proofErr w:type="spellEnd"/>
           </w:p>
         </w:tc>
         <w:tc>
@@ -4165,6 +4699,7 @@
                 <w:rFonts w:ascii="Times New Roman" w:hAnsi="Times New Roman" w:cs="Times New Roman"/>
               </w:rPr>
             </w:pPr>
+            <w:proofErr w:type="spellStart"/>
             <w:r>
               <w:rPr>
                 <w:rFonts w:ascii="Times New Roman" w:hAnsi="Times New Roman" w:cs="Times New Roman"/>
@@ -4172,6 +4707,7 @@
               </w:rPr>
               <w:t>pytest</w:t>
             </w:r>
+            <w:proofErr w:type="spellEnd"/>
           </w:p>
         </w:tc>
         <w:tc>
@@ -4361,7 +4897,7 @@
           <w:rFonts w:ascii="Times New Roman" w:hAnsi="Times New Roman" w:cs="Times New Roman"/>
         </w:rPr>
       </w:pPr>
-      <w:bookmarkStart w:id="6" w:name="_Toc228548644"/>
+      <w:bookmarkStart w:id="6" w:name="_Toc228625818"/>
       <w:r>
         <w:rPr>
           <w:rFonts w:ascii="Times New Roman" w:hAnsi="Times New Roman" w:cs="Times New Roman"/>
@@ -4382,7 +4918,21 @@
         <w:rPr>
           <w:rFonts w:ascii="Times New Roman" w:hAnsi="Times New Roman" w:cs="Times New Roman"/>
         </w:rPr>
-        <w:t>The .env file must be created inside SystemCode/ (alongside requirements.txt). Create it by copying the provided example:</w:t>
+        <w:t xml:space="preserve">The .env file must be created inside </w:t>
+      </w:r>
+      <w:proofErr w:type="spellStart"/>
+      <w:r>
+        <w:rPr>
+          <w:rFonts w:ascii="Times New Roman" w:hAnsi="Times New Roman" w:cs="Times New Roman"/>
+        </w:rPr>
+        <w:t>SystemCode</w:t>
+      </w:r>
+      <w:proofErr w:type="spellEnd"/>
+      <w:r>
+        <w:rPr>
+          <w:rFonts w:ascii="Times New Roman" w:hAnsi="Times New Roman" w:cs="Times New Roman"/>
+        </w:rPr>
+        <w:t>/ (alongside requirements.txt). Create it by copying the provided example:</w:t>
       </w:r>
     </w:p>
     <w:p>
@@ -4415,265 +4965,171 @@
           <w:sz w:val="20"/>
           <w:szCs w:val="20"/>
         </w:rPr>
-        <w:t>Copy-Item .env.example .env</w:t>
-      </w:r>
-    </w:p>
-    <w:p>
-      <w:pPr>
-        <w:spacing w:before="240" w:line="360" w:lineRule="auto"/>
-        <w:rPr>
-          <w:rFonts w:ascii="Times New Roman" w:hAnsi="Times New Roman" w:cs="Times New Roman"/>
-        </w:rPr>
-      </w:pPr>
-      <w:r>
-        <w:rPr>
-          <w:rFonts w:ascii="Times New Roman" w:hAnsi="Times New Roman" w:cs="Times New Roman"/>
-          <w:b/>
-          <w:bCs/>
-        </w:rPr>
-        <w:t>macOS / Linux:</w:t>
-      </w:r>
-    </w:p>
-    <w:p>
-      <w:pPr>
-        <w:shd w:val="clear" w:color="auto" w:fill="F5F5F5"/>
-        <w:spacing w:before="120" w:after="120" w:line="360" w:lineRule="auto"/>
-        <w:rPr>
-          <w:rFonts w:ascii="Times New Roman" w:hAnsi="Times New Roman" w:cs="Times New Roman"/>
-        </w:rPr>
-      </w:pPr>
+        <w:t>Copy-</w:t>
+      </w:r>
+      <w:proofErr w:type="gramStart"/>
       <w:r>
         <w:rPr>
           <w:rFonts w:ascii="Times New Roman" w:eastAsia="Courier New" w:hAnsi="Times New Roman" w:cs="Times New Roman"/>
           <w:sz w:val="20"/>
           <w:szCs w:val="20"/>
         </w:rPr>
-        <w:t>cp .env.example .env</w:t>
-      </w:r>
-    </w:p>
-    <w:p>
-      <w:pPr>
-        <w:spacing w:before="240" w:after="240" w:line="360" w:lineRule="auto"/>
-        <w:rPr>
-          <w:rFonts w:ascii="Times New Roman" w:hAnsi="Times New Roman" w:cs="Times New Roman"/>
-        </w:rPr>
-      </w:pPr>
-      <w:r>
-        <w:rPr>
-          <w:rFonts w:ascii="Times New Roman" w:hAnsi="Times New Roman" w:cs="Times New Roman"/>
-        </w:rPr>
-        <w:t>Open SystemCode/.env in a text editor and set the required values:</w:t>
-      </w:r>
-    </w:p>
-    <w:p>
-      <w:pPr>
-        <w:shd w:val="clear" w:color="auto" w:fill="F5F5F5"/>
-        <w:spacing w:before="120" w:after="120" w:line="360" w:lineRule="auto"/>
+        <w:t>Item .</w:t>
+      </w:r>
+      <w:proofErr w:type="spellStart"/>
+      <w:r>
         <w:rPr>
           <w:rFonts w:ascii="Times New Roman" w:eastAsia="Courier New" w:hAnsi="Times New Roman" w:cs="Times New Roman"/>
           <w:sz w:val="20"/>
           <w:szCs w:val="20"/>
         </w:rPr>
-      </w:pPr>
+        <w:t>env</w:t>
+      </w:r>
+      <w:proofErr w:type="gramEnd"/>
       <w:r>
         <w:rPr>
           <w:rFonts w:ascii="Times New Roman" w:eastAsia="Courier New" w:hAnsi="Times New Roman" w:cs="Times New Roman"/>
           <w:sz w:val="20"/>
           <w:szCs w:val="20"/>
         </w:rPr>
-        <w:t>APP_VERSION=v2.0</w:t>
-      </w:r>
-    </w:p>
-    <w:p>
-      <w:pPr>
-        <w:shd w:val="clear" w:color="auto" w:fill="F5F5F5"/>
-        <w:spacing w:before="120" w:after="120" w:line="360" w:lineRule="auto"/>
+        <w:t>.</w:t>
+      </w:r>
+      <w:proofErr w:type="gramStart"/>
+      <w:r>
         <w:rPr>
           <w:rFonts w:ascii="Times New Roman" w:eastAsia="Courier New" w:hAnsi="Times New Roman" w:cs="Times New Roman"/>
           <w:sz w:val="20"/>
           <w:szCs w:val="20"/>
         </w:rPr>
-      </w:pPr>
+        <w:t>example</w:t>
+      </w:r>
+      <w:proofErr w:type="spellEnd"/>
       <w:r>
         <w:rPr>
           <w:rFonts w:ascii="Times New Roman" w:eastAsia="Courier New" w:hAnsi="Times New Roman" w:cs="Times New Roman"/>
           <w:sz w:val="20"/>
           <w:szCs w:val="20"/>
         </w:rPr>
-        <w:t>LOGGING_ENABLED=1</w:t>
+        <w:t xml:space="preserve"> .env</w:t>
+      </w:r>
+      <w:proofErr w:type="gramEnd"/>
+    </w:p>
+    <w:p>
+      <w:pPr>
+        <w:spacing w:before="240" w:line="360" w:lineRule="auto"/>
+        <w:rPr>
+          <w:rFonts w:ascii="Times New Roman" w:hAnsi="Times New Roman" w:cs="Times New Roman"/>
+        </w:rPr>
+      </w:pPr>
+      <w:r>
+        <w:rPr>
+          <w:rFonts w:ascii="Times New Roman" w:hAnsi="Times New Roman" w:cs="Times New Roman"/>
+          <w:b/>
+          <w:bCs/>
+        </w:rPr>
+        <w:t>macOS / Linux:</w:t>
       </w:r>
     </w:p>
     <w:p>
       <w:pPr>
         <w:shd w:val="clear" w:color="auto" w:fill="F5F5F5"/>
         <w:spacing w:before="120" w:after="120" w:line="360" w:lineRule="auto"/>
+        <w:rPr>
+          <w:rFonts w:ascii="Times New Roman" w:hAnsi="Times New Roman" w:cs="Times New Roman"/>
+        </w:rPr>
+      </w:pPr>
+      <w:proofErr w:type="gramStart"/>
+      <w:r>
         <w:rPr>
           <w:rFonts w:ascii="Times New Roman" w:eastAsia="Courier New" w:hAnsi="Times New Roman" w:cs="Times New Roman"/>
           <w:sz w:val="20"/>
           <w:szCs w:val="20"/>
         </w:rPr>
-      </w:pPr>
+        <w:t>cp .</w:t>
+      </w:r>
+      <w:proofErr w:type="spellStart"/>
       <w:r>
         <w:rPr>
           <w:rFonts w:ascii="Times New Roman" w:eastAsia="Courier New" w:hAnsi="Times New Roman" w:cs="Times New Roman"/>
           <w:sz w:val="20"/>
           <w:szCs w:val="20"/>
         </w:rPr>
-        <w:t>LOG_DIR=./logs</w:t>
-      </w:r>
-    </w:p>
-    <w:p>
-      <w:pPr>
-        <w:shd w:val="clear" w:color="auto" w:fill="F5F5F5"/>
-        <w:spacing w:before="120" w:after="120" w:line="360" w:lineRule="auto"/>
+        <w:t>env</w:t>
+      </w:r>
+      <w:proofErr w:type="gramEnd"/>
+      <w:r>
         <w:rPr>
           <w:rFonts w:ascii="Times New Roman" w:eastAsia="Courier New" w:hAnsi="Times New Roman" w:cs="Times New Roman"/>
           <w:sz w:val="20"/>
           <w:szCs w:val="20"/>
         </w:rPr>
-      </w:pPr>
+        <w:t>.</w:t>
+      </w:r>
+      <w:proofErr w:type="gramStart"/>
       <w:r>
         <w:rPr>
           <w:rFonts w:ascii="Times New Roman" w:eastAsia="Courier New" w:hAnsi="Times New Roman" w:cs="Times New Roman"/>
           <w:sz w:val="20"/>
           <w:szCs w:val="20"/>
         </w:rPr>
-        <w:t>OPENAI_API_KEY=sk-proj-xxxxxxxxxxxxxxxxxxxxxxxxxxxxxxxxxxxxxxxxxxxxxxxxxxxxx</w:t>
-      </w:r>
-    </w:p>
-    <w:p>
-      <w:pPr>
-        <w:shd w:val="clear" w:color="auto" w:fill="F5F5F5"/>
-        <w:spacing w:before="120" w:after="120" w:line="360" w:lineRule="auto"/>
+        <w:t>example</w:t>
+      </w:r>
+      <w:proofErr w:type="spellEnd"/>
+      <w:r>
         <w:rPr>
           <w:rFonts w:ascii="Times New Roman" w:eastAsia="Courier New" w:hAnsi="Times New Roman" w:cs="Times New Roman"/>
           <w:sz w:val="20"/>
           <w:szCs w:val="20"/>
         </w:rPr>
-      </w:pPr>
-      <w:r>
+        <w:t xml:space="preserve"> .env</w:t>
+      </w:r>
+      <w:proofErr w:type="gramEnd"/>
+    </w:p>
+    <w:p>
+      <w:pPr>
+        <w:spacing w:before="240" w:after="240" w:line="360" w:lineRule="auto"/>
+        <w:rPr>
+          <w:rFonts w:ascii="Times New Roman" w:hAnsi="Times New Roman" w:cs="Times New Roman"/>
+        </w:rPr>
+      </w:pPr>
+      <w:r>
+        <w:rPr>
+          <w:rFonts w:ascii="Times New Roman" w:hAnsi="Times New Roman" w:cs="Times New Roman"/>
+        </w:rPr>
+        <w:t xml:space="preserve">Open </w:t>
+      </w:r>
+      <w:proofErr w:type="spellStart"/>
+      <w:r>
+        <w:rPr>
+          <w:rFonts w:ascii="Times New Roman" w:hAnsi="Times New Roman" w:cs="Times New Roman"/>
+        </w:rPr>
+        <w:t>SystemCode</w:t>
+      </w:r>
+      <w:proofErr w:type="spellEnd"/>
+      <w:proofErr w:type="gramStart"/>
+      <w:r>
+        <w:rPr>
+          <w:rFonts w:ascii="Times New Roman" w:hAnsi="Times New Roman" w:cs="Times New Roman"/>
+        </w:rPr>
+        <w:t>/.env</w:t>
+      </w:r>
+      <w:proofErr w:type="gramEnd"/>
+      <w:r>
+        <w:rPr>
+          <w:rFonts w:ascii="Times New Roman" w:hAnsi="Times New Roman" w:cs="Times New Roman"/>
+        </w:rPr>
+        <w:t xml:space="preserve"> in a text editor and set the required values:</w:t>
+      </w:r>
+    </w:p>
+    <w:p>
+      <w:pPr>
+        <w:shd w:val="clear" w:color="auto" w:fill="F5F5F5"/>
+        <w:spacing w:before="120" w:after="120" w:line="360" w:lineRule="auto"/>
         <w:rPr>
           <w:rFonts w:ascii="Times New Roman" w:eastAsia="Courier New" w:hAnsi="Times New Roman" w:cs="Times New Roman"/>
           <w:sz w:val="20"/>
           <w:szCs w:val="20"/>
         </w:rPr>
-        <w:t>OPENAI_MODEL=gpt-4o-mini</w:t>
-      </w:r>
-    </w:p>
-    <w:p>
-      <w:pPr>
-        <w:spacing w:before="240" w:line="360" w:lineRule="auto"/>
-        <w:rPr>
-          <w:rFonts w:ascii="Times New Roman" w:hAnsi="Times New Roman" w:cs="Times New Roman"/>
-        </w:rPr>
-      </w:pPr>
-      <w:r>
-        <w:rPr>
-          <w:rFonts w:ascii="Times New Roman" w:hAnsi="Times New Roman" w:cs="Times New Roman"/>
-          <w:b/>
-          <w:bCs/>
-        </w:rPr>
-        <w:t xml:space="preserve">Security: </w:t>
-      </w:r>
-      <w:r>
-        <w:rPr>
-          <w:rFonts w:ascii="Times New Roman" w:hAnsi="Times New Roman" w:cs="Times New Roman"/>
-        </w:rPr>
-        <w:t>Please do not share your OPENAI Key</w:t>
-      </w:r>
-    </w:p>
-    <w:p>
-      <w:pPr>
-        <w:spacing w:line="360" w:lineRule="auto"/>
-        <w:rPr>
-          <w:rFonts w:ascii="Times New Roman" w:hAnsi="Times New Roman" w:cs="Times New Roman"/>
-        </w:rPr>
-      </w:pPr>
-      <w:r>
-        <w:rPr>
-          <w:rFonts w:ascii="Times New Roman" w:hAnsi="Times New Roman" w:cs="Times New Roman"/>
-        </w:rPr>
-        <w:br w:type="page"/>
-      </w:r>
-    </w:p>
-    <w:p>
-      <w:pPr>
-        <w:pStyle w:val="Heading1"/>
-        <w:spacing w:line="360" w:lineRule="auto"/>
-        <w:rPr>
-          <w:rFonts w:ascii="Times New Roman" w:hAnsi="Times New Roman" w:cs="Times New Roman"/>
-        </w:rPr>
-      </w:pPr>
-      <w:bookmarkStart w:id="7" w:name="_Toc228548645"/>
-      <w:r>
-        <w:rPr>
-          <w:rFonts w:ascii="Times New Roman" w:hAnsi="Times New Roman" w:cs="Times New Roman"/>
-        </w:rPr>
-        <w:lastRenderedPageBreak/>
-        <w:t>4. Running the Application</w:t>
-      </w:r>
-      <w:bookmarkEnd w:id="7"/>
-    </w:p>
-    <w:p>
-      <w:pPr>
-        <w:spacing w:after="360" w:line="360" w:lineRule="auto"/>
-        <w:rPr>
-          <w:rFonts w:ascii="Times New Roman" w:hAnsi="Times New Roman" w:cs="Times New Roman"/>
-        </w:rPr>
-      </w:pPr>
-      <w:r>
-        <w:rPr>
-          <w:rFonts w:ascii="Times New Roman" w:hAnsi="Times New Roman" w:cs="Times New Roman"/>
-          <w:b/>
-          <w:bCs/>
-        </w:rPr>
-        <w:t xml:space="preserve">Note: </w:t>
-      </w:r>
-      <w:r>
-        <w:rPr>
-          <w:rFonts w:ascii="Times New Roman" w:hAnsi="Times New Roman" w:cs="Times New Roman"/>
-        </w:rPr>
-        <w:t>All commands below assume your terminal is inside SystemCode/ with the virtual environment active.</w:t>
-      </w:r>
-    </w:p>
-    <w:p>
-      <w:pPr>
-        <w:pStyle w:val="Heading2"/>
-        <w:spacing w:line="360" w:lineRule="auto"/>
-        <w:rPr>
-          <w:rFonts w:ascii="Times New Roman" w:hAnsi="Times New Roman" w:cs="Times New Roman"/>
-        </w:rPr>
-      </w:pPr>
-      <w:bookmarkStart w:id="8" w:name="_Toc228548646"/>
-      <w:r>
-        <w:rPr>
-          <w:rFonts w:ascii="Times New Roman" w:hAnsi="Times New Roman" w:cs="Times New Roman"/>
-        </w:rPr>
-        <w:t>4.1 Windows (PowerShell)</w:t>
-      </w:r>
-      <w:bookmarkEnd w:id="8"/>
-    </w:p>
-    <w:p>
-      <w:pPr>
-        <w:spacing w:after="240" w:line="360" w:lineRule="auto"/>
-        <w:rPr>
-          <w:rFonts w:ascii="Times New Roman" w:hAnsi="Times New Roman" w:cs="Times New Roman"/>
-        </w:rPr>
-      </w:pPr>
-      <w:r>
-        <w:rPr>
-          <w:rFonts w:ascii="Times New Roman" w:hAnsi="Times New Roman" w:cs="Times New Roman"/>
-        </w:rPr>
-        <w:t>A convenience script is provided that automatically sets PYTHONPATH and launches Streamlit. Run it from inside SystemCode/:</w:t>
-      </w:r>
-    </w:p>
-    <w:p>
-      <w:pPr>
-        <w:shd w:val="clear" w:color="auto" w:fill="F5F5F5"/>
-        <w:spacing w:before="120" w:after="120" w:line="360" w:lineRule="auto"/>
-        <w:rPr>
-          <w:rFonts w:ascii="Times New Roman" w:hAnsi="Times New Roman" w:cs="Times New Roman"/>
-        </w:rPr>
       </w:pPr>
       <w:r>
         <w:rPr>
@@ -4681,95 +5137,18 @@
           <w:sz w:val="20"/>
           <w:szCs w:val="20"/>
         </w:rPr>
-        <w:t>.\run_streamlit.ps1</w:t>
-      </w:r>
-    </w:p>
-    <w:p>
-      <w:pPr>
-        <w:pStyle w:val="Heading2"/>
-        <w:spacing w:line="360" w:lineRule="auto"/>
-        <w:rPr>
-          <w:rFonts w:ascii="Times New Roman" w:hAnsi="Times New Roman" w:cs="Times New Roman"/>
-        </w:rPr>
-      </w:pPr>
-      <w:bookmarkStart w:id="9" w:name="_Toc228548647"/>
-      <w:r>
-        <w:rPr>
-          <w:rFonts w:ascii="Times New Roman" w:hAnsi="Times New Roman" w:cs="Times New Roman"/>
-        </w:rPr>
-        <w:t>4.2 macOS / Linux</w:t>
-      </w:r>
-      <w:bookmarkEnd w:id="9"/>
-    </w:p>
-    <w:p>
-      <w:pPr>
-        <w:spacing w:after="240" w:line="360" w:lineRule="auto"/>
-        <w:rPr>
-          <w:rFonts w:ascii="Times New Roman" w:hAnsi="Times New Roman" w:cs="Times New Roman"/>
-        </w:rPr>
-      </w:pPr>
-      <w:r>
-        <w:rPr>
-          <w:rFonts w:ascii="Times New Roman" w:hAnsi="Times New Roman" w:cs="Times New Roman"/>
-        </w:rPr>
-        <w:t>From inside SystemCode/, with the virtual environment active:</w:t>
+        <w:t>APP_VERSION=v2.0</w:t>
       </w:r>
     </w:p>
     <w:p>
       <w:pPr>
         <w:shd w:val="clear" w:color="auto" w:fill="F5F5F5"/>
         <w:spacing w:before="120" w:after="120" w:line="360" w:lineRule="auto"/>
-        <w:rPr>
-          <w:rFonts w:ascii="Times New Roman" w:hAnsi="Times New Roman" w:cs="Times New Roman"/>
-        </w:rPr>
-      </w:pPr>
-      <w:r>
         <w:rPr>
           <w:rFonts w:ascii="Times New Roman" w:eastAsia="Courier New" w:hAnsi="Times New Roman" w:cs="Times New Roman"/>
           <w:sz w:val="20"/>
           <w:szCs w:val="20"/>
         </w:rPr>
-        <w:t>PYTHONPATH=.. streamlit run wellnessbot/Wellnessbot.py</w:t>
-      </w:r>
-    </w:p>
-    <w:p>
-      <w:pPr>
-        <w:pStyle w:val="Heading2"/>
-        <w:spacing w:line="360" w:lineRule="auto"/>
-        <w:rPr>
-          <w:rFonts w:ascii="Times New Roman" w:hAnsi="Times New Roman" w:cs="Times New Roman"/>
-        </w:rPr>
-      </w:pPr>
-      <w:bookmarkStart w:id="10" w:name="_Toc228548648"/>
-      <w:r>
-        <w:rPr>
-          <w:rFonts w:ascii="Times New Roman" w:hAnsi="Times New Roman" w:cs="Times New Roman"/>
-        </w:rPr>
-        <w:t>Accessing the Application</w:t>
-      </w:r>
-      <w:bookmarkEnd w:id="10"/>
-    </w:p>
-    <w:p>
-      <w:pPr>
-        <w:spacing w:after="240" w:line="360" w:lineRule="auto"/>
-        <w:rPr>
-          <w:rFonts w:ascii="Times New Roman" w:hAnsi="Times New Roman" w:cs="Times New Roman"/>
-        </w:rPr>
-      </w:pPr>
-      <w:r>
-        <w:rPr>
-          <w:rFonts w:ascii="Times New Roman" w:hAnsi="Times New Roman" w:cs="Times New Roman"/>
-        </w:rPr>
-        <w:t>Once started, open your web browser and navigate to:</w:t>
-      </w:r>
-    </w:p>
-    <w:p>
-      <w:pPr>
-        <w:shd w:val="clear" w:color="auto" w:fill="F5F5F5"/>
-        <w:spacing w:before="120" w:after="120" w:line="360" w:lineRule="auto"/>
-        <w:rPr>
-          <w:rFonts w:ascii="Times New Roman" w:hAnsi="Times New Roman" w:cs="Times New Roman"/>
-        </w:rPr>
       </w:pPr>
       <w:r>
         <w:rPr>
@@ -4777,7 +5156,82 @@
           <w:sz w:val="20"/>
           <w:szCs w:val="20"/>
         </w:rPr>
-        <w:t>http://localhost:8501</w:t>
+        <w:t>LOGGING_ENABLED=1</w:t>
+      </w:r>
+    </w:p>
+    <w:p>
+      <w:pPr>
+        <w:shd w:val="clear" w:color="auto" w:fill="F5F5F5"/>
+        <w:spacing w:before="120" w:after="120" w:line="360" w:lineRule="auto"/>
+        <w:rPr>
+          <w:rFonts w:ascii="Times New Roman" w:eastAsia="Courier New" w:hAnsi="Times New Roman" w:cs="Times New Roman"/>
+          <w:sz w:val="20"/>
+          <w:szCs w:val="20"/>
+        </w:rPr>
+      </w:pPr>
+      <w:r>
+        <w:rPr>
+          <w:rFonts w:ascii="Times New Roman" w:eastAsia="Courier New" w:hAnsi="Times New Roman" w:cs="Times New Roman"/>
+          <w:sz w:val="20"/>
+          <w:szCs w:val="20"/>
+        </w:rPr>
+        <w:t>LOG_DIR</w:t>
+      </w:r>
+      <w:proofErr w:type="gramStart"/>
+      <w:r>
+        <w:rPr>
+          <w:rFonts w:ascii="Times New Roman" w:eastAsia="Courier New" w:hAnsi="Times New Roman" w:cs="Times New Roman"/>
+          <w:sz w:val="20"/>
+          <w:szCs w:val="20"/>
+        </w:rPr>
+        <w:t>=./</w:t>
+      </w:r>
+      <w:proofErr w:type="gramEnd"/>
+      <w:r>
+        <w:rPr>
+          <w:rFonts w:ascii="Times New Roman" w:eastAsia="Courier New" w:hAnsi="Times New Roman" w:cs="Times New Roman"/>
+          <w:sz w:val="20"/>
+          <w:szCs w:val="20"/>
+        </w:rPr>
+        <w:t>logs</w:t>
+      </w:r>
+    </w:p>
+    <w:p>
+      <w:pPr>
+        <w:shd w:val="clear" w:color="auto" w:fill="F5F5F5"/>
+        <w:spacing w:before="120" w:after="120" w:line="360" w:lineRule="auto"/>
+        <w:rPr>
+          <w:rFonts w:ascii="Times New Roman" w:eastAsia="Courier New" w:hAnsi="Times New Roman" w:cs="Times New Roman"/>
+          <w:sz w:val="20"/>
+          <w:szCs w:val="20"/>
+        </w:rPr>
+      </w:pPr>
+      <w:r>
+        <w:rPr>
+          <w:rFonts w:ascii="Times New Roman" w:eastAsia="Courier New" w:hAnsi="Times New Roman" w:cs="Times New Roman"/>
+          <w:sz w:val="20"/>
+          <w:szCs w:val="20"/>
+        </w:rPr>
+        <w:t>OPENAI_API_KEY=sk-proj-xxxxxxxxxxxxxxxxxxxxxxxxxxxxxxxxxxxxxxxxxxxxxxxxxxxxx</w:t>
+      </w:r>
+    </w:p>
+    <w:p>
+      <w:pPr>
+        <w:shd w:val="clear" w:color="auto" w:fill="F5F5F5"/>
+        <w:spacing w:before="120" w:after="120" w:line="360" w:lineRule="auto"/>
+        <w:rPr>
+          <w:rFonts w:ascii="Times New Roman" w:eastAsia="Courier New" w:hAnsi="Times New Roman" w:cs="Times New Roman"/>
+          <w:sz w:val="20"/>
+          <w:szCs w:val="20"/>
+        </w:rPr>
+      </w:pPr>
+      <w:r>
+        <w:rPr>
+          <w:rFonts w:ascii="Times New Roman" w:eastAsia="Courier New" w:hAnsi="Times New Roman" w:cs="Times New Roman"/>
+          <w:sz w:val="20"/>
+          <w:szCs w:val="20"/>
+        </w:rPr>
+        <w:t>OPENAI_MODEL=gpt-4o-mini</w:t>
       </w:r>
     </w:p>
     <w:p>
@@ -4790,81 +5244,31 @@
       <w:r>
         <w:rPr>
           <w:rFonts w:ascii="Times New Roman" w:hAnsi="Times New Roman" w:cs="Times New Roman"/>
-        </w:rPr>
-        <w:t>Streamlit will also print the URL to the terminal. The application loads immediately — no build step is required.</w:t>
-      </w:r>
-    </w:p>
-    <w:p>
-      <w:pPr>
-        <w:spacing w:before="240" w:line="360" w:lineRule="auto"/>
-        <w:rPr>
-          <w:rFonts w:ascii="Times New Roman" w:hAnsi="Times New Roman" w:cs="Times New Roman"/>
-        </w:rPr>
-      </w:pPr>
-    </w:p>
-    <w:p>
-      <w:pPr>
-        <w:spacing w:before="240" w:line="360" w:lineRule="auto"/>
-        <w:rPr>
-          <w:rFonts w:ascii="Times New Roman" w:hAnsi="Times New Roman" w:cs="Times New Roman"/>
-        </w:rPr>
-      </w:pPr>
-    </w:p>
-    <w:p>
-      <w:pPr>
-        <w:spacing w:before="240" w:line="360" w:lineRule="auto"/>
-        <w:rPr>
-          <w:rFonts w:ascii="Times New Roman" w:hAnsi="Times New Roman" w:cs="Times New Roman"/>
-        </w:rPr>
-      </w:pPr>
-    </w:p>
-    <w:p>
-      <w:pPr>
-        <w:spacing w:before="240" w:line="360" w:lineRule="auto"/>
-        <w:rPr>
-          <w:rFonts w:ascii="Times New Roman" w:hAnsi="Times New Roman" w:cs="Times New Roman"/>
-        </w:rPr>
-      </w:pPr>
-    </w:p>
-    <w:p>
-      <w:pPr>
-        <w:spacing w:before="240" w:line="360" w:lineRule="auto"/>
-        <w:rPr>
-          <w:rFonts w:ascii="Times New Roman" w:hAnsi="Times New Roman" w:cs="Times New Roman"/>
-        </w:rPr>
-      </w:pPr>
-    </w:p>
-    <w:p>
-      <w:pPr>
-        <w:spacing w:before="240" w:line="360" w:lineRule="auto"/>
-        <w:rPr>
-          <w:rFonts w:ascii="Times New Roman" w:hAnsi="Times New Roman" w:cs="Times New Roman"/>
-        </w:rPr>
-      </w:pPr>
-    </w:p>
-    <w:p>
-      <w:pPr>
-        <w:spacing w:before="240" w:line="360" w:lineRule="auto"/>
-        <w:rPr>
-          <w:rFonts w:ascii="Times New Roman" w:hAnsi="Times New Roman" w:cs="Times New Roman"/>
-        </w:rPr>
-      </w:pPr>
-    </w:p>
-    <w:p>
-      <w:pPr>
-        <w:spacing w:before="240" w:line="360" w:lineRule="auto"/>
-        <w:rPr>
-          <w:rFonts w:ascii="Times New Roman" w:hAnsi="Times New Roman" w:cs="Times New Roman"/>
-        </w:rPr>
-      </w:pPr>
-    </w:p>
-    <w:p>
-      <w:pPr>
-        <w:spacing w:before="240" w:line="360" w:lineRule="auto"/>
-        <w:rPr>
-          <w:rFonts w:ascii="Times New Roman" w:hAnsi="Times New Roman" w:cs="Times New Roman"/>
-        </w:rPr>
-      </w:pPr>
+          <w:b/>
+          <w:bCs/>
+        </w:rPr>
+        <w:t xml:space="preserve">Security: </w:t>
+      </w:r>
+      <w:r>
+        <w:rPr>
+          <w:rFonts w:ascii="Times New Roman" w:hAnsi="Times New Roman" w:cs="Times New Roman"/>
+        </w:rPr>
+        <w:t>Please do not share your OPENAI Key</w:t>
+      </w:r>
+    </w:p>
+    <w:p>
+      <w:pPr>
+        <w:spacing w:line="360" w:lineRule="auto"/>
+        <w:rPr>
+          <w:rFonts w:ascii="Times New Roman" w:hAnsi="Times New Roman" w:cs="Times New Roman"/>
+        </w:rPr>
+      </w:pPr>
+      <w:r>
+        <w:rPr>
+          <w:rFonts w:ascii="Times New Roman" w:hAnsi="Times New Roman" w:cs="Times New Roman"/>
+        </w:rPr>
+        <w:br w:type="page"/>
+      </w:r>
     </w:p>
     <w:p>
       <w:pPr>
@@ -4872,16 +5276,382 @@
         <w:spacing w:line="360" w:lineRule="auto"/>
         <w:rPr>
           <w:rFonts w:ascii="Times New Roman" w:hAnsi="Times New Roman" w:cs="Times New Roman"/>
+        </w:rPr>
+      </w:pPr>
+      <w:bookmarkStart w:id="7" w:name="_Toc228625819"/>
+      <w:r>
+        <w:rPr>
+          <w:rFonts w:ascii="Times New Roman" w:hAnsi="Times New Roman" w:cs="Times New Roman"/>
+        </w:rPr>
+        <w:lastRenderedPageBreak/>
+        <w:t>4. Running the Application</w:t>
+      </w:r>
+      <w:bookmarkEnd w:id="7"/>
+    </w:p>
+    <w:p>
+      <w:pPr>
+        <w:spacing w:after="360" w:line="360" w:lineRule="auto"/>
+        <w:rPr>
+          <w:rFonts w:ascii="Times New Roman" w:hAnsi="Times New Roman" w:cs="Times New Roman"/>
+        </w:rPr>
+      </w:pPr>
+      <w:r>
+        <w:rPr>
+          <w:rFonts w:ascii="Times New Roman" w:hAnsi="Times New Roman" w:cs="Times New Roman"/>
           <w:b/>
           <w:bCs/>
         </w:rPr>
-      </w:pPr>
-      <w:bookmarkStart w:id="11" w:name="_Toc228548649"/>
-      <w:r>
-        <w:rPr>
-          <w:rFonts w:ascii="Times New Roman" w:hAnsi="Times New Roman" w:cs="Times New Roman"/>
-          <w:b/>
-          <w:bCs/>
+        <w:t xml:space="preserve">Note: </w:t>
+      </w:r>
+      <w:r>
+        <w:rPr>
+          <w:rFonts w:ascii="Times New Roman" w:hAnsi="Times New Roman" w:cs="Times New Roman"/>
+        </w:rPr>
+        <w:t xml:space="preserve">All commands below assume your terminal is inside </w:t>
+      </w:r>
+      <w:proofErr w:type="spellStart"/>
+      <w:r>
+        <w:rPr>
+          <w:rFonts w:ascii="Times New Roman" w:hAnsi="Times New Roman" w:cs="Times New Roman"/>
+        </w:rPr>
+        <w:t>SystemCode</w:t>
+      </w:r>
+      <w:proofErr w:type="spellEnd"/>
+      <w:r>
+        <w:rPr>
+          <w:rFonts w:ascii="Times New Roman" w:hAnsi="Times New Roman" w:cs="Times New Roman"/>
+        </w:rPr>
+        <w:t>/ with the virtual environment active.</w:t>
+      </w:r>
+    </w:p>
+    <w:p>
+      <w:pPr>
+        <w:pStyle w:val="Heading2"/>
+        <w:spacing w:line="360" w:lineRule="auto"/>
+        <w:rPr>
+          <w:rFonts w:ascii="Times New Roman" w:hAnsi="Times New Roman" w:cs="Times New Roman"/>
+        </w:rPr>
+      </w:pPr>
+      <w:bookmarkStart w:id="8" w:name="_Toc228625820"/>
+      <w:r>
+        <w:rPr>
+          <w:rFonts w:ascii="Times New Roman" w:hAnsi="Times New Roman" w:cs="Times New Roman"/>
+        </w:rPr>
+        <w:t>4.1 Windows (PowerShell)</w:t>
+      </w:r>
+      <w:bookmarkEnd w:id="8"/>
+    </w:p>
+    <w:p>
+      <w:pPr>
+        <w:spacing w:after="240" w:line="360" w:lineRule="auto"/>
+        <w:rPr>
+          <w:rFonts w:ascii="Times New Roman" w:hAnsi="Times New Roman" w:cs="Times New Roman"/>
+        </w:rPr>
+      </w:pPr>
+      <w:r>
+        <w:rPr>
+          <w:rFonts w:ascii="Times New Roman" w:hAnsi="Times New Roman" w:cs="Times New Roman"/>
+        </w:rPr>
+        <w:t xml:space="preserve">A convenience script is provided that automatically sets PYTHONPATH and launches </w:t>
+      </w:r>
+      <w:proofErr w:type="spellStart"/>
+      <w:r>
+        <w:rPr>
+          <w:rFonts w:ascii="Times New Roman" w:hAnsi="Times New Roman" w:cs="Times New Roman"/>
+        </w:rPr>
+        <w:t>Streamlit</w:t>
+      </w:r>
+      <w:proofErr w:type="spellEnd"/>
+      <w:r>
+        <w:rPr>
+          <w:rFonts w:ascii="Times New Roman" w:hAnsi="Times New Roman" w:cs="Times New Roman"/>
+        </w:rPr>
+        <w:t xml:space="preserve">. Run it from inside </w:t>
+      </w:r>
+      <w:proofErr w:type="spellStart"/>
+      <w:r>
+        <w:rPr>
+          <w:rFonts w:ascii="Times New Roman" w:hAnsi="Times New Roman" w:cs="Times New Roman"/>
+        </w:rPr>
+        <w:t>SystemCode</w:t>
+      </w:r>
+      <w:proofErr w:type="spellEnd"/>
+      <w:r>
+        <w:rPr>
+          <w:rFonts w:ascii="Times New Roman" w:hAnsi="Times New Roman" w:cs="Times New Roman"/>
+        </w:rPr>
+        <w:t>/:</w:t>
+      </w:r>
+    </w:p>
+    <w:p>
+      <w:pPr>
+        <w:shd w:val="clear" w:color="auto" w:fill="F5F5F5"/>
+        <w:spacing w:before="120" w:after="120" w:line="360" w:lineRule="auto"/>
+        <w:rPr>
+          <w:rFonts w:ascii="Times New Roman" w:hAnsi="Times New Roman" w:cs="Times New Roman"/>
+        </w:rPr>
+      </w:pPr>
+      <w:r>
+        <w:rPr>
+          <w:rFonts w:ascii="Times New Roman" w:eastAsia="Courier New" w:hAnsi="Times New Roman" w:cs="Times New Roman"/>
+          <w:sz w:val="20"/>
+          <w:szCs w:val="20"/>
+        </w:rPr>
+        <w:t>.\run_streamlit.ps1</w:t>
+      </w:r>
+    </w:p>
+    <w:p>
+      <w:pPr>
+        <w:pStyle w:val="Heading2"/>
+        <w:spacing w:line="360" w:lineRule="auto"/>
+        <w:rPr>
+          <w:rFonts w:ascii="Times New Roman" w:hAnsi="Times New Roman" w:cs="Times New Roman"/>
+        </w:rPr>
+      </w:pPr>
+      <w:bookmarkStart w:id="9" w:name="_Toc228625821"/>
+      <w:r>
+        <w:rPr>
+          <w:rFonts w:ascii="Times New Roman" w:hAnsi="Times New Roman" w:cs="Times New Roman"/>
+        </w:rPr>
+        <w:t>4.2 macOS / Linux</w:t>
+      </w:r>
+      <w:bookmarkEnd w:id="9"/>
+    </w:p>
+    <w:p>
+      <w:pPr>
+        <w:spacing w:after="240" w:line="360" w:lineRule="auto"/>
+        <w:rPr>
+          <w:rFonts w:ascii="Times New Roman" w:hAnsi="Times New Roman" w:cs="Times New Roman"/>
+        </w:rPr>
+      </w:pPr>
+      <w:r>
+        <w:rPr>
+          <w:rFonts w:ascii="Times New Roman" w:hAnsi="Times New Roman" w:cs="Times New Roman"/>
+        </w:rPr>
+        <w:t xml:space="preserve">From inside </w:t>
+      </w:r>
+      <w:proofErr w:type="spellStart"/>
+      <w:r>
+        <w:rPr>
+          <w:rFonts w:ascii="Times New Roman" w:hAnsi="Times New Roman" w:cs="Times New Roman"/>
+        </w:rPr>
+        <w:t>SystemCode</w:t>
+      </w:r>
+      <w:proofErr w:type="spellEnd"/>
+      <w:r>
+        <w:rPr>
+          <w:rFonts w:ascii="Times New Roman" w:hAnsi="Times New Roman" w:cs="Times New Roman"/>
+        </w:rPr>
+        <w:t>/, with the virtual environment active:</w:t>
+      </w:r>
+    </w:p>
+    <w:p>
+      <w:pPr>
+        <w:shd w:val="clear" w:color="auto" w:fill="F5F5F5"/>
+        <w:spacing w:before="120" w:after="120" w:line="360" w:lineRule="auto"/>
+        <w:rPr>
+          <w:rFonts w:ascii="Times New Roman" w:hAnsi="Times New Roman" w:cs="Times New Roman"/>
+        </w:rPr>
+      </w:pPr>
+      <w:r>
+        <w:rPr>
+          <w:rFonts w:ascii="Times New Roman" w:eastAsia="Courier New" w:hAnsi="Times New Roman" w:cs="Times New Roman"/>
+          <w:sz w:val="20"/>
+          <w:szCs w:val="20"/>
+        </w:rPr>
+        <w:t>PYTHONPATH</w:t>
+      </w:r>
+      <w:proofErr w:type="gramStart"/>
+      <w:r>
+        <w:rPr>
+          <w:rFonts w:ascii="Times New Roman" w:eastAsia="Courier New" w:hAnsi="Times New Roman" w:cs="Times New Roman"/>
+          <w:sz w:val="20"/>
+          <w:szCs w:val="20"/>
+        </w:rPr>
+        <w:t>=..</w:t>
+      </w:r>
+      <w:proofErr w:type="gramEnd"/>
+      <w:r>
+        <w:rPr>
+          <w:rFonts w:ascii="Times New Roman" w:eastAsia="Courier New" w:hAnsi="Times New Roman" w:cs="Times New Roman"/>
+          <w:sz w:val="20"/>
+          <w:szCs w:val="20"/>
+        </w:rPr>
+        <w:t xml:space="preserve"> </w:t>
+      </w:r>
+      <w:proofErr w:type="spellStart"/>
+      <w:r>
+        <w:rPr>
+          <w:rFonts w:ascii="Times New Roman" w:eastAsia="Courier New" w:hAnsi="Times New Roman" w:cs="Times New Roman"/>
+          <w:sz w:val="20"/>
+          <w:szCs w:val="20"/>
+        </w:rPr>
+        <w:t>streamlit</w:t>
+      </w:r>
+      <w:proofErr w:type="spellEnd"/>
+      <w:r>
+        <w:rPr>
+          <w:rFonts w:ascii="Times New Roman" w:eastAsia="Courier New" w:hAnsi="Times New Roman" w:cs="Times New Roman"/>
+          <w:sz w:val="20"/>
+          <w:szCs w:val="20"/>
+        </w:rPr>
+        <w:t xml:space="preserve"> run wellnessbot/Wellnessbot.py</w:t>
+      </w:r>
+    </w:p>
+    <w:p>
+      <w:pPr>
+        <w:pStyle w:val="Heading2"/>
+        <w:spacing w:line="360" w:lineRule="auto"/>
+        <w:rPr>
+          <w:rFonts w:ascii="Times New Roman" w:hAnsi="Times New Roman" w:cs="Times New Roman"/>
+        </w:rPr>
+      </w:pPr>
+      <w:bookmarkStart w:id="10" w:name="_Toc228625822"/>
+      <w:r>
+        <w:rPr>
+          <w:rFonts w:ascii="Times New Roman" w:hAnsi="Times New Roman" w:cs="Times New Roman"/>
+        </w:rPr>
+        <w:t>Accessing the Application</w:t>
+      </w:r>
+      <w:bookmarkEnd w:id="10"/>
+    </w:p>
+    <w:p>
+      <w:pPr>
+        <w:spacing w:after="240" w:line="360" w:lineRule="auto"/>
+        <w:rPr>
+          <w:rFonts w:ascii="Times New Roman" w:hAnsi="Times New Roman" w:cs="Times New Roman"/>
+        </w:rPr>
+      </w:pPr>
+      <w:r>
+        <w:rPr>
+          <w:rFonts w:ascii="Times New Roman" w:hAnsi="Times New Roman" w:cs="Times New Roman"/>
+        </w:rPr>
+        <w:t>Once started, open your web browser and navigate to:</w:t>
+      </w:r>
+    </w:p>
+    <w:p>
+      <w:pPr>
+        <w:shd w:val="clear" w:color="auto" w:fill="F5F5F5"/>
+        <w:spacing w:before="120" w:after="120" w:line="360" w:lineRule="auto"/>
+        <w:rPr>
+          <w:rFonts w:ascii="Times New Roman" w:hAnsi="Times New Roman" w:cs="Times New Roman"/>
+        </w:rPr>
+      </w:pPr>
+      <w:r>
+        <w:rPr>
+          <w:rFonts w:ascii="Times New Roman" w:eastAsia="Courier New" w:hAnsi="Times New Roman" w:cs="Times New Roman"/>
+          <w:sz w:val="20"/>
+          <w:szCs w:val="20"/>
+        </w:rPr>
+        <w:t>http://localhost:8501</w:t>
+      </w:r>
+    </w:p>
+    <w:p>
+      <w:pPr>
+        <w:spacing w:before="240" w:line="360" w:lineRule="auto"/>
+        <w:rPr>
+          <w:rFonts w:ascii="Times New Roman" w:hAnsi="Times New Roman" w:cs="Times New Roman"/>
+        </w:rPr>
+      </w:pPr>
+      <w:proofErr w:type="spellStart"/>
+      <w:r>
+        <w:rPr>
+          <w:rFonts w:ascii="Times New Roman" w:hAnsi="Times New Roman" w:cs="Times New Roman"/>
+        </w:rPr>
+        <w:t>Streamlit</w:t>
+      </w:r>
+      <w:proofErr w:type="spellEnd"/>
+      <w:r>
+        <w:rPr>
+          <w:rFonts w:ascii="Times New Roman" w:hAnsi="Times New Roman" w:cs="Times New Roman"/>
+        </w:rPr>
+        <w:t xml:space="preserve"> will also print the URL to the terminal. The application loads immediately — no build step is required.</w:t>
+      </w:r>
+    </w:p>
+    <w:p>
+      <w:pPr>
+        <w:spacing w:before="240" w:line="360" w:lineRule="auto"/>
+        <w:rPr>
+          <w:rFonts w:ascii="Times New Roman" w:hAnsi="Times New Roman" w:cs="Times New Roman"/>
+        </w:rPr>
+      </w:pPr>
+    </w:p>
+    <w:p>
+      <w:pPr>
+        <w:spacing w:before="240" w:line="360" w:lineRule="auto"/>
+        <w:rPr>
+          <w:rFonts w:ascii="Times New Roman" w:hAnsi="Times New Roman" w:cs="Times New Roman"/>
+        </w:rPr>
+      </w:pPr>
+    </w:p>
+    <w:p>
+      <w:pPr>
+        <w:spacing w:before="240" w:line="360" w:lineRule="auto"/>
+        <w:rPr>
+          <w:rFonts w:ascii="Times New Roman" w:hAnsi="Times New Roman" w:cs="Times New Roman"/>
+        </w:rPr>
+      </w:pPr>
+    </w:p>
+    <w:p>
+      <w:pPr>
+        <w:spacing w:before="240" w:line="360" w:lineRule="auto"/>
+        <w:rPr>
+          <w:rFonts w:ascii="Times New Roman" w:hAnsi="Times New Roman" w:cs="Times New Roman"/>
+        </w:rPr>
+      </w:pPr>
+    </w:p>
+    <w:p>
+      <w:pPr>
+        <w:spacing w:before="240" w:line="360" w:lineRule="auto"/>
+        <w:rPr>
+          <w:rFonts w:ascii="Times New Roman" w:hAnsi="Times New Roman" w:cs="Times New Roman"/>
+        </w:rPr>
+      </w:pPr>
+    </w:p>
+    <w:p>
+      <w:pPr>
+        <w:spacing w:before="240" w:line="360" w:lineRule="auto"/>
+        <w:rPr>
+          <w:rFonts w:ascii="Times New Roman" w:hAnsi="Times New Roman" w:cs="Times New Roman"/>
+        </w:rPr>
+      </w:pPr>
+    </w:p>
+    <w:p>
+      <w:pPr>
+        <w:spacing w:before="240" w:line="360" w:lineRule="auto"/>
+        <w:rPr>
+          <w:rFonts w:ascii="Times New Roman" w:hAnsi="Times New Roman" w:cs="Times New Roman"/>
+        </w:rPr>
+      </w:pPr>
+    </w:p>
+    <w:p>
+      <w:pPr>
+        <w:spacing w:before="240" w:line="360" w:lineRule="auto"/>
+        <w:rPr>
+          <w:rFonts w:ascii="Times New Roman" w:hAnsi="Times New Roman" w:cs="Times New Roman"/>
+        </w:rPr>
+      </w:pPr>
+    </w:p>
+    <w:p>
+      <w:pPr>
+        <w:spacing w:before="240" w:line="360" w:lineRule="auto"/>
+        <w:rPr>
+          <w:rFonts w:ascii="Times New Roman" w:hAnsi="Times New Roman" w:cs="Times New Roman"/>
+        </w:rPr>
+      </w:pPr>
+    </w:p>
+    <w:p>
+      <w:pPr>
+        <w:pStyle w:val="Heading1"/>
+        <w:spacing w:line="360" w:lineRule="auto"/>
+        <w:rPr>
+          <w:rFonts w:ascii="Times New Roman" w:hAnsi="Times New Roman" w:cs="Times New Roman"/>
+        </w:rPr>
+      </w:pPr>
+      <w:bookmarkStart w:id="11" w:name="_Toc228625823"/>
+      <w:r>
+        <w:rPr>
+          <w:rFonts w:ascii="Times New Roman" w:hAnsi="Times New Roman" w:cs="Times New Roman"/>
         </w:rPr>
         <w:lastRenderedPageBreak/>
         <w:t>5. User Guide</w:t>
@@ -4896,7 +5666,7 @@
           <w:rFonts w:ascii="Times New Roman" w:hAnsi="Times New Roman" w:cs="Times New Roman"/>
         </w:rPr>
       </w:pPr>
-      <w:bookmarkStart w:id="12" w:name="_Toc228548650"/>
+      <w:bookmarkStart w:id="12" w:name="_Toc228625824"/>
       <w:r>
         <w:rPr>
           <w:rFonts w:ascii="Times New Roman" w:hAnsi="Times New Roman" w:cs="Times New Roman"/>
@@ -4939,7 +5709,7 @@
           <w:rFonts w:ascii="Times New Roman" w:hAnsi="Times New Roman" w:cs="Times New Roman"/>
         </w:rPr>
       </w:pPr>
-      <w:bookmarkStart w:id="13" w:name="_Toc228548651"/>
+      <w:bookmarkStart w:id="13" w:name="_Toc228625825"/>
       <w:r>
         <w:rPr>
           <w:rFonts w:ascii="Times New Roman" w:hAnsi="Times New Roman" w:cs="Times New Roman"/>
@@ -4983,19 +5753,19 @@
         <w:pStyle w:val="ListParagraph"/>
         <w:numPr>
           <w:ilvl w:val="0"/>
-          <w:numId w:val="30"/>
+          <w:numId w:val="33"/>
         </w:numPr>
-        <w:spacing w:after="0" w:line="360" w:lineRule="auto"/>
-        <w:contextualSpacing w:val="0"/>
-        <w:rPr>
-          <w:rFonts w:ascii="Times New Roman" w:hAnsi="Times New Roman" w:cs="Times New Roman"/>
-        </w:rPr>
-      </w:pPr>
-      <w:r>
-        <w:rPr>
-          <w:rFonts w:ascii="Times New Roman" w:hAnsi="Times New Roman" w:cs="Times New Roman"/>
-        </w:rPr>
-        <w:t>In the left sidebar, look for the Profile section.</w:t>
+        <w:spacing w:line="360" w:lineRule="auto"/>
+        <w:ind w:left="851" w:hanging="425"/>
+        <w:rPr>
+          <w:rFonts w:ascii="Times New Roman" w:hAnsi="Times New Roman" w:cs="Times New Roman"/>
+        </w:rPr>
+      </w:pPr>
+      <w:r>
+        <w:rPr>
+          <w:rFonts w:ascii="Times New Roman" w:hAnsi="Times New Roman" w:cs="Times New Roman"/>
+        </w:rPr>
+        <w:t>In the left sidebar, locate the Profile section.</w:t>
       </w:r>
     </w:p>
     <w:p>
@@ -5003,19 +5773,19 @@
         <w:pStyle w:val="ListParagraph"/>
         <w:numPr>
           <w:ilvl w:val="0"/>
-          <w:numId w:val="30"/>
+          <w:numId w:val="33"/>
         </w:numPr>
-        <w:spacing w:after="0" w:line="360" w:lineRule="auto"/>
-        <w:contextualSpacing w:val="0"/>
-        <w:rPr>
-          <w:rFonts w:ascii="Times New Roman" w:hAnsi="Times New Roman" w:cs="Times New Roman"/>
-        </w:rPr>
-      </w:pPr>
-      <w:r>
-        <w:rPr>
-          <w:rFonts w:ascii="Times New Roman" w:hAnsi="Times New Roman" w:cs="Times New Roman"/>
-        </w:rPr>
-        <w:t>If no profiles exist, click 'Create'.</w:t>
+        <w:spacing w:line="360" w:lineRule="auto"/>
+        <w:ind w:left="851" w:hanging="425"/>
+        <w:rPr>
+          <w:rFonts w:ascii="Times New Roman" w:hAnsi="Times New Roman" w:cs="Times New Roman"/>
+        </w:rPr>
+      </w:pPr>
+      <w:r>
+        <w:rPr>
+          <w:rFonts w:ascii="Times New Roman" w:hAnsi="Times New Roman" w:cs="Times New Roman"/>
+        </w:rPr>
+        <w:t>If no profiles exist, click Create.</w:t>
       </w:r>
     </w:p>
     <w:p>
@@ -5023,19 +5793,19 @@
         <w:pStyle w:val="ListParagraph"/>
         <w:numPr>
           <w:ilvl w:val="0"/>
-          <w:numId w:val="30"/>
+          <w:numId w:val="33"/>
         </w:numPr>
-        <w:spacing w:after="0" w:line="360" w:lineRule="auto"/>
-        <w:contextualSpacing w:val="0"/>
-        <w:rPr>
-          <w:rFonts w:ascii="Times New Roman" w:hAnsi="Times New Roman" w:cs="Times New Roman"/>
-        </w:rPr>
-      </w:pPr>
-      <w:r>
-        <w:rPr>
-          <w:rFonts w:ascii="Times New Roman" w:hAnsi="Times New Roman" w:cs="Times New Roman"/>
-        </w:rPr>
-        <w:t>Fill in the required fields: Display Name, Surgery Date, and Equipment Available.</w:t>
+        <w:spacing w:line="360" w:lineRule="auto"/>
+        <w:ind w:left="851" w:hanging="425"/>
+        <w:rPr>
+          <w:rFonts w:ascii="Times New Roman" w:hAnsi="Times New Roman" w:cs="Times New Roman"/>
+        </w:rPr>
+      </w:pPr>
+      <w:r>
+        <w:rPr>
+          <w:rFonts w:ascii="Times New Roman" w:hAnsi="Times New Roman" w:cs="Times New Roman"/>
+        </w:rPr>
+        <w:t>Enter the Display Name, then click “Confirm create profile” to initialise the profile.</w:t>
       </w:r>
     </w:p>
     <w:p>
@@ -5043,19 +5813,19 @@
         <w:pStyle w:val="ListParagraph"/>
         <w:numPr>
           <w:ilvl w:val="0"/>
-          <w:numId w:val="30"/>
+          <w:numId w:val="33"/>
         </w:numPr>
-        <w:spacing w:after="0" w:line="360" w:lineRule="auto"/>
-        <w:contextualSpacing w:val="0"/>
-        <w:rPr>
-          <w:rFonts w:ascii="Times New Roman" w:hAnsi="Times New Roman" w:cs="Times New Roman"/>
-        </w:rPr>
-      </w:pPr>
-      <w:r>
-        <w:rPr>
-          <w:rFonts w:ascii="Times New Roman" w:hAnsi="Times New Roman" w:cs="Times New Roman"/>
-        </w:rPr>
-        <w:t>Click 'Confirm create profile' to create the profile.</w:t>
+        <w:spacing w:line="360" w:lineRule="auto"/>
+        <w:ind w:left="851" w:hanging="425"/>
+        <w:rPr>
+          <w:rFonts w:ascii="Times New Roman" w:hAnsi="Times New Roman" w:cs="Times New Roman"/>
+        </w:rPr>
+      </w:pPr>
+      <w:r>
+        <w:rPr>
+          <w:rFonts w:ascii="Times New Roman" w:hAnsi="Times New Roman" w:cs="Times New Roman"/>
+        </w:rPr>
+        <w:t>After the profile is created, input the Surgery Date and Equipment Available in the profile settings.</w:t>
       </w:r>
     </w:p>
     <w:p>
@@ -5063,29 +5833,20 @@
         <w:pStyle w:val="ListParagraph"/>
         <w:numPr>
           <w:ilvl w:val="0"/>
-          <w:numId w:val="30"/>
+          <w:numId w:val="33"/>
         </w:numPr>
-        <w:spacing w:after="0" w:line="360" w:lineRule="auto"/>
-        <w:contextualSpacing w:val="0"/>
-        <w:rPr>
-          <w:rFonts w:ascii="Times New Roman" w:hAnsi="Times New Roman" w:cs="Times New Roman"/>
-        </w:rPr>
-      </w:pPr>
-      <w:r>
-        <w:rPr>
-          <w:rFonts w:ascii="Times New Roman" w:hAnsi="Times New Roman" w:cs="Times New Roman"/>
-        </w:rPr>
-        <w:t>To switch profiles, select a different profile from the dropdown in the sidebar.</w:t>
-      </w:r>
-    </w:p>
-    <w:p>
-      <w:pPr>
-        <w:pStyle w:val="ListParagraph"/>
         <w:spacing w:line="360" w:lineRule="auto"/>
-        <w:rPr>
-          <w:rFonts w:ascii="Times New Roman" w:hAnsi="Times New Roman" w:cs="Times New Roman"/>
-        </w:rPr>
-      </w:pPr>
+        <w:ind w:left="851" w:hanging="425"/>
+        <w:rPr>
+          <w:rFonts w:ascii="Times New Roman" w:hAnsi="Times New Roman" w:cs="Times New Roman"/>
+        </w:rPr>
+      </w:pPr>
+      <w:r>
+        <w:rPr>
+          <w:rFonts w:ascii="Times New Roman" w:hAnsi="Times New Roman" w:cs="Times New Roman"/>
+        </w:rPr>
+        <w:t>To switch profiles, select the desired profile from the dropdown menu in the sidebar.</w:t>
+      </w:r>
     </w:p>
     <w:p>
       <w:pPr>
@@ -5253,7 +6014,51 @@
         <w:rPr>
           <w:rFonts w:ascii="Times New Roman" w:hAnsi="Times New Roman" w:cs="Times New Roman"/>
         </w:rPr>
-        <w:t>is stored locally in SystemCode/data/profiles/&lt;profile_id&gt;.json. It is not transmitted anywhere other than the OpenAI API for NLU processing.</w:t>
+        <w:t xml:space="preserve">is stored locally in </w:t>
+      </w:r>
+      <w:proofErr w:type="spellStart"/>
+      <w:r>
+        <w:rPr>
+          <w:rFonts w:ascii="Times New Roman" w:hAnsi="Times New Roman" w:cs="Times New Roman"/>
+        </w:rPr>
+        <w:t>SystemCode</w:t>
+      </w:r>
+      <w:proofErr w:type="spellEnd"/>
+      <w:r>
+        <w:rPr>
+          <w:rFonts w:ascii="Times New Roman" w:hAnsi="Times New Roman" w:cs="Times New Roman"/>
+        </w:rPr>
+        <w:t>/data/profiles/&lt;</w:t>
+      </w:r>
+      <w:proofErr w:type="spellStart"/>
+      <w:r>
+        <w:rPr>
+          <w:rFonts w:ascii="Times New Roman" w:hAnsi="Times New Roman" w:cs="Times New Roman"/>
+        </w:rPr>
+        <w:t>profile_id</w:t>
+      </w:r>
+      <w:proofErr w:type="spellEnd"/>
+      <w:proofErr w:type="gramStart"/>
+      <w:r>
+        <w:rPr>
+          <w:rFonts w:ascii="Times New Roman" w:hAnsi="Times New Roman" w:cs="Times New Roman"/>
+        </w:rPr>
+        <w:t>&gt;.</w:t>
+      </w:r>
+      <w:proofErr w:type="spellStart"/>
+      <w:r>
+        <w:rPr>
+          <w:rFonts w:ascii="Times New Roman" w:hAnsi="Times New Roman" w:cs="Times New Roman"/>
+        </w:rPr>
+        <w:t>json</w:t>
+      </w:r>
+      <w:proofErr w:type="spellEnd"/>
+      <w:proofErr w:type="gramEnd"/>
+      <w:r>
+        <w:rPr>
+          <w:rFonts w:ascii="Times New Roman" w:hAnsi="Times New Roman" w:cs="Times New Roman"/>
+        </w:rPr>
+        <w:t>. It is not transmitted anywhere other than the OpenAI API for NLU processing.</w:t>
       </w:r>
     </w:p>
     <w:p>
@@ -5304,7 +6109,7 @@
           <w:rFonts w:ascii="Times New Roman" w:hAnsi="Times New Roman" w:cs="Times New Roman"/>
         </w:rPr>
       </w:pPr>
-      <w:bookmarkStart w:id="14" w:name="_Toc228548652"/>
+      <w:bookmarkStart w:id="14" w:name="_Toc228625826"/>
       <w:r>
         <w:rPr>
           <w:rFonts w:ascii="Times New Roman" w:hAnsi="Times New Roman" w:cs="Times New Roman"/>
@@ -5511,7 +6316,7 @@
           <w:rFonts w:ascii="Times New Roman" w:hAnsi="Times New Roman" w:cs="Times New Roman"/>
         </w:rPr>
       </w:pPr>
-      <w:bookmarkStart w:id="15" w:name="_Toc228548653"/>
+      <w:bookmarkStart w:id="15" w:name="_Toc228625827"/>
       <w:r>
         <w:rPr>
           <w:rFonts w:ascii="Times New Roman" w:hAnsi="Times New Roman" w:cs="Times New Roman"/>
@@ -5532,7 +6337,21 @@
         <w:rPr>
           <w:rFonts w:ascii="Times New Roman" w:hAnsi="Times New Roman" w:cs="Times New Roman"/>
         </w:rPr>
-        <w:t>WellnessBot collects the following information before generating an exercise recommendation. If any slot is missing, it will ask a targeted follow-up question.</w:t>
+        <w:t>WellnessBot collects the required user information before generating any exercise recommendation. If any required field is missing, the system issues a targeted follow-up question to ensure completeness of the input state.</w:t>
+      </w:r>
+    </w:p>
+    <w:p>
+      <w:pPr>
+        <w:spacing w:after="240" w:line="360" w:lineRule="auto"/>
+        <w:rPr>
+          <w:rFonts w:ascii="Times New Roman" w:hAnsi="Times New Roman" w:cs="Times New Roman"/>
+        </w:rPr>
+      </w:pPr>
+      <w:r>
+        <w:rPr>
+          <w:rFonts w:ascii="Times New Roman" w:hAnsi="Times New Roman" w:cs="Times New Roman"/>
+        </w:rPr>
+        <w:t>For example, if the surgery date has not been provided during profile setup, WellnessBot will prompt the user to enter the surgery date before proceeding to the symptom assessment stage.</w:t>
       </w:r>
     </w:p>
     <w:tbl>
@@ -5953,7 +6772,7 @@
                 <w:rFonts w:ascii="Times New Roman" w:hAnsi="Times New Roman" w:cs="Times New Roman"/>
                 <w:color w:val="000000"/>
               </w:rPr>
-              <w:t>"1"</w:t>
+              <w:t>Numeric input (e.g., 1) or selection via UI buttons</w:t>
             </w:r>
           </w:p>
         </w:tc>
@@ -6051,7 +6870,21 @@
                 <w:rFonts w:ascii="Times New Roman" w:hAnsi="Times New Roman" w:cs="Times New Roman"/>
                 <w:color w:val="000000"/>
               </w:rPr>
-              <w:t>"0"</w:t>
+              <w:t xml:space="preserve">Numeric input (e.g., </w:t>
+            </w:r>
+            <w:r>
+              <w:rPr>
+                <w:rFonts w:ascii="Times New Roman" w:hAnsi="Times New Roman" w:cs="Times New Roman"/>
+                <w:color w:val="000000"/>
+              </w:rPr>
+              <w:t>0</w:t>
+            </w:r>
+            <w:r>
+              <w:rPr>
+                <w:rFonts w:ascii="Times New Roman" w:hAnsi="Times New Roman" w:cs="Times New Roman"/>
+                <w:color w:val="000000"/>
+              </w:rPr>
+              <w:t>) or selection via UI buttons</w:t>
             </w:r>
           </w:p>
         </w:tc>
@@ -6090,7 +6923,7 @@
         <w:rPr>
           <w:rFonts w:ascii="Times New Roman" w:hAnsi="Times New Roman" w:cs="Times New Roman"/>
         </w:rPr>
-        <w:t>You can provide multiple pieces of information in a single message.</w:t>
+        <w:t>If you have already set your surgery type and date in your profile, the bot may skip those questions.</w:t>
       </w:r>
     </w:p>
     <w:p>
@@ -6110,7 +6943,89 @@
         <w:rPr>
           <w:rFonts w:ascii="Times New Roman" w:hAnsi="Times New Roman" w:cs="Times New Roman"/>
         </w:rPr>
-        <w:t>If you have already set your surgery type and date in your profile, the bot may skip those questions.</w:t>
+        <w:t>The bot remembers your answers within a session and will not re-ask completed slots.</w:t>
+      </w:r>
+    </w:p>
+    <w:p>
+      <w:pPr>
+        <w:spacing w:line="360" w:lineRule="auto"/>
+        <w:rPr>
+          <w:rFonts w:ascii="Times New Roman" w:hAnsi="Times New Roman" w:cs="Times New Roman"/>
+        </w:rPr>
+      </w:pPr>
+      <w:r>
+        <w:rPr>
+          <w:rFonts w:ascii="Times New Roman" w:hAnsi="Times New Roman" w:cs="Times New Roman"/>
+        </w:rPr>
+        <w:br w:type="page"/>
+      </w:r>
+    </w:p>
+    <w:p>
+      <w:pPr>
+        <w:pStyle w:val="Heading2"/>
+        <w:spacing w:line="360" w:lineRule="auto"/>
+        <w:rPr>
+          <w:rFonts w:ascii="Times New Roman" w:hAnsi="Times New Roman" w:cs="Times New Roman"/>
+        </w:rPr>
+      </w:pPr>
+      <w:bookmarkStart w:id="16" w:name="_Toc228625828"/>
+      <w:r>
+        <w:rPr>
+          <w:rFonts w:ascii="Times New Roman" w:hAnsi="Times New Roman" w:cs="Times New Roman"/>
+        </w:rPr>
+        <w:lastRenderedPageBreak/>
+        <w:t>5.5 System Responses</w:t>
+      </w:r>
+      <w:bookmarkEnd w:id="16"/>
+    </w:p>
+    <w:p>
+      <w:pPr>
+        <w:spacing w:after="240" w:line="360" w:lineRule="auto"/>
+        <w:rPr>
+          <w:rFonts w:ascii="Times New Roman" w:hAnsi="Times New Roman" w:cs="Times New Roman"/>
+        </w:rPr>
+      </w:pPr>
+      <w:r>
+        <w:rPr>
+          <w:rFonts w:ascii="Times New Roman" w:hAnsi="Times New Roman" w:cs="Times New Roman"/>
+        </w:rPr>
+        <w:t>Once sufficient information is collected, WellnessBot generates one of four responses:</w:t>
+      </w:r>
+    </w:p>
+    <w:p>
+      <w:pPr>
+        <w:spacing w:before="240" w:after="120" w:line="360" w:lineRule="auto"/>
+        <w:rPr>
+          <w:rFonts w:ascii="Times New Roman" w:hAnsi="Times New Roman" w:cs="Times New Roman"/>
+          <w:b/>
+          <w:color w:val="0070C0"/>
+          <w:sz w:val="26"/>
+          <w:szCs w:val="26"/>
+        </w:rPr>
+      </w:pPr>
+      <w:r>
+        <w:rPr>
+          <w:rFonts w:ascii="Times New Roman" w:hAnsi="Times New Roman" w:cs="Times New Roman"/>
+          <w:b/>
+          <w:color w:val="0070C0"/>
+          <w:sz w:val="26"/>
+          <w:szCs w:val="26"/>
+        </w:rPr>
+        <w:t>RECOMMEND — Exercise Recommendation</w:t>
+      </w:r>
+    </w:p>
+    <w:p>
+      <w:pPr>
+        <w:spacing w:after="120" w:line="360" w:lineRule="auto"/>
+        <w:rPr>
+          <w:rFonts w:ascii="Times New Roman" w:hAnsi="Times New Roman" w:cs="Times New Roman"/>
+        </w:rPr>
+      </w:pPr>
+      <w:r>
+        <w:rPr>
+          <w:rFonts w:ascii="Times New Roman" w:hAnsi="Times New Roman" w:cs="Times New Roman"/>
+        </w:rPr>
+        <w:t>The most common response. The bot provides:</w:t>
       </w:r>
     </w:p>
     <w:p>
@@ -6126,113 +7041,19 @@
           <w:rFonts w:ascii="Times New Roman" w:hAnsi="Times New Roman" w:cs="Times New Roman"/>
         </w:rPr>
       </w:pPr>
-      <w:r>
-        <w:rPr>
-          <w:rFonts w:ascii="Times New Roman" w:hAnsi="Times New Roman" w:cs="Times New Roman"/>
-        </w:rPr>
-        <w:t>The bot remembers your answers within a session and will not re-ask completed slots.</w:t>
-      </w:r>
-    </w:p>
-    <w:p>
-      <w:pPr>
-        <w:spacing w:line="360" w:lineRule="auto"/>
-        <w:rPr>
-          <w:rFonts w:ascii="Times New Roman" w:hAnsi="Times New Roman" w:cs="Times New Roman"/>
-        </w:rPr>
-      </w:pPr>
-      <w:r>
-        <w:rPr>
-          <w:rFonts w:ascii="Times New Roman" w:hAnsi="Times New Roman" w:cs="Times New Roman"/>
-        </w:rPr>
-        <w:br w:type="page"/>
-      </w:r>
-    </w:p>
-    <w:p>
-      <w:pPr>
-        <w:pStyle w:val="Heading2"/>
-        <w:spacing w:line="360" w:lineRule="auto"/>
-        <w:rPr>
-          <w:rFonts w:ascii="Times New Roman" w:hAnsi="Times New Roman" w:cs="Times New Roman"/>
-        </w:rPr>
-      </w:pPr>
-      <w:bookmarkStart w:id="16" w:name="_Toc228548654"/>
-      <w:r>
-        <w:rPr>
-          <w:rFonts w:ascii="Times New Roman" w:hAnsi="Times New Roman" w:cs="Times New Roman"/>
-        </w:rPr>
-        <w:lastRenderedPageBreak/>
-        <w:t>5.5 System Responses</w:t>
-      </w:r>
-      <w:bookmarkEnd w:id="16"/>
-    </w:p>
-    <w:p>
-      <w:pPr>
-        <w:spacing w:after="240" w:line="360" w:lineRule="auto"/>
-        <w:rPr>
-          <w:rFonts w:ascii="Times New Roman" w:hAnsi="Times New Roman" w:cs="Times New Roman"/>
-        </w:rPr>
-      </w:pPr>
-      <w:r>
-        <w:rPr>
-          <w:rFonts w:ascii="Times New Roman" w:hAnsi="Times New Roman" w:cs="Times New Roman"/>
-        </w:rPr>
-        <w:t>Once sufficient information is collected, WellnessBot generates one of four responses:</w:t>
-      </w:r>
-    </w:p>
-    <w:p>
-      <w:pPr>
-        <w:spacing w:before="240" w:after="120" w:line="360" w:lineRule="auto"/>
-        <w:rPr>
-          <w:rFonts w:ascii="Times New Roman" w:hAnsi="Times New Roman" w:cs="Times New Roman"/>
-          <w:b/>
-          <w:color w:val="0070C0"/>
-          <w:sz w:val="26"/>
-          <w:szCs w:val="26"/>
-        </w:rPr>
-      </w:pPr>
-      <w:r>
-        <w:rPr>
-          <w:rFonts w:ascii="Times New Roman" w:hAnsi="Times New Roman" w:cs="Times New Roman"/>
-          <w:b/>
-          <w:color w:val="0070C0"/>
-          <w:sz w:val="26"/>
-          <w:szCs w:val="26"/>
-        </w:rPr>
-        <w:t>RECOMMEND — Exercise Recommendation</w:t>
-      </w:r>
-    </w:p>
-    <w:p>
-      <w:pPr>
-        <w:spacing w:after="120" w:line="360" w:lineRule="auto"/>
-        <w:rPr>
-          <w:rFonts w:ascii="Times New Roman" w:hAnsi="Times New Roman" w:cs="Times New Roman"/>
-        </w:rPr>
-      </w:pPr>
-      <w:r>
-        <w:rPr>
-          <w:rFonts w:ascii="Times New Roman" w:hAnsi="Times New Roman" w:cs="Times New Roman"/>
-        </w:rPr>
-        <w:t>The most common response. The bot provides:</w:t>
-      </w:r>
-    </w:p>
-    <w:p>
-      <w:pPr>
-        <w:pStyle w:val="ListParagraph"/>
-        <w:numPr>
-          <w:ilvl w:val="0"/>
-          <w:numId w:val="28"/>
-        </w:numPr>
-        <w:spacing w:after="0" w:line="360" w:lineRule="auto"/>
-        <w:contextualSpacing w:val="0"/>
-        <w:rPr>
-          <w:rFonts w:ascii="Times New Roman" w:hAnsi="Times New Roman" w:cs="Times New Roman"/>
-        </w:rPr>
-      </w:pPr>
-      <w:r>
-        <w:rPr>
-          <w:rFonts w:ascii="Times New Roman" w:hAnsi="Times New Roman" w:cs="Times New Roman"/>
-        </w:rPr>
-        <w:t>Self Care (if applicable) — ice/elevation advice based on your symptoms</w:t>
+      <w:proofErr w:type="spellStart"/>
+      <w:r>
+        <w:rPr>
+          <w:rFonts w:ascii="Times New Roman" w:hAnsi="Times New Roman" w:cs="Times New Roman"/>
+        </w:rPr>
+        <w:t>Self Care</w:t>
+      </w:r>
+      <w:proofErr w:type="spellEnd"/>
+      <w:r>
+        <w:rPr>
+          <w:rFonts w:ascii="Times New Roman" w:hAnsi="Times New Roman" w:cs="Times New Roman"/>
+        </w:rPr>
+        <w:t xml:space="preserve"> (if applicable) — ice/elevation advice based on your symptoms</w:t>
       </w:r>
     </w:p>
     <w:p>
@@ -6699,7 +7520,7 @@
           <w:rFonts w:ascii="Times New Roman" w:hAnsi="Times New Roman" w:cs="Times New Roman"/>
         </w:rPr>
       </w:pPr>
-      <w:bookmarkStart w:id="17" w:name="_Toc228548655"/>
+      <w:bookmarkStart w:id="17" w:name="_Toc228625829"/>
       <w:r>
         <w:rPr>
           <w:rFonts w:ascii="Times New Roman" w:hAnsi="Times New Roman" w:cs="Times New Roman"/>
@@ -6719,7 +7540,7 @@
         <w:rPr>
           <w:rFonts w:ascii="Times New Roman" w:hAnsi="Times New Roman" w:cs="Times New Roman"/>
         </w:rPr>
-        <w:t>After each final response (RECOMMEND, FORBID, or ESCALATE), a thumbs-up / thumbs-down feedback prompt appears. Click Thumbs Up if the response was helpful, or Thumbs Down if it was not. Feedback is logged to the audit trail and used to monitor system quality.</w:t>
+        <w:t>After each final system response (RECOMMEND, FORBID, or ESCALATE), a feedback prompt is presented to the user in the form of a thumbs-up or thumbs-down selection. Users may indicate whether the response was helpful or not through this interface.</w:t>
       </w:r>
     </w:p>
     <w:p>
@@ -6729,6 +7550,12 @@
           <w:rFonts w:ascii="Times New Roman" w:hAnsi="Times New Roman" w:cs="Times New Roman"/>
         </w:rPr>
       </w:pPr>
+      <w:r>
+        <w:rPr>
+          <w:rFonts w:ascii="Times New Roman" w:hAnsi="Times New Roman" w:cs="Times New Roman"/>
+        </w:rPr>
+        <w:t>All feedback is recorded as part of the system’s audit trail, together with the corresponding decision, input state, and reasoning outputs. This information is subsequently used for developer analysis to assess system performance, identify failure patterns, and support targeted refinement of the knowledge graph, rule set, and planner logic through the offline knowledge loop.</w:t>
+      </w:r>
     </w:p>
     <w:p>
       <w:pPr>
@@ -6796,22 +7623,13 @@
     </w:p>
     <w:p>
       <w:pPr>
-        <w:spacing w:line="360" w:lineRule="auto"/>
-        <w:jc w:val="center"/>
-        <w:rPr>
-          <w:rFonts w:ascii="Times New Roman" w:hAnsi="Times New Roman" w:cs="Times New Roman"/>
-        </w:rPr>
-      </w:pPr>
-    </w:p>
-    <w:p>
-      <w:pPr>
         <w:pStyle w:val="Heading2"/>
         <w:spacing w:line="360" w:lineRule="auto"/>
         <w:rPr>
           <w:rFonts w:ascii="Times New Roman" w:hAnsi="Times New Roman" w:cs="Times New Roman"/>
         </w:rPr>
       </w:pPr>
-      <w:bookmarkStart w:id="18" w:name="_Toc228548656"/>
+      <w:bookmarkStart w:id="18" w:name="_Toc228625830"/>
       <w:r>
         <w:rPr>
           <w:rFonts w:ascii="Times New Roman" w:hAnsi="Times New Roman" w:cs="Times New Roman"/>
@@ -7173,7 +7991,7 @@
           <w:rFonts w:ascii="Times New Roman" w:hAnsi="Times New Roman" w:cs="Times New Roman"/>
         </w:rPr>
       </w:pPr>
-      <w:bookmarkStart w:id="19" w:name="_Toc228548657"/>
+      <w:bookmarkStart w:id="19" w:name="_Toc228625831"/>
       <w:r>
         <w:rPr>
           <w:rFonts w:ascii="Times New Roman" w:hAnsi="Times New Roman" w:cs="Times New Roman"/>
@@ -7826,12 +8644,21 @@
                 <w:rFonts w:ascii="Times New Roman" w:hAnsi="Times New Roman" w:cs="Times New Roman"/>
               </w:rPr>
             </w:pPr>
+            <w:proofErr w:type="gramStart"/>
             <w:r>
               <w:rPr>
                 <w:rFonts w:ascii="Times New Roman" w:hAnsi="Times New Roman" w:cs="Times New Roman"/>
                 <w:color w:val="000000"/>
               </w:rPr>
-              <w:t>./logs</w:t>
+              <w:t>./</w:t>
+            </w:r>
+            <w:proofErr w:type="gramEnd"/>
+            <w:r>
+              <w:rPr>
+                <w:rFonts w:ascii="Times New Roman" w:hAnsi="Times New Roman" w:cs="Times New Roman"/>
+                <w:color w:val="000000"/>
+              </w:rPr>
+              <w:t>logs</w:t>
             </w:r>
           </w:p>
         </w:tc>
@@ -8021,7 +8848,7 @@
           <w:rFonts w:ascii="Times New Roman" w:hAnsi="Times New Roman" w:cs="Times New Roman"/>
         </w:rPr>
       </w:pPr>
-      <w:bookmarkStart w:id="20" w:name="_Toc228548658"/>
+      <w:bookmarkStart w:id="20" w:name="_Toc228625832"/>
       <w:r>
         <w:rPr>
           <w:rFonts w:ascii="Times New Roman" w:hAnsi="Times New Roman" w:cs="Times New Roman"/>
@@ -8039,7 +8866,7 @@
           <w:rFonts w:ascii="Times New Roman" w:hAnsi="Times New Roman" w:cs="Times New Roman"/>
         </w:rPr>
       </w:pPr>
-      <w:bookmarkStart w:id="21" w:name="_Toc228548659"/>
+      <w:bookmarkStart w:id="21" w:name="_Toc228625833"/>
       <w:r>
         <w:rPr>
           <w:rFonts w:ascii="Times New Roman" w:hAnsi="Times New Roman" w:cs="Times New Roman"/>
@@ -8050,9 +8877,17 @@
         <w:rPr>
           <w:rFonts w:ascii="Times New Roman" w:hAnsi="Times New Roman" w:cs="Times New Roman"/>
         </w:rPr>
-        <w:t>Script not found / CommandNotFoundException</w:t>
+        <w:t xml:space="preserve">Script not found / </w:t>
+      </w:r>
+      <w:proofErr w:type="spellStart"/>
+      <w:r>
+        <w:rPr>
+          <w:rFonts w:ascii="Times New Roman" w:hAnsi="Times New Roman" w:cs="Times New Roman"/>
+        </w:rPr>
+        <w:t>CommandNotFoundException</w:t>
       </w:r>
       <w:bookmarkEnd w:id="21"/>
+      <w:proofErr w:type="spellEnd"/>
     </w:p>
     <w:p>
       <w:pPr>
@@ -8065,24 +8900,74 @@
         <w:rPr>
           <w:rFonts w:ascii="Times New Roman" w:hAnsi="Times New Roman" w:cs="Times New Roman"/>
         </w:rPr>
-        <w:t>Ensure you are running the command from inside SystemCode/, not from the repo root or elsewhere:</w:t>
+        <w:t xml:space="preserve">Ensure you are running the command from inside </w:t>
+      </w:r>
+      <w:proofErr w:type="spellStart"/>
+      <w:r>
+        <w:rPr>
+          <w:rFonts w:ascii="Times New Roman" w:hAnsi="Times New Roman" w:cs="Times New Roman"/>
+        </w:rPr>
+        <w:t>SystemCode</w:t>
+      </w:r>
+      <w:proofErr w:type="spellEnd"/>
+      <w:r>
+        <w:rPr>
+          <w:rFonts w:ascii="Times New Roman" w:hAnsi="Times New Roman" w:cs="Times New Roman"/>
+        </w:rPr>
+        <w:t>/, not from the repo root or elsewhere:</w:t>
       </w:r>
     </w:p>
     <w:p>
       <w:pPr>
         <w:shd w:val="clear" w:color="auto" w:fill="F5F5F5"/>
         <w:spacing w:before="120" w:after="120" w:line="360" w:lineRule="auto"/>
-        <w:rPr>
-          <w:rFonts w:ascii="Times New Roman" w:hAnsi="Times New Roman" w:cs="Times New Roman"/>
-        </w:rPr>
-      </w:pPr>
-      <w:r>
         <w:rPr>
           <w:rFonts w:ascii="Times New Roman" w:eastAsia="Courier New" w:hAnsi="Times New Roman" w:cs="Times New Roman"/>
           <w:sz w:val="20"/>
           <w:szCs w:val="20"/>
         </w:rPr>
-        <w:t>cd path\to\WellnessBot_v2\SystemCode .\run_streamlit.ps1</w:t>
+      </w:pPr>
+      <w:r>
+        <w:rPr>
+          <w:rFonts w:ascii="Times New Roman" w:eastAsia="Courier New" w:hAnsi="Times New Roman" w:cs="Times New Roman"/>
+          <w:sz w:val="20"/>
+          <w:szCs w:val="20"/>
+        </w:rPr>
+        <w:t>cd path\to\</w:t>
+      </w:r>
+      <w:r>
+        <w:rPr>
+          <w:rFonts w:ascii="Times New Roman" w:eastAsia="Courier New" w:hAnsi="Times New Roman" w:cs="Times New Roman"/>
+          <w:sz w:val="20"/>
+          <w:szCs w:val="20"/>
+        </w:rPr>
+        <w:t>IRS-PM-2026-01-24-GRP7-WellnessBot</w:t>
+      </w:r>
+      <w:r>
+        <w:rPr>
+          <w:rFonts w:ascii="Times New Roman" w:eastAsia="Courier New" w:hAnsi="Times New Roman" w:cs="Times New Roman"/>
+          <w:sz w:val="20"/>
+          <w:szCs w:val="20"/>
+        </w:rPr>
+        <w:t>\</w:t>
+      </w:r>
+      <w:proofErr w:type="spellStart"/>
+      <w:r>
+        <w:rPr>
+          <w:rFonts w:ascii="Times New Roman" w:eastAsia="Courier New" w:hAnsi="Times New Roman" w:cs="Times New Roman"/>
+          <w:sz w:val="20"/>
+          <w:szCs w:val="20"/>
+        </w:rPr>
+        <w:t>SystemCode</w:t>
+      </w:r>
+      <w:proofErr w:type="spellEnd"/>
+      <w:r>
+        <w:rPr>
+          <w:rFonts w:ascii="Times New Roman" w:eastAsia="Courier New" w:hAnsi="Times New Roman" w:cs="Times New Roman"/>
+          <w:sz w:val="20"/>
+          <w:szCs w:val="20"/>
+        </w:rPr>
+        <w:t xml:space="preserve"> .\run_streamlit.ps1</w:t>
       </w:r>
     </w:p>
     <w:p>
@@ -8097,7 +8982,7 @@
           <w:szCs w:val="26"/>
         </w:rPr>
       </w:pPr>
-      <w:bookmarkStart w:id="22" w:name="_Toc228548660"/>
+      <w:bookmarkStart w:id="22" w:name="_Toc228625834"/>
       <w:r>
         <w:rPr>
           <w:rFonts w:ascii="Times New Roman" w:hAnsi="Times New Roman" w:cs="Times New Roman"/>
@@ -8140,8 +9025,72 @@
           <w:sz w:val="20"/>
           <w:szCs w:val="20"/>
         </w:rPr>
-        <w:t>Set-ExecutionPolicy -ExecutionPolicy RemoteSigned -Scope CurrentUser</w:t>
-      </w:r>
+        <w:t>Set-</w:t>
+      </w:r>
+      <w:proofErr w:type="spellStart"/>
+      <w:r>
+        <w:rPr>
+          <w:rFonts w:ascii="Times New Roman" w:eastAsia="Courier New" w:hAnsi="Times New Roman" w:cs="Times New Roman"/>
+          <w:sz w:val="20"/>
+          <w:szCs w:val="20"/>
+        </w:rPr>
+        <w:t>ExecutionPolicy</w:t>
+      </w:r>
+      <w:proofErr w:type="spellEnd"/>
+      <w:r>
+        <w:rPr>
+          <w:rFonts w:ascii="Times New Roman" w:eastAsia="Courier New" w:hAnsi="Times New Roman" w:cs="Times New Roman"/>
+          <w:sz w:val="20"/>
+          <w:szCs w:val="20"/>
+        </w:rPr>
+        <w:t xml:space="preserve"> -</w:t>
+      </w:r>
+      <w:proofErr w:type="spellStart"/>
+      <w:r>
+        <w:rPr>
+          <w:rFonts w:ascii="Times New Roman" w:eastAsia="Courier New" w:hAnsi="Times New Roman" w:cs="Times New Roman"/>
+          <w:sz w:val="20"/>
+          <w:szCs w:val="20"/>
+        </w:rPr>
+        <w:t>ExecutionPolicy</w:t>
+      </w:r>
+      <w:proofErr w:type="spellEnd"/>
+      <w:r>
+        <w:rPr>
+          <w:rFonts w:ascii="Times New Roman" w:eastAsia="Courier New" w:hAnsi="Times New Roman" w:cs="Times New Roman"/>
+          <w:sz w:val="20"/>
+          <w:szCs w:val="20"/>
+        </w:rPr>
+        <w:t xml:space="preserve"> </w:t>
+      </w:r>
+      <w:proofErr w:type="spellStart"/>
+      <w:r>
+        <w:rPr>
+          <w:rFonts w:ascii="Times New Roman" w:eastAsia="Courier New" w:hAnsi="Times New Roman" w:cs="Times New Roman"/>
+          <w:sz w:val="20"/>
+          <w:szCs w:val="20"/>
+        </w:rPr>
+        <w:t>RemoteSigned</w:t>
+      </w:r>
+      <w:proofErr w:type="spellEnd"/>
+      <w:r>
+        <w:rPr>
+          <w:rFonts w:ascii="Times New Roman" w:eastAsia="Courier New" w:hAnsi="Times New Roman" w:cs="Times New Roman"/>
+          <w:sz w:val="20"/>
+          <w:szCs w:val="20"/>
+        </w:rPr>
+        <w:t xml:space="preserve"> -Scope </w:t>
+      </w:r>
+      <w:proofErr w:type="spellStart"/>
+      <w:r>
+        <w:rPr>
+          <w:rFonts w:ascii="Times New Roman" w:eastAsia="Courier New" w:hAnsi="Times New Roman" w:cs="Times New Roman"/>
+          <w:sz w:val="20"/>
+          <w:szCs w:val="20"/>
+        </w:rPr>
+        <w:t>CurrentUser</w:t>
+      </w:r>
+      <w:proofErr w:type="spellEnd"/>
     </w:p>
     <w:p>
       <w:pPr>
@@ -8151,7 +9100,7 @@
           <w:rFonts w:ascii="Times New Roman" w:hAnsi="Times New Roman" w:cs="Times New Roman"/>
         </w:rPr>
       </w:pPr>
-      <w:bookmarkStart w:id="23" w:name="_Toc228548661"/>
+      <w:bookmarkStart w:id="23" w:name="_Toc228625835"/>
       <w:r>
         <w:rPr>
           <w:rFonts w:ascii="Times New Roman" w:hAnsi="Times New Roman" w:cs="Times New Roman"/>
@@ -8183,7 +9132,21 @@
         <w:rPr>
           <w:rFonts w:ascii="Times New Roman" w:hAnsi="Times New Roman" w:cs="Times New Roman"/>
         </w:rPr>
-        <w:t>Ensure your virtual environment is active ((.venv) in your terminal prompt).</w:t>
+        <w:t>Ensure your virtual environment is active ((.</w:t>
+      </w:r>
+      <w:proofErr w:type="spellStart"/>
+      <w:r>
+        <w:rPr>
+          <w:rFonts w:ascii="Times New Roman" w:hAnsi="Times New Roman" w:cs="Times New Roman"/>
+        </w:rPr>
+        <w:t>venv</w:t>
+      </w:r>
+      <w:proofErr w:type="spellEnd"/>
+      <w:r>
+        <w:rPr>
+          <w:rFonts w:ascii="Times New Roman" w:hAnsi="Times New Roman" w:cs="Times New Roman"/>
+        </w:rPr>
+        <w:t>) in your terminal prompt).</w:t>
       </w:r>
     </w:p>
     <w:p>
@@ -8223,7 +9186,21 @@
         <w:rPr>
           <w:rFonts w:ascii="Times New Roman" w:hAnsi="Times New Roman" w:cs="Times New Roman"/>
         </w:rPr>
-        <w:t>Ensure you are running the command from inside SystemCode/.</w:t>
+        <w:t xml:space="preserve">Ensure you are running the command from inside </w:t>
+      </w:r>
+      <w:proofErr w:type="spellStart"/>
+      <w:r>
+        <w:rPr>
+          <w:rFonts w:ascii="Times New Roman" w:hAnsi="Times New Roman" w:cs="Times New Roman"/>
+        </w:rPr>
+        <w:t>SystemCode</w:t>
+      </w:r>
+      <w:proofErr w:type="spellEnd"/>
+      <w:r>
+        <w:rPr>
+          <w:rFonts w:ascii="Times New Roman" w:hAnsi="Times New Roman" w:cs="Times New Roman"/>
+        </w:rPr>
+        <w:t>/.</w:t>
       </w:r>
     </w:p>
     <w:p>
@@ -8234,20 +9211,87 @@
           <w:rFonts w:ascii="Times New Roman" w:hAnsi="Times New Roman" w:cs="Times New Roman"/>
         </w:rPr>
       </w:pPr>
-      <w:bookmarkStart w:id="24" w:name="_Toc228548662"/>
+      <w:bookmarkStart w:id="24" w:name="_Toc228625836"/>
       <w:r>
         <w:rPr>
           <w:rFonts w:ascii="Times New Roman" w:hAnsi="Times New Roman" w:cs="Times New Roman"/>
         </w:rPr>
         <w:t xml:space="preserve">7.4 </w:t>
       </w:r>
-      <w:r>
-        <w:rPr>
-          <w:rFonts w:ascii="Times New Roman" w:hAnsi="Times New Roman" w:cs="Times New Roman"/>
-        </w:rPr>
-        <w:t>ModuleNotFoundError: No module named 'SystemCode'</w:t>
+      <w:proofErr w:type="spellStart"/>
+      <w:r>
+        <w:rPr>
+          <w:rFonts w:ascii="Times New Roman" w:hAnsi="Times New Roman" w:cs="Times New Roman"/>
+        </w:rPr>
+        <w:t>ModuleNotFoundError</w:t>
+      </w:r>
+      <w:proofErr w:type="spellEnd"/>
+      <w:r>
+        <w:rPr>
+          <w:rFonts w:ascii="Times New Roman" w:hAnsi="Times New Roman" w:cs="Times New Roman"/>
+        </w:rPr>
+        <w:t>: No module named '</w:t>
+      </w:r>
+      <w:proofErr w:type="spellStart"/>
+      <w:r>
+        <w:rPr>
+          <w:rFonts w:ascii="Times New Roman" w:hAnsi="Times New Roman" w:cs="Times New Roman"/>
+        </w:rPr>
+        <w:t>SystemCode</w:t>
+      </w:r>
+      <w:proofErr w:type="spellEnd"/>
+      <w:r>
+        <w:rPr>
+          <w:rFonts w:ascii="Times New Roman" w:hAnsi="Times New Roman" w:cs="Times New Roman"/>
+        </w:rPr>
+        <w:t>'</w:t>
       </w:r>
       <w:bookmarkEnd w:id="24"/>
+    </w:p>
+    <w:p>
+      <w:pPr>
+        <w:pStyle w:val="ListParagraph"/>
+        <w:numPr>
+          <w:ilvl w:val="0"/>
+          <w:numId w:val="28"/>
+        </w:numPr>
+        <w:spacing w:after="0" w:line="360" w:lineRule="auto"/>
+        <w:rPr>
+          <w:rFonts w:ascii="Times New Roman" w:hAnsi="Times New Roman" w:cs="Times New Roman"/>
+        </w:rPr>
+      </w:pPr>
+      <w:r>
+        <w:rPr>
+          <w:rFonts w:ascii="Times New Roman" w:hAnsi="Times New Roman" w:cs="Times New Roman"/>
+        </w:rPr>
+        <w:t xml:space="preserve">PYTHONPATH must point to the parent of </w:t>
+      </w:r>
+      <w:proofErr w:type="spellStart"/>
+      <w:r>
+        <w:rPr>
+          <w:rFonts w:ascii="Times New Roman" w:hAnsi="Times New Roman" w:cs="Times New Roman"/>
+        </w:rPr>
+        <w:t>SystemCode</w:t>
+      </w:r>
+      <w:proofErr w:type="spellEnd"/>
+      <w:r>
+        <w:rPr>
+          <w:rFonts w:ascii="Times New Roman" w:hAnsi="Times New Roman" w:cs="Times New Roman"/>
+        </w:rPr>
+        <w:t xml:space="preserve">/ (i.e., </w:t>
+      </w:r>
+      <w:r>
+        <w:rPr>
+          <w:rFonts w:ascii="Times New Roman" w:hAnsi="Times New Roman" w:cs="Times New Roman"/>
+        </w:rPr>
+        <w:t>IRS-PM-2026-01-24-GRP7-WellnessBot</w:t>
+      </w:r>
+      <w:r>
+        <w:rPr>
+          <w:rFonts w:ascii="Times New Roman" w:hAnsi="Times New Roman" w:cs="Times New Roman"/>
+        </w:rPr>
+        <w:t>/).</w:t>
+      </w:r>
     </w:p>
     <w:p>
       <w:pPr>
@@ -8266,7 +9310,21 @@
         <w:rPr>
           <w:rFonts w:ascii="Times New Roman" w:hAnsi="Times New Roman" w:cs="Times New Roman"/>
         </w:rPr>
-        <w:t>PYTHONPATH must point to the parent of SystemCode/ (i.e., WellnessBot_v2/).</w:t>
+        <w:t>On macOS/Linux, use PYTHONPATH</w:t>
+      </w:r>
+      <w:proofErr w:type="gramStart"/>
+      <w:r>
+        <w:rPr>
+          <w:rFonts w:ascii="Times New Roman" w:hAnsi="Times New Roman" w:cs="Times New Roman"/>
+        </w:rPr>
+        <w:t>=..</w:t>
+      </w:r>
+      <w:proofErr w:type="gramEnd"/>
+      <w:r>
+        <w:rPr>
+          <w:rFonts w:ascii="Times New Roman" w:hAnsi="Times New Roman" w:cs="Times New Roman"/>
+        </w:rPr>
+        <w:t xml:space="preserve"> when running commands manually.</w:t>
       </w:r>
     </w:p>
     <w:p>
@@ -8286,8 +9344,55 @@
         <w:rPr>
           <w:rFonts w:ascii="Times New Roman" w:hAnsi="Times New Roman" w:cs="Times New Roman"/>
         </w:rPr>
-        <w:t>On macOS/Linux, use PYTHONPATH=.. when running commands manually.</w:t>
-      </w:r>
+        <w:t xml:space="preserve">On Windows, run_streamlit.ps1 sets this automatically — use the script rather than running </w:t>
+      </w:r>
+      <w:proofErr w:type="spellStart"/>
+      <w:r>
+        <w:rPr>
+          <w:rFonts w:ascii="Times New Roman" w:hAnsi="Times New Roman" w:cs="Times New Roman"/>
+        </w:rPr>
+        <w:t>streamlit</w:t>
+      </w:r>
+      <w:proofErr w:type="spellEnd"/>
+      <w:r>
+        <w:rPr>
+          <w:rFonts w:ascii="Times New Roman" w:hAnsi="Times New Roman" w:cs="Times New Roman"/>
+        </w:rPr>
+        <w:t xml:space="preserve"> directly.</w:t>
+      </w:r>
+    </w:p>
+    <w:p>
+      <w:pPr>
+        <w:pStyle w:val="Heading2"/>
+        <w:spacing w:before="240" w:line="360" w:lineRule="auto"/>
+        <w:rPr>
+          <w:rFonts w:ascii="Times New Roman" w:hAnsi="Times New Roman" w:cs="Times New Roman"/>
+        </w:rPr>
+      </w:pPr>
+      <w:bookmarkStart w:id="25" w:name="_Toc228625837"/>
+      <w:r>
+        <w:rPr>
+          <w:rFonts w:ascii="Times New Roman" w:hAnsi="Times New Roman" w:cs="Times New Roman"/>
+        </w:rPr>
+        <w:t xml:space="preserve">7.5 </w:t>
+      </w:r>
+      <w:proofErr w:type="spellStart"/>
+      <w:proofErr w:type="gramStart"/>
+      <w:r>
+        <w:rPr>
+          <w:rFonts w:ascii="Times New Roman" w:hAnsi="Times New Roman" w:cs="Times New Roman"/>
+        </w:rPr>
+        <w:t>openai.AuthenticationError</w:t>
+      </w:r>
+      <w:proofErr w:type="spellEnd"/>
+      <w:proofErr w:type="gramEnd"/>
+      <w:r>
+        <w:rPr>
+          <w:rFonts w:ascii="Times New Roman" w:hAnsi="Times New Roman" w:cs="Times New Roman"/>
+        </w:rPr>
+        <w:t xml:space="preserve"> or 401 Unauthorized</w:t>
+      </w:r>
+      <w:bookmarkEnd w:id="25"/>
     </w:p>
     <w:p>
       <w:pPr>
@@ -8306,31 +9411,30 @@
         <w:rPr>
           <w:rFonts w:ascii="Times New Roman" w:hAnsi="Times New Roman" w:cs="Times New Roman"/>
         </w:rPr>
-        <w:t>On Windows, run_streamlit.ps1 sets this automatically — use the script rather than running streamlit directly.</w:t>
-      </w:r>
-    </w:p>
-    <w:p>
-      <w:pPr>
-        <w:pStyle w:val="Heading2"/>
-        <w:spacing w:before="240" w:line="360" w:lineRule="auto"/>
-        <w:rPr>
-          <w:rFonts w:ascii="Times New Roman" w:hAnsi="Times New Roman" w:cs="Times New Roman"/>
-        </w:rPr>
-      </w:pPr>
-      <w:bookmarkStart w:id="25" w:name="_Toc228548663"/>
-      <w:r>
-        <w:rPr>
-          <w:rFonts w:ascii="Times New Roman" w:hAnsi="Times New Roman" w:cs="Times New Roman"/>
-        </w:rPr>
-        <w:t xml:space="preserve">7.5 </w:t>
-      </w:r>
-      <w:r>
-        <w:rPr>
-          <w:rFonts w:ascii="Times New Roman" w:hAnsi="Times New Roman" w:cs="Times New Roman"/>
-        </w:rPr>
-        <w:t>openai.AuthenticationError or 401 Unauthorized</w:t>
-      </w:r>
-      <w:bookmarkEnd w:id="25"/>
+        <w:t xml:space="preserve">Your OPENAI_API_KEY in </w:t>
+      </w:r>
+      <w:proofErr w:type="spellStart"/>
+      <w:r>
+        <w:rPr>
+          <w:rFonts w:ascii="Times New Roman" w:hAnsi="Times New Roman" w:cs="Times New Roman"/>
+        </w:rPr>
+        <w:t>SystemCode</w:t>
+      </w:r>
+      <w:proofErr w:type="spellEnd"/>
+      <w:proofErr w:type="gramStart"/>
+      <w:r>
+        <w:rPr>
+          <w:rFonts w:ascii="Times New Roman" w:hAnsi="Times New Roman" w:cs="Times New Roman"/>
+        </w:rPr>
+        <w:t>/.env</w:t>
+      </w:r>
+      <w:proofErr w:type="gramEnd"/>
+      <w:r>
+        <w:rPr>
+          <w:rFonts w:ascii="Times New Roman" w:hAnsi="Times New Roman" w:cs="Times New Roman"/>
+        </w:rPr>
+        <w:t xml:space="preserve"> is missing or incorrect.</w:t>
+      </w:r>
     </w:p>
     <w:p>
       <w:pPr>
@@ -8349,8 +9453,31 @@
         <w:rPr>
           <w:rFonts w:ascii="Times New Roman" w:hAnsi="Times New Roman" w:cs="Times New Roman"/>
         </w:rPr>
-        <w:t>Your OPENAI_API_KEY in SystemCode/.env is missing or incorrect.</w:t>
-      </w:r>
+        <w:t>Verify the key at platform.openai.com.</w:t>
+      </w:r>
+    </w:p>
+    <w:p>
+      <w:pPr>
+        <w:pStyle w:val="Heading2"/>
+        <w:spacing w:before="240" w:line="360" w:lineRule="auto"/>
+        <w:rPr>
+          <w:rFonts w:ascii="Times New Roman" w:hAnsi="Times New Roman" w:cs="Times New Roman"/>
+        </w:rPr>
+      </w:pPr>
+      <w:bookmarkStart w:id="26" w:name="_Toc228625838"/>
+      <w:r>
+        <w:rPr>
+          <w:rFonts w:ascii="Times New Roman" w:hAnsi="Times New Roman" w:cs="Times New Roman"/>
+        </w:rPr>
+        <w:t xml:space="preserve">7.6 </w:t>
+      </w:r>
+      <w:r>
+        <w:rPr>
+          <w:rFonts w:ascii="Times New Roman" w:hAnsi="Times New Roman" w:cs="Times New Roman"/>
+        </w:rPr>
+        <w:t>Profile not saving</w:t>
+      </w:r>
+      <w:bookmarkEnd w:id="26"/>
     </w:p>
     <w:p>
       <w:pPr>
@@ -8369,31 +9496,22 @@
         <w:rPr>
           <w:rFonts w:ascii="Times New Roman" w:hAnsi="Times New Roman" w:cs="Times New Roman"/>
         </w:rPr>
-        <w:t>Verify the key at platform.openai.com.</w:t>
-      </w:r>
-    </w:p>
-    <w:p>
-      <w:pPr>
-        <w:pStyle w:val="Heading2"/>
-        <w:spacing w:before="240" w:line="360" w:lineRule="auto"/>
-        <w:rPr>
-          <w:rFonts w:ascii="Times New Roman" w:hAnsi="Times New Roman" w:cs="Times New Roman"/>
-        </w:rPr>
-      </w:pPr>
-      <w:bookmarkStart w:id="26" w:name="_Toc228548664"/>
-      <w:r>
-        <w:rPr>
-          <w:rFonts w:ascii="Times New Roman" w:hAnsi="Times New Roman" w:cs="Times New Roman"/>
-        </w:rPr>
-        <w:t xml:space="preserve">7.6 </w:t>
-      </w:r>
-      <w:r>
-        <w:rPr>
-          <w:rFonts w:ascii="Times New Roman" w:hAnsi="Times New Roman" w:cs="Times New Roman"/>
-        </w:rPr>
-        <w:t>Profile not saving</w:t>
-      </w:r>
-      <w:bookmarkEnd w:id="26"/>
+        <w:t xml:space="preserve">Ensure the </w:t>
+      </w:r>
+      <w:proofErr w:type="spellStart"/>
+      <w:r>
+        <w:rPr>
+          <w:rFonts w:ascii="Times New Roman" w:hAnsi="Times New Roman" w:cs="Times New Roman"/>
+        </w:rPr>
+        <w:t>SystemCode</w:t>
+      </w:r>
+      <w:proofErr w:type="spellEnd"/>
+      <w:r>
+        <w:rPr>
+          <w:rFonts w:ascii="Times New Roman" w:hAnsi="Times New Roman" w:cs="Times New Roman"/>
+        </w:rPr>
+        <w:t>/data/profiles/ directory exists. It is created automatically on first run.</w:t>
+      </w:r>
     </w:p>
     <w:p>
       <w:pPr>
@@ -8412,8 +9530,59 @@
         <w:rPr>
           <w:rFonts w:ascii="Times New Roman" w:hAnsi="Times New Roman" w:cs="Times New Roman"/>
         </w:rPr>
-        <w:t>Ensure the SystemCode/data/profiles/ directory exists. It is created automatically on first run.</w:t>
-      </w:r>
+        <w:t xml:space="preserve">Check </w:t>
+      </w:r>
+      <w:proofErr w:type="gramStart"/>
+      <w:r>
+        <w:rPr>
+          <w:rFonts w:ascii="Times New Roman" w:hAnsi="Times New Roman" w:cs="Times New Roman"/>
+        </w:rPr>
+        <w:t>write</w:t>
+      </w:r>
+      <w:proofErr w:type="gramEnd"/>
+      <w:r>
+        <w:rPr>
+          <w:rFonts w:ascii="Times New Roman" w:hAnsi="Times New Roman" w:cs="Times New Roman"/>
+        </w:rPr>
+        <w:t xml:space="preserve"> permissions on the </w:t>
+      </w:r>
+      <w:proofErr w:type="spellStart"/>
+      <w:r>
+        <w:rPr>
+          <w:rFonts w:ascii="Times New Roman" w:hAnsi="Times New Roman" w:cs="Times New Roman"/>
+        </w:rPr>
+        <w:t>SystemCode</w:t>
+      </w:r>
+      <w:proofErr w:type="spellEnd"/>
+      <w:r>
+        <w:rPr>
+          <w:rFonts w:ascii="Times New Roman" w:hAnsi="Times New Roman" w:cs="Times New Roman"/>
+        </w:rPr>
+        <w:t>/data/ directory.</w:t>
+      </w:r>
+    </w:p>
+    <w:p>
+      <w:pPr>
+        <w:pStyle w:val="Heading2"/>
+        <w:spacing w:before="240" w:line="360" w:lineRule="auto"/>
+        <w:rPr>
+          <w:rFonts w:ascii="Times New Roman" w:hAnsi="Times New Roman" w:cs="Times New Roman"/>
+        </w:rPr>
+      </w:pPr>
+      <w:bookmarkStart w:id="27" w:name="_Toc228625839"/>
+      <w:r>
+        <w:rPr>
+          <w:rFonts w:ascii="Times New Roman" w:hAnsi="Times New Roman" w:cs="Times New Roman"/>
+        </w:rPr>
+        <w:t xml:space="preserve">7.7 </w:t>
+      </w:r>
+      <w:r>
+        <w:rPr>
+          <w:rFonts w:ascii="Times New Roman" w:hAnsi="Times New Roman" w:cs="Times New Roman"/>
+        </w:rPr>
+        <w:t>Logs not being written</w:t>
+      </w:r>
+      <w:bookmarkEnd w:id="27"/>
     </w:p>
     <w:p>
       <w:pPr>
@@ -8432,31 +9601,30 @@
         <w:rPr>
           <w:rFonts w:ascii="Times New Roman" w:hAnsi="Times New Roman" w:cs="Times New Roman"/>
         </w:rPr>
-        <w:t>Check write permissions on the SystemCode/data/ directory.</w:t>
-      </w:r>
-    </w:p>
-    <w:p>
-      <w:pPr>
-        <w:pStyle w:val="Heading2"/>
-        <w:spacing w:before="240" w:line="360" w:lineRule="auto"/>
-        <w:rPr>
-          <w:rFonts w:ascii="Times New Roman" w:hAnsi="Times New Roman" w:cs="Times New Roman"/>
-        </w:rPr>
-      </w:pPr>
-      <w:bookmarkStart w:id="27" w:name="_Toc228548665"/>
-      <w:r>
-        <w:rPr>
-          <w:rFonts w:ascii="Times New Roman" w:hAnsi="Times New Roman" w:cs="Times New Roman"/>
-        </w:rPr>
-        <w:t xml:space="preserve">7.7 </w:t>
-      </w:r>
-      <w:r>
-        <w:rPr>
-          <w:rFonts w:ascii="Times New Roman" w:hAnsi="Times New Roman" w:cs="Times New Roman"/>
-        </w:rPr>
-        <w:t>Logs not being written</w:t>
-      </w:r>
-      <w:bookmarkEnd w:id="27"/>
+        <w:t xml:space="preserve">Ensure LOGGING_ENABLED=1 in </w:t>
+      </w:r>
+      <w:proofErr w:type="spellStart"/>
+      <w:r>
+        <w:rPr>
+          <w:rFonts w:ascii="Times New Roman" w:hAnsi="Times New Roman" w:cs="Times New Roman"/>
+        </w:rPr>
+        <w:t>SystemCode</w:t>
+      </w:r>
+      <w:proofErr w:type="spellEnd"/>
+      <w:proofErr w:type="gramStart"/>
+      <w:r>
+        <w:rPr>
+          <w:rFonts w:ascii="Times New Roman" w:hAnsi="Times New Roman" w:cs="Times New Roman"/>
+        </w:rPr>
+        <w:t>/.env</w:t>
+      </w:r>
+      <w:proofErr w:type="gramEnd"/>
+      <w:r>
+        <w:rPr>
+          <w:rFonts w:ascii="Times New Roman" w:hAnsi="Times New Roman" w:cs="Times New Roman"/>
+        </w:rPr>
+        <w:t>.</w:t>
+      </w:r>
     </w:p>
     <w:p>
       <w:pPr>
@@ -8475,27 +9643,21 @@
         <w:rPr>
           <w:rFonts w:ascii="Times New Roman" w:hAnsi="Times New Roman" w:cs="Times New Roman"/>
         </w:rPr>
-        <w:t>Ensure LOGGING_ENABLED=1 in SystemCode/.env.</w:t>
-      </w:r>
-    </w:p>
-    <w:p>
-      <w:pPr>
-        <w:pStyle w:val="ListParagraph"/>
-        <w:numPr>
-          <w:ilvl w:val="0"/>
-          <w:numId w:val="28"/>
-        </w:numPr>
-        <w:spacing w:after="0" w:line="360" w:lineRule="auto"/>
-        <w:contextualSpacing w:val="0"/>
-        <w:rPr>
-          <w:rFonts w:ascii="Times New Roman" w:hAnsi="Times New Roman" w:cs="Times New Roman"/>
-        </w:rPr>
-      </w:pPr>
-      <w:r>
-        <w:rPr>
-          <w:rFonts w:ascii="Times New Roman" w:hAnsi="Times New Roman" w:cs="Times New Roman"/>
-        </w:rPr>
-        <w:t>Ensure the SystemCode/logs/ directory exists and is writable.</w:t>
+        <w:t xml:space="preserve">Ensure the </w:t>
+      </w:r>
+      <w:proofErr w:type="spellStart"/>
+      <w:r>
+        <w:rPr>
+          <w:rFonts w:ascii="Times New Roman" w:hAnsi="Times New Roman" w:cs="Times New Roman"/>
+        </w:rPr>
+        <w:t>SystemCode</w:t>
+      </w:r>
+      <w:proofErr w:type="spellEnd"/>
+      <w:r>
+        <w:rPr>
+          <w:rFonts w:ascii="Times New Roman" w:hAnsi="Times New Roman" w:cs="Times New Roman"/>
+        </w:rPr>
+        <w:t>/logs/ directory exists and is writable.</w:t>
       </w:r>
     </w:p>
     <w:p/>
@@ -10367,6 +11529,92 @@
     </w:lvl>
   </w:abstractNum>
   <w:abstractNum w:abstractNumId="17" w15:restartNumberingAfterBreak="0">
+    <w:nsid w:val="62506444"/>
+    <w:multiLevelType w:val="hybridMultilevel"/>
+    <w:tmpl w:val="A63CE1A4"/>
+    <w:lvl w:ilvl="0" w:tplc="4809000F">
+      <w:start w:val="1"/>
+      <w:numFmt w:val="decimal"/>
+      <w:lvlText w:val="%1."/>
+      <w:lvlJc w:val="left"/>
+      <w:pPr>
+        <w:ind w:left="1440" w:hanging="360"/>
+      </w:pPr>
+    </w:lvl>
+    <w:lvl w:ilvl="1" w:tplc="48090019" w:tentative="1">
+      <w:start w:val="1"/>
+      <w:numFmt w:val="lowerLetter"/>
+      <w:lvlText w:val="%2."/>
+      <w:lvlJc w:val="left"/>
+      <w:pPr>
+        <w:ind w:left="2160" w:hanging="360"/>
+      </w:pPr>
+    </w:lvl>
+    <w:lvl w:ilvl="2" w:tplc="4809001B" w:tentative="1">
+      <w:start w:val="1"/>
+      <w:numFmt w:val="lowerRoman"/>
+      <w:lvlText w:val="%3."/>
+      <w:lvlJc w:val="right"/>
+      <w:pPr>
+        <w:ind w:left="2880" w:hanging="180"/>
+      </w:pPr>
+    </w:lvl>
+    <w:lvl w:ilvl="3" w:tplc="4809000F" w:tentative="1">
+      <w:start w:val="1"/>
+      <w:numFmt w:val="decimal"/>
+      <w:lvlText w:val="%4."/>
+      <w:lvlJc w:val="left"/>
+      <w:pPr>
+        <w:ind w:left="3600" w:hanging="360"/>
+      </w:pPr>
+    </w:lvl>
+    <w:lvl w:ilvl="4" w:tplc="48090019" w:tentative="1">
+      <w:start w:val="1"/>
+      <w:numFmt w:val="lowerLetter"/>
+      <w:lvlText w:val="%5."/>
+      <w:lvlJc w:val="left"/>
+      <w:pPr>
+        <w:ind w:left="4320" w:hanging="360"/>
+      </w:pPr>
+    </w:lvl>
+    <w:lvl w:ilvl="5" w:tplc="4809001B" w:tentative="1">
+      <w:start w:val="1"/>
+      <w:numFmt w:val="lowerRoman"/>
+      <w:lvlText w:val="%6."/>
+      <w:lvlJc w:val="right"/>
+      <w:pPr>
+        <w:ind w:left="5040" w:hanging="180"/>
+      </w:pPr>
+    </w:lvl>
+    <w:lvl w:ilvl="6" w:tplc="4809000F" w:tentative="1">
+      <w:start w:val="1"/>
+      <w:numFmt w:val="decimal"/>
+      <w:lvlText w:val="%7."/>
+      <w:lvlJc w:val="left"/>
+      <w:pPr>
+        <w:ind w:left="5760" w:hanging="360"/>
+      </w:pPr>
+    </w:lvl>
+    <w:lvl w:ilvl="7" w:tplc="48090019" w:tentative="1">
+      <w:start w:val="1"/>
+      <w:numFmt w:val="lowerLetter"/>
+      <w:lvlText w:val="%8."/>
+      <w:lvlJc w:val="left"/>
+      <w:pPr>
+        <w:ind w:left="6480" w:hanging="360"/>
+      </w:pPr>
+    </w:lvl>
+    <w:lvl w:ilvl="8" w:tplc="4809001B" w:tentative="1">
+      <w:start w:val="1"/>
+      <w:numFmt w:val="lowerRoman"/>
+      <w:lvlText w:val="%9."/>
+      <w:lvlJc w:val="right"/>
+      <w:pPr>
+        <w:ind w:left="7200" w:hanging="180"/>
+      </w:pPr>
+    </w:lvl>
+  </w:abstractNum>
+  <w:abstractNum w:abstractNumId="18" w15:restartNumberingAfterBreak="0">
     <w:nsid w:val="661C14FE"/>
     <w:multiLevelType w:val="hybridMultilevel"/>
     <w:tmpl w:val="195ADE9E"/>
@@ -10479,7 +11727,7 @@
       </w:rPr>
     </w:lvl>
   </w:abstractNum>
-  <w:abstractNum w:abstractNumId="18" w15:restartNumberingAfterBreak="0">
+  <w:abstractNum w:abstractNumId="19" w15:restartNumberingAfterBreak="0">
     <w:nsid w:val="665A5ED5"/>
     <w:multiLevelType w:val="multilevel"/>
     <w:tmpl w:val="145436DA"/>
@@ -10592,7 +11840,7 @@
       </w:rPr>
     </w:lvl>
   </w:abstractNum>
-  <w:abstractNum w:abstractNumId="19" w15:restartNumberingAfterBreak="0">
+  <w:abstractNum w:abstractNumId="20" w15:restartNumberingAfterBreak="0">
     <w:nsid w:val="6DDE1D5B"/>
     <w:multiLevelType w:val="hybridMultilevel"/>
     <w:tmpl w:val="DEC8561A"/>
@@ -10681,7 +11929,7 @@
       </w:pPr>
     </w:lvl>
   </w:abstractNum>
-  <w:abstractNum w:abstractNumId="20" w15:restartNumberingAfterBreak="0">
+  <w:abstractNum w:abstractNumId="21" w15:restartNumberingAfterBreak="0">
     <w:nsid w:val="6FF00C14"/>
     <w:multiLevelType w:val="multilevel"/>
     <w:tmpl w:val="7CA41D16"/>
@@ -10794,7 +12042,7 @@
       </w:rPr>
     </w:lvl>
   </w:abstractNum>
-  <w:abstractNum w:abstractNumId="21" w15:restartNumberingAfterBreak="0">
+  <w:abstractNum w:abstractNumId="22" w15:restartNumberingAfterBreak="0">
     <w:nsid w:val="71396CE3"/>
     <w:multiLevelType w:val="hybridMultilevel"/>
     <w:tmpl w:val="27E4D1F0"/>
@@ -10907,7 +12155,7 @@
       </w:rPr>
     </w:lvl>
   </w:abstractNum>
-  <w:abstractNum w:abstractNumId="22" w15:restartNumberingAfterBreak="0">
+  <w:abstractNum w:abstractNumId="23" w15:restartNumberingAfterBreak="0">
     <w:nsid w:val="71B32CA2"/>
     <w:multiLevelType w:val="hybridMultilevel"/>
     <w:tmpl w:val="F7A2AE24"/>
@@ -11047,7 +12295,7 @@
       </w:rPr>
     </w:lvl>
   </w:abstractNum>
-  <w:abstractNum w:abstractNumId="23" w15:restartNumberingAfterBreak="0">
+  <w:abstractNum w:abstractNumId="24" w15:restartNumberingAfterBreak="0">
     <w:nsid w:val="74861C12"/>
     <w:multiLevelType w:val="multilevel"/>
     <w:tmpl w:val="B50C1B3E"/>
@@ -11160,7 +12408,7 @@
       </w:rPr>
     </w:lvl>
   </w:abstractNum>
-  <w:abstractNum w:abstractNumId="24" w15:restartNumberingAfterBreak="0">
+  <w:abstractNum w:abstractNumId="25" w15:restartNumberingAfterBreak="0">
     <w:nsid w:val="75E80853"/>
     <w:multiLevelType w:val="hybridMultilevel"/>
     <w:tmpl w:val="DC564EB8"/>
@@ -11214,7 +12462,7 @@
       <w:lvlJc w:val="left"/>
     </w:lvl>
   </w:abstractNum>
-  <w:abstractNum w:abstractNumId="25" w15:restartNumberingAfterBreak="0">
+  <w:abstractNum w:abstractNumId="26" w15:restartNumberingAfterBreak="0">
     <w:nsid w:val="75F20B11"/>
     <w:multiLevelType w:val="multilevel"/>
     <w:tmpl w:val="614C112A"/>
@@ -11331,7 +12579,7 @@
       </w:pPr>
     </w:lvl>
   </w:abstractNum>
-  <w:abstractNum w:abstractNumId="26" w15:restartNumberingAfterBreak="0">
+  <w:abstractNum w:abstractNumId="27" w15:restartNumberingAfterBreak="0">
     <w:nsid w:val="773747B0"/>
     <w:multiLevelType w:val="hybridMultilevel"/>
     <w:tmpl w:val="D7542948"/>
@@ -11444,7 +12692,7 @@
       </w:rPr>
     </w:lvl>
   </w:abstractNum>
-  <w:abstractNum w:abstractNumId="27" w15:restartNumberingAfterBreak="0">
+  <w:abstractNum w:abstractNumId="28" w15:restartNumberingAfterBreak="0">
     <w:nsid w:val="7854124B"/>
     <w:multiLevelType w:val="hybridMultilevel"/>
     <w:tmpl w:val="5D2488AA"/>
@@ -11533,7 +12781,7 @@
       </w:pPr>
     </w:lvl>
   </w:abstractNum>
-  <w:abstractNum w:abstractNumId="28" w15:restartNumberingAfterBreak="0">
+  <w:abstractNum w:abstractNumId="29" w15:restartNumberingAfterBreak="0">
     <w:nsid w:val="78F47C19"/>
     <w:multiLevelType w:val="hybridMultilevel"/>
     <w:tmpl w:val="5C349390"/>
@@ -11646,7 +12894,7 @@
       </w:rPr>
     </w:lvl>
   </w:abstractNum>
-  <w:abstractNum w:abstractNumId="29" w15:restartNumberingAfterBreak="0">
+  <w:abstractNum w:abstractNumId="30" w15:restartNumberingAfterBreak="0">
     <w:nsid w:val="7C604E41"/>
     <w:multiLevelType w:val="hybridMultilevel"/>
     <w:tmpl w:val="6E7CED96"/>
@@ -11733,13 +12981,13 @@
     </w:lvl>
   </w:abstractNum>
   <w:num w:numId="1" w16cid:durableId="115802814">
-    <w:abstractNumId w:val="20"/>
+    <w:abstractNumId w:val="21"/>
   </w:num>
   <w:num w:numId="2" w16cid:durableId="70274854">
-    <w:abstractNumId w:val="27"/>
+    <w:abstractNumId w:val="28"/>
   </w:num>
   <w:num w:numId="3" w16cid:durableId="783964619">
-    <w:abstractNumId w:val="29"/>
+    <w:abstractNumId w:val="30"/>
   </w:num>
   <w:num w:numId="4" w16cid:durableId="1928807528">
     <w:abstractNumId w:val="1"/>
@@ -11754,7 +13002,7 @@
     <w:abstractNumId w:val="4"/>
   </w:num>
   <w:num w:numId="8" w16cid:durableId="182983868">
-    <w:abstractNumId w:val="20"/>
+    <w:abstractNumId w:val="21"/>
     <w:lvlOverride w:ilvl="0">
       <w:lvl w:ilvl="0">
         <w:start w:val="1"/>
@@ -11883,7 +13131,7 @@
     </w:lvlOverride>
   </w:num>
   <w:num w:numId="9" w16cid:durableId="430056358">
-    <w:abstractNumId w:val="22"/>
+    <w:abstractNumId w:val="23"/>
   </w:num>
   <w:num w:numId="10" w16cid:durableId="1218933546">
     <w:abstractNumId w:val="10"/>
@@ -11892,25 +13140,25 @@
     <w:abstractNumId w:val="9"/>
   </w:num>
   <w:num w:numId="12" w16cid:durableId="1669090214">
-    <w:abstractNumId w:val="17"/>
+    <w:abstractNumId w:val="18"/>
   </w:num>
   <w:num w:numId="13" w16cid:durableId="1253276175">
-    <w:abstractNumId w:val="18"/>
+    <w:abstractNumId w:val="19"/>
   </w:num>
   <w:num w:numId="14" w16cid:durableId="475681945">
     <w:abstractNumId w:val="8"/>
   </w:num>
   <w:num w:numId="15" w16cid:durableId="652560071">
-    <w:abstractNumId w:val="23"/>
+    <w:abstractNumId w:val="24"/>
   </w:num>
   <w:num w:numId="16" w16cid:durableId="635181703">
     <w:abstractNumId w:val="13"/>
   </w:num>
   <w:num w:numId="17" w16cid:durableId="1454903142">
-    <w:abstractNumId w:val="26"/>
+    <w:abstractNumId w:val="27"/>
   </w:num>
   <w:num w:numId="18" w16cid:durableId="1288393876">
-    <w:abstractNumId w:val="21"/>
+    <w:abstractNumId w:val="22"/>
   </w:num>
   <w:num w:numId="19" w16cid:durableId="369569556">
     <w:abstractNumId w:val="14"/>
@@ -11919,7 +13167,7 @@
     <w:abstractNumId w:val="2"/>
   </w:num>
   <w:num w:numId="21" w16cid:durableId="1355841347">
-    <w:abstractNumId w:val="28"/>
+    <w:abstractNumId w:val="29"/>
   </w:num>
   <w:num w:numId="22" w16cid:durableId="837186834">
     <w:abstractNumId w:val="15"/>
@@ -11931,7 +13179,7 @@
     <w:abstractNumId w:val="3"/>
   </w:num>
   <w:num w:numId="25" w16cid:durableId="1326006592">
-    <w:abstractNumId w:val="19"/>
+    <w:abstractNumId w:val="20"/>
   </w:num>
   <w:num w:numId="26" w16cid:durableId="272245922">
     <w:abstractNumId w:val="0"/>
@@ -11952,10 +13200,13 @@
     <w:abstractNumId w:val="12"/>
   </w:num>
   <w:num w:numId="31" w16cid:durableId="202057433">
-    <w:abstractNumId w:val="24"/>
+    <w:abstractNumId w:val="25"/>
   </w:num>
   <w:num w:numId="32" w16cid:durableId="1522084348">
-    <w:abstractNumId w:val="25"/>
+    <w:abstractNumId w:val="26"/>
+  </w:num>
+  <w:num w:numId="33" w16cid:durableId="367339291">
+    <w:abstractNumId w:val="17"/>
   </w:num>
   <w:numIdMacAtCleanup w:val="27"/>
 </w:numbering>
@@ -12562,7 +13813,6 @@
   <w:style w:type="character" w:default="1" w:styleId="DefaultParagraphFont">
     <w:name w:val="Default Paragraph Font"/>
     <w:uiPriority w:val="1"/>
-    <w:semiHidden/>
     <w:unhideWhenUsed/>
   </w:style>
   <w:style w:type="table" w:default="1" w:styleId="TableNormal">
